--- a/report_template/template_main/tHRR_CustomEdition_CDQY_v1.2.0.docx
+++ b/report_template/template_main/tHRR_CustomEdition_CDQY_v1.2.0.docx
@@ -283,23 +283,13 @@
               <w:t>{{</w:t>
             </w:r>
             <w:proofErr w:type="spellStart"/>
-            <w:proofErr w:type="gramStart"/>
             <w:r>
               <w:rPr>
                 <w:rFonts w:ascii="微软雅黑" w:eastAsia="微软雅黑" w:hAnsi="微软雅黑"/>
                 <w:color w:val="262626"/>
                 <w:szCs w:val="21"/>
               </w:rPr>
-              <w:t>sample.patient</w:t>
-            </w:r>
-            <w:proofErr w:type="gramEnd"/>
-            <w:r>
-              <w:rPr>
-                <w:rFonts w:ascii="微软雅黑" w:eastAsia="微软雅黑" w:hAnsi="微软雅黑"/>
-                <w:color w:val="262626"/>
-                <w:szCs w:val="21"/>
-              </w:rPr>
-              <w:t>_name</w:t>
+              <w:t>sample.patient_name</w:t>
             </w:r>
             <w:proofErr w:type="spellEnd"/>
             <w:r>
@@ -481,7 +471,6 @@
               <w:t>{{</w:t>
             </w:r>
             <w:proofErr w:type="spellStart"/>
-            <w:proofErr w:type="gramStart"/>
             <w:r>
               <w:rPr>
                 <w:rFonts w:ascii="微软雅黑" w:eastAsia="微软雅黑" w:hAnsi="微软雅黑"/>
@@ -499,7 +488,6 @@
               <w:t>gender</w:t>
             </w:r>
             <w:proofErr w:type="spellEnd"/>
-            <w:proofErr w:type="gramEnd"/>
             <w:r>
               <w:rPr>
                 <w:rFonts w:ascii="微软雅黑" w:eastAsia="微软雅黑" w:hAnsi="微软雅黑" w:hint="eastAsia"/>
@@ -713,7 +701,6 @@
               <w:t>{{</w:t>
             </w:r>
             <w:proofErr w:type="spellStart"/>
-            <w:proofErr w:type="gramStart"/>
             <w:r>
               <w:rPr>
                 <w:rFonts w:ascii="微软雅黑" w:eastAsia="微软雅黑" w:hAnsi="微软雅黑"/>
@@ -728,16 +715,7 @@
                 <w:color w:val="262626"/>
                 <w:szCs w:val="21"/>
               </w:rPr>
-              <w:t>receive</w:t>
-            </w:r>
-            <w:proofErr w:type="gramEnd"/>
-            <w:r>
-              <w:rPr>
-                <w:rFonts w:ascii="微软雅黑" w:eastAsia="微软雅黑" w:hAnsi="微软雅黑"/>
-                <w:color w:val="262626"/>
-                <w:szCs w:val="21"/>
-              </w:rPr>
-              <w:t>_data</w:t>
+              <w:t>receive_data</w:t>
             </w:r>
             <w:proofErr w:type="spellEnd"/>
             <w:r>
@@ -811,7 +789,6 @@
               <w:t>{{</w:t>
             </w:r>
             <w:proofErr w:type="spellStart"/>
-            <w:proofErr w:type="gramStart"/>
             <w:r>
               <w:rPr>
                 <w:rFonts w:ascii="微软雅黑" w:eastAsia="微软雅黑" w:hAnsi="微软雅黑"/>
@@ -820,7 +797,6 @@
               </w:rPr>
               <w:t>sample.report</w:t>
             </w:r>
-            <w:proofErr w:type="gramEnd"/>
             <w:r>
               <w:rPr>
                 <w:rFonts w:ascii="微软雅黑" w:eastAsia="微软雅黑" w:hAnsi="微软雅黑"/>
@@ -2537,7 +2513,6 @@
               <w:t>{{</w:t>
             </w:r>
             <w:proofErr w:type="spellStart"/>
-            <w:proofErr w:type="gramStart"/>
             <w:r>
               <w:rPr>
                 <w:rFonts w:ascii="微软雅黑" w:eastAsia="微软雅黑" w:hAnsi="微软雅黑" w:cs="Times New Roman"/>
@@ -2545,17 +2520,7 @@
                 <w:sz w:val="24"/>
                 <w:szCs w:val="24"/>
               </w:rPr>
-              <w:t>sample.patient</w:t>
-            </w:r>
-            <w:proofErr w:type="gramEnd"/>
-            <w:r>
-              <w:rPr>
-                <w:rFonts w:ascii="微软雅黑" w:eastAsia="微软雅黑" w:hAnsi="微软雅黑" w:cs="Times New Roman"/>
-                <w:kern w:val="0"/>
-                <w:sz w:val="24"/>
-                <w:szCs w:val="24"/>
-              </w:rPr>
-              <w:t>_name</w:t>
+              <w:t>sample.patient_name</w:t>
             </w:r>
             <w:proofErr w:type="spellEnd"/>
             <w:r>
@@ -2609,7 +2574,6 @@
               <w:t>{{</w:t>
             </w:r>
             <w:proofErr w:type="spellStart"/>
-            <w:proofErr w:type="gramStart"/>
             <w:r>
               <w:rPr>
                 <w:rFonts w:ascii="微软雅黑" w:eastAsia="微软雅黑" w:hAnsi="微软雅黑" w:cs="Times New Roman"/>
@@ -2620,7 +2584,6 @@
               <w:t>sample.gender</w:t>
             </w:r>
             <w:proofErr w:type="spellEnd"/>
-            <w:proofErr w:type="gramEnd"/>
             <w:r>
               <w:rPr>
                 <w:rFonts w:ascii="微软雅黑" w:eastAsia="微软雅黑" w:hAnsi="微软雅黑" w:cs="Times New Roman"/>
@@ -2784,7 +2747,6 @@
               <w:t>{{</w:t>
             </w:r>
             <w:proofErr w:type="spellStart"/>
-            <w:proofErr w:type="gramStart"/>
             <w:r>
               <w:rPr>
                 <w:rFonts w:ascii="微软雅黑" w:eastAsia="微软雅黑" w:hAnsi="微软雅黑" w:cs="Times New Roman"/>
@@ -2792,17 +2754,7 @@
                 <w:sz w:val="24"/>
                 <w:szCs w:val="24"/>
               </w:rPr>
-              <w:t>sample.pathological</w:t>
-            </w:r>
-            <w:proofErr w:type="gramEnd"/>
-            <w:r>
-              <w:rPr>
-                <w:rFonts w:ascii="微软雅黑" w:eastAsia="微软雅黑" w:hAnsi="微软雅黑" w:cs="Times New Roman"/>
-                <w:kern w:val="0"/>
-                <w:sz w:val="24"/>
-                <w:szCs w:val="24"/>
-              </w:rPr>
-              <w:t>_id</w:t>
+              <w:t>sample.pathological_id</w:t>
             </w:r>
             <w:proofErr w:type="spellEnd"/>
             <w:r>
@@ -2859,7 +2811,6 @@
               <w:t>{{</w:t>
             </w:r>
             <w:proofErr w:type="spellStart"/>
-            <w:proofErr w:type="gramStart"/>
             <w:r>
               <w:rPr>
                 <w:rFonts w:ascii="微软雅黑" w:eastAsia="微软雅黑" w:hAnsi="微软雅黑" w:cs="Times New Roman"/>
@@ -2867,17 +2818,7 @@
                 <w:sz w:val="24"/>
                 <w:szCs w:val="24"/>
               </w:rPr>
-              <w:t>sample.pathol</w:t>
-            </w:r>
-            <w:proofErr w:type="gramEnd"/>
-            <w:r>
-              <w:rPr>
-                <w:rFonts w:ascii="微软雅黑" w:eastAsia="微软雅黑" w:hAnsi="微软雅黑" w:cs="Times New Roman"/>
-                <w:kern w:val="0"/>
-                <w:sz w:val="24"/>
-                <w:szCs w:val="24"/>
-              </w:rPr>
-              <w:t>_diagn</w:t>
+              <w:t>sample.pathol_diagn</w:t>
             </w:r>
             <w:proofErr w:type="spellEnd"/>
             <w:r>
@@ -3294,7 +3235,6 @@
               <w:t>tumor_content</w:t>
             </w:r>
             <w:proofErr w:type="spellEnd"/>
-            <w:proofErr w:type="gramStart"/>
             <w:r>
               <w:rPr>
                 <w:rFonts w:ascii="微软雅黑" w:eastAsia="微软雅黑" w:hAnsi="微软雅黑" w:cs="Times New Roman"/>
@@ -3305,7 +3245,6 @@
               <w:t>”]|</w:t>
             </w:r>
             <w:proofErr w:type="spellStart"/>
-            <w:proofErr w:type="gramEnd"/>
             <w:r>
               <w:rPr>
                 <w:rFonts w:ascii="微软雅黑" w:eastAsia="微软雅黑" w:hAnsi="微软雅黑" w:cs="Times New Roman"/>
@@ -3379,7 +3318,6 @@
               <w:t>tumor_content</w:t>
             </w:r>
             <w:proofErr w:type="spellEnd"/>
-            <w:proofErr w:type="gramStart"/>
             <w:r>
               <w:rPr>
                 <w:rFonts w:ascii="微软雅黑" w:eastAsia="微软雅黑" w:hAnsi="微软雅黑" w:cs="Times New Roman"/>
@@ -3390,7 +3328,6 @@
               <w:t>”]|</w:t>
             </w:r>
             <w:proofErr w:type="spellStart"/>
-            <w:proofErr w:type="gramEnd"/>
             <w:r>
               <w:rPr>
                 <w:rFonts w:ascii="微软雅黑" w:eastAsia="微软雅黑" w:hAnsi="微软雅黑" w:cs="Times New Roman"/>
@@ -3497,7 +3434,6 @@
               <w:t>rformed</w:t>
             </w:r>
             <w:proofErr w:type="spellEnd"/>
-            <w:proofErr w:type="gramStart"/>
             <w:r>
               <w:rPr>
                 <w:rFonts w:ascii="微软雅黑" w:eastAsia="微软雅黑" w:hAnsi="微软雅黑" w:cs="Times New Roman"/>
@@ -3508,7 +3444,6 @@
               <w:t>”]|</w:t>
             </w:r>
             <w:proofErr w:type="spellStart"/>
-            <w:proofErr w:type="gramEnd"/>
             <w:r>
               <w:rPr>
                 <w:rFonts w:ascii="微软雅黑" w:eastAsia="微软雅黑" w:hAnsi="微软雅黑" w:cs="Times New Roman"/>
@@ -3591,7 +3526,6 @@
               <w:t>tumor_content_macrodissection_performed</w:t>
             </w:r>
             <w:proofErr w:type="spellEnd"/>
-            <w:proofErr w:type="gramStart"/>
             <w:r>
               <w:rPr>
                 <w:rFonts w:ascii="微软雅黑" w:eastAsia="微软雅黑" w:hAnsi="微软雅黑" w:cs="Times New Roman"/>
@@ -3602,7 +3536,6 @@
               <w:t>”]|</w:t>
             </w:r>
             <w:proofErr w:type="spellStart"/>
-            <w:proofErr w:type="gramEnd"/>
             <w:r>
               <w:rPr>
                 <w:rFonts w:ascii="微软雅黑" w:eastAsia="微软雅黑" w:hAnsi="微软雅黑" w:cs="Times New Roman"/>
@@ -3699,7 +3632,6 @@
               <w:t>tumor_content</w:t>
             </w:r>
             <w:proofErr w:type="spellEnd"/>
-            <w:proofErr w:type="gramStart"/>
             <w:r>
               <w:rPr>
                 <w:rFonts w:ascii="微软雅黑" w:eastAsia="微软雅黑" w:hAnsi="微软雅黑" w:cs="Times New Roman"/>
@@ -3710,7 +3642,6 @@
               <w:t>”]|</w:t>
             </w:r>
             <w:proofErr w:type="spellStart"/>
-            <w:proofErr w:type="gramEnd"/>
             <w:r>
               <w:rPr>
                 <w:rFonts w:ascii="微软雅黑" w:eastAsia="微软雅黑" w:hAnsi="微软雅黑" w:cs="Times New Roman"/>
@@ -4038,22 +3969,9 @@
           <w:szCs w:val="28"/>
           <w:lang w:val="en-CA"/>
         </w:rPr>
-        <w:t>检测结果总</w:t>
-      </w:r>
-      <w:proofErr w:type="gramStart"/>
-      <w:r>
-        <w:rPr>
-          <w:rFonts w:cs="Arial" w:hint="eastAsia"/>
-          <w:bCs/>
-          <w:smallCaps w:val="0"/>
-          <w:color w:val="009999"/>
-          <w:szCs w:val="28"/>
-          <w:lang w:val="en-CA"/>
-        </w:rPr>
-        <w:t>览</w:t>
+        <w:t>检测结果总览</w:t>
       </w:r>
       <w:bookmarkEnd w:id="5"/>
-      <w:proofErr w:type="gramEnd"/>
     </w:p>
     <w:tbl>
       <w:tblPr>
@@ -4253,27 +4171,7 @@
                 <w:sz w:val="18"/>
                 <w:szCs w:val="18"/>
               </w:rPr>
-              <w:t>{%tr if var_brca.snv_</w:t>
-            </w:r>
-            <w:proofErr w:type="gramStart"/>
-            <w:r>
-              <w:rPr>
-                <w:rFonts w:ascii="微软雅黑" w:eastAsia="微软雅黑" w:hAnsi="微软雅黑"/>
-                <w:kern w:val="0"/>
-                <w:sz w:val="18"/>
-                <w:szCs w:val="18"/>
-              </w:rPr>
-              <w:t>s.B</w:t>
-            </w:r>
-            <w:proofErr w:type="gramEnd"/>
-            <w:r>
-              <w:rPr>
-                <w:rFonts w:ascii="微软雅黑" w:eastAsia="微软雅黑" w:hAnsi="微软雅黑"/>
-                <w:kern w:val="0"/>
-                <w:sz w:val="18"/>
-                <w:szCs w:val="18"/>
-              </w:rPr>
-              <w:t>1_L5+ var_brca.snv_s.B1_L4%}</w:t>
+              <w:t>{%tr if var_brca.snv_s.B1_L5+ var_brca.snv_s.B1_L4%}</w:t>
             </w:r>
           </w:p>
         </w:tc>
@@ -4304,27 +4202,7 @@
                 <w:sz w:val="18"/>
                 <w:szCs w:val="18"/>
               </w:rPr>
-              <w:t>{%tr for a in var_brca.snv_</w:t>
-            </w:r>
-            <w:proofErr w:type="gramStart"/>
-            <w:r>
-              <w:rPr>
-                <w:rFonts w:ascii="微软雅黑" w:eastAsia="微软雅黑" w:hAnsi="微软雅黑"/>
-                <w:kern w:val="0"/>
-                <w:sz w:val="18"/>
-                <w:szCs w:val="18"/>
-              </w:rPr>
-              <w:t>s.B</w:t>
-            </w:r>
-            <w:proofErr w:type="gramEnd"/>
-            <w:r>
-              <w:rPr>
-                <w:rFonts w:ascii="微软雅黑" w:eastAsia="微软雅黑" w:hAnsi="微软雅黑"/>
-                <w:kern w:val="0"/>
-                <w:sz w:val="18"/>
-                <w:szCs w:val="18"/>
-              </w:rPr>
-              <w:t>1_L5+ var_brca.snv_s.B1_L4%}</w:t>
+              <w:t>{%tr for a in var_brca.snv_s.B1_L5+ var_brca.snv_s.B1_L4%}</w:t>
             </w:r>
           </w:p>
         </w:tc>
@@ -4365,7 +4243,6 @@
               <w:t>{{</w:t>
             </w:r>
             <w:proofErr w:type="spellStart"/>
-            <w:proofErr w:type="gramStart"/>
             <w:r>
               <w:rPr>
                 <w:rFonts w:ascii="微软雅黑" w:eastAsia="微软雅黑" w:hAnsi="微软雅黑"/>
@@ -4377,9 +4254,9 @@
                 <w:sz w:val="18"/>
                 <w:szCs w:val="18"/>
               </w:rPr>
-              <w:t>a.gene</w:t>
-            </w:r>
-            <w:proofErr w:type="gramEnd"/>
+              <w:t>a.gene_symbol</w:t>
+            </w:r>
+            <w:proofErr w:type="spellEnd"/>
             <w:r>
               <w:rPr>
                 <w:rFonts w:ascii="微软雅黑" w:eastAsia="微软雅黑" w:hAnsi="微软雅黑"/>
@@ -4391,16 +4268,90 @@
                 <w:sz w:val="18"/>
                 <w:szCs w:val="18"/>
               </w:rPr>
-              <w:t>_symbol</w:t>
+              <w:t>}}</w:t>
+            </w:r>
+          </w:p>
+        </w:tc>
+        <w:tc>
+          <w:tcPr>
+            <w:tcW w:w="1390" w:type="dxa"/>
+          </w:tcPr>
+          <w:p>
+            <w:pPr>
+              <w:jc w:val="center"/>
+              <w:rPr>
+                <w:rFonts w:ascii="微软雅黑" w:eastAsia="微软雅黑" w:hAnsi="微软雅黑"/>
+                <w:kern w:val="0"/>
+                <w:sz w:val="18"/>
+                <w:szCs w:val="18"/>
+              </w:rPr>
+            </w:pPr>
+            <w:r>
+              <w:rPr>
+                <w:rFonts w:ascii="微软雅黑" w:eastAsia="微软雅黑" w:hAnsi="微软雅黑"/>
+                <w:kern w:val="0"/>
+                <w:sz w:val="18"/>
+                <w:szCs w:val="18"/>
+              </w:rPr>
+              <w:t>N</w:t>
+            </w:r>
+            <w:r>
+              <w:rPr>
+                <w:rFonts w:ascii="微软雅黑" w:eastAsia="微软雅黑" w:hAnsi="微软雅黑" w:hint="eastAsia"/>
+                <w:kern w:val="0"/>
+                <w:sz w:val="18"/>
+                <w:szCs w:val="18"/>
+              </w:rPr>
+              <w:t>/</w:t>
+            </w:r>
+            <w:r>
+              <w:rPr>
+                <w:rFonts w:ascii="微软雅黑" w:eastAsia="微软雅黑" w:hAnsi="微软雅黑"/>
+                <w:kern w:val="0"/>
+                <w:sz w:val="18"/>
+                <w:szCs w:val="18"/>
+              </w:rPr>
+              <w:t>A</w:t>
+            </w:r>
+          </w:p>
+        </w:tc>
+        <w:tc>
+          <w:tcPr>
+            <w:tcW w:w="4099" w:type="dxa"/>
+          </w:tcPr>
+          <w:p>
+            <w:pPr>
+              <w:jc w:val="center"/>
+              <w:rPr>
+                <w:rFonts w:ascii="微软雅黑" w:eastAsia="微软雅黑" w:hAnsi="微软雅黑"/>
+                <w:kern w:val="0"/>
+                <w:sz w:val="18"/>
+                <w:szCs w:val="18"/>
+              </w:rPr>
+            </w:pPr>
+            <w:r>
+              <w:rPr>
+                <w:rFonts w:ascii="微软雅黑" w:eastAsia="微软雅黑" w:hAnsi="微软雅黑"/>
+                <w:kern w:val="0"/>
+                <w:sz w:val="18"/>
+                <w:szCs w:val="18"/>
+              </w:rPr>
+              <w:t>{{</w:t>
+            </w:r>
+            <w:proofErr w:type="spellStart"/>
+            <w:r>
+              <w:rPr>
+                <w:rFonts w:ascii="微软雅黑" w:eastAsia="微软雅黑" w:hAnsi="微软雅黑"/>
+                <w:kern w:val="0"/>
+                <w:sz w:val="18"/>
+                <w:szCs w:val="18"/>
+              </w:rPr>
+              <w:t>a.gene_region</w:t>
             </w:r>
             <w:proofErr w:type="spellEnd"/>
             <w:r>
               <w:rPr>
                 <w:rFonts w:ascii="微软雅黑" w:eastAsia="微软雅黑" w:hAnsi="微软雅黑"/>
-                <w:b/>
-                <w:bCs/>
-                <w:i/>
-                <w:iCs/>
                 <w:kern w:val="0"/>
                 <w:sz w:val="18"/>
                 <w:szCs w:val="18"/>
@@ -4408,29 +4359,64 @@
               <w:t>}}</w:t>
             </w:r>
           </w:p>
-        </w:tc>
-        <w:tc>
-          <w:tcPr>
-            <w:tcW w:w="1390" w:type="dxa"/>
-          </w:tcPr>
-          <w:p>
-            <w:pPr>
-              <w:jc w:val="center"/>
-              <w:rPr>
-                <w:rFonts w:ascii="微软雅黑" w:eastAsia="微软雅黑" w:hAnsi="微软雅黑"/>
-                <w:kern w:val="0"/>
-                <w:sz w:val="18"/>
-                <w:szCs w:val="18"/>
-              </w:rPr>
-            </w:pPr>
-            <w:r>
-              <w:rPr>
-                <w:rFonts w:ascii="微软雅黑" w:eastAsia="微软雅黑" w:hAnsi="微软雅黑"/>
-                <w:kern w:val="0"/>
-                <w:sz w:val="18"/>
-                <w:szCs w:val="18"/>
-              </w:rPr>
-              <w:t>N</w:t>
+          <w:p>
+            <w:pPr>
+              <w:jc w:val="center"/>
+              <w:rPr>
+                <w:rFonts w:ascii="微软雅黑" w:eastAsia="微软雅黑" w:hAnsi="微软雅黑"/>
+                <w:kern w:val="0"/>
+                <w:sz w:val="18"/>
+                <w:szCs w:val="18"/>
+              </w:rPr>
+            </w:pPr>
+            <w:r>
+              <w:rPr>
+                <w:rFonts w:ascii="微软雅黑" w:eastAsia="微软雅黑" w:hAnsi="微软雅黑"/>
+                <w:kern w:val="0"/>
+                <w:sz w:val="18"/>
+                <w:szCs w:val="18"/>
+              </w:rPr>
+              <w:t>{{</w:t>
+            </w:r>
+            <w:proofErr w:type="spellStart"/>
+            <w:r>
+              <w:rPr>
+                <w:rFonts w:ascii="微软雅黑" w:eastAsia="微软雅黑" w:hAnsi="微软雅黑"/>
+                <w:kern w:val="0"/>
+                <w:sz w:val="18"/>
+                <w:szCs w:val="18"/>
+              </w:rPr>
+              <w:t>a.hgvs_c</w:t>
+            </w:r>
+            <w:proofErr w:type="spellEnd"/>
+            <w:r>
+              <w:rPr>
+                <w:rFonts w:ascii="微软雅黑" w:eastAsia="微软雅黑" w:hAnsi="微软雅黑"/>
+                <w:kern w:val="0"/>
+                <w:sz w:val="18"/>
+                <w:szCs w:val="18"/>
+              </w:rPr>
+              <w:t>}}</w:t>
+            </w:r>
+          </w:p>
+          <w:p>
+            <w:pPr>
+              <w:jc w:val="center"/>
+              <w:rPr>
+                <w:rFonts w:ascii="微软雅黑" w:eastAsia="微软雅黑" w:hAnsi="微软雅黑"/>
+                <w:kern w:val="0"/>
+                <w:sz w:val="18"/>
+                <w:szCs w:val="18"/>
+              </w:rPr>
+            </w:pPr>
+            <w:r>
+              <w:rPr>
+                <w:rFonts w:ascii="微软雅黑" w:eastAsia="微软雅黑" w:hAnsi="微软雅黑"/>
+                <w:kern w:val="0"/>
+                <w:sz w:val="18"/>
+                <w:szCs w:val="18"/>
+              </w:rPr>
+              <w:t>{%</w:t>
             </w:r>
             <w:r>
               <w:rPr>
@@ -4439,23 +4425,47 @@
                 <w:sz w:val="18"/>
                 <w:szCs w:val="18"/>
               </w:rPr>
-              <w:t>/</w:t>
-            </w:r>
-            <w:r>
-              <w:rPr>
-                <w:rFonts w:ascii="微软雅黑" w:eastAsia="微软雅黑" w:hAnsi="微软雅黑"/>
-                <w:kern w:val="0"/>
-                <w:sz w:val="18"/>
-                <w:szCs w:val="18"/>
-              </w:rPr>
-              <w:t>A</w:t>
-            </w:r>
-          </w:p>
-        </w:tc>
-        <w:tc>
-          <w:tcPr>
-            <w:tcW w:w="4099" w:type="dxa"/>
-          </w:tcPr>
+              <w:t>p</w:t>
+            </w:r>
+            <w:r>
+              <w:rPr>
+                <w:rFonts w:ascii="微软雅黑" w:eastAsia="微软雅黑" w:hAnsi="微软雅黑"/>
+                <w:kern w:val="0"/>
+                <w:sz w:val="18"/>
+                <w:szCs w:val="18"/>
+              </w:rPr>
+              <w:t xml:space="preserve"> </w:t>
+            </w:r>
+            <w:r>
+              <w:rPr>
+                <w:rFonts w:ascii="微软雅黑" w:eastAsia="微软雅黑" w:hAnsi="微软雅黑"/>
+                <w:kern w:val="0"/>
+                <w:sz w:val="18"/>
+                <w:szCs w:val="18"/>
+              </w:rPr>
+              <w:t xml:space="preserve">if </w:t>
+            </w:r>
+            <w:proofErr w:type="spellStart"/>
+            <w:r>
+              <w:rPr>
+                <w:rFonts w:ascii="微软雅黑" w:eastAsia="微软雅黑" w:hAnsi="微软雅黑"/>
+                <w:kern w:val="0"/>
+                <w:sz w:val="18"/>
+                <w:szCs w:val="18"/>
+              </w:rPr>
+              <w:t>a.hgvs_p</w:t>
+            </w:r>
+            <w:proofErr w:type="spellEnd"/>
+            <w:r>
+              <w:rPr>
+                <w:rFonts w:ascii="微软雅黑" w:eastAsia="微软雅黑" w:hAnsi="微软雅黑"/>
+                <w:kern w:val="0"/>
+                <w:sz w:val="18"/>
+                <w:szCs w:val="18"/>
+              </w:rPr>
+              <w:t>!=”p.?”%}</w:t>
+            </w:r>
+          </w:p>
           <w:p>
             <w:pPr>
               <w:jc w:val="center"/>
@@ -4476,25 +4486,14 @@
               <w:t>{{</w:t>
             </w:r>
             <w:proofErr w:type="spellStart"/>
-            <w:proofErr w:type="gramStart"/>
-            <w:r>
-              <w:rPr>
-                <w:rFonts w:ascii="微软雅黑" w:eastAsia="微软雅黑" w:hAnsi="微软雅黑"/>
-                <w:kern w:val="0"/>
-                <w:sz w:val="18"/>
-                <w:szCs w:val="18"/>
-              </w:rPr>
-              <w:t>a.gene</w:t>
-            </w:r>
-            <w:proofErr w:type="gramEnd"/>
-            <w:r>
-              <w:rPr>
-                <w:rFonts w:ascii="微软雅黑" w:eastAsia="微软雅黑" w:hAnsi="微软雅黑"/>
-                <w:kern w:val="0"/>
-                <w:sz w:val="18"/>
-                <w:szCs w:val="18"/>
-              </w:rPr>
-              <w:t>_region</w:t>
+            <w:r>
+              <w:rPr>
+                <w:rFonts w:ascii="微软雅黑" w:eastAsia="微软雅黑" w:hAnsi="微软雅黑"/>
+                <w:kern w:val="0"/>
+                <w:sz w:val="18"/>
+                <w:szCs w:val="18"/>
+              </w:rPr>
+              <w:t>a.hgvs_p</w:t>
             </w:r>
             <w:proofErr w:type="spellEnd"/>
             <w:r>
@@ -4524,28 +4523,64 @@
                 <w:sz w:val="18"/>
                 <w:szCs w:val="18"/>
               </w:rPr>
+              <w:t>{%</w:t>
+            </w:r>
+            <w:r>
+              <w:rPr>
+                <w:rFonts w:ascii="微软雅黑" w:eastAsia="微软雅黑" w:hAnsi="微软雅黑" w:hint="eastAsia"/>
+                <w:kern w:val="0"/>
+                <w:sz w:val="18"/>
+                <w:szCs w:val="18"/>
+              </w:rPr>
+              <w:t>p</w:t>
+            </w:r>
+            <w:r>
+              <w:rPr>
+                <w:rFonts w:ascii="微软雅黑" w:eastAsia="微软雅黑" w:hAnsi="微软雅黑"/>
+                <w:kern w:val="0"/>
+                <w:sz w:val="18"/>
+                <w:szCs w:val="18"/>
+              </w:rPr>
+              <w:t xml:space="preserve"> </w:t>
+            </w:r>
+            <w:r>
+              <w:rPr>
+                <w:rFonts w:ascii="微软雅黑" w:eastAsia="微软雅黑" w:hAnsi="微软雅黑"/>
+                <w:kern w:val="0"/>
+                <w:sz w:val="18"/>
+                <w:szCs w:val="18"/>
+              </w:rPr>
+              <w:t>endif%}</w:t>
+            </w:r>
+          </w:p>
+          <w:p>
+            <w:pPr>
+              <w:jc w:val="center"/>
+              <w:rPr>
+                <w:rFonts w:ascii="微软雅黑" w:eastAsia="微软雅黑" w:hAnsi="微软雅黑"/>
+                <w:kern w:val="0"/>
+                <w:sz w:val="18"/>
+                <w:szCs w:val="18"/>
+              </w:rPr>
+            </w:pPr>
+            <w:r>
+              <w:rPr>
+                <w:rFonts w:ascii="微软雅黑" w:eastAsia="微软雅黑" w:hAnsi="微软雅黑"/>
+                <w:kern w:val="0"/>
+                <w:sz w:val="18"/>
+                <w:szCs w:val="18"/>
+              </w:rPr>
               <w:t>{{</w:t>
             </w:r>
             <w:proofErr w:type="spellStart"/>
-            <w:proofErr w:type="gramStart"/>
-            <w:r>
-              <w:rPr>
-                <w:rFonts w:ascii="微软雅黑" w:eastAsia="微软雅黑" w:hAnsi="微软雅黑"/>
-                <w:kern w:val="0"/>
-                <w:sz w:val="18"/>
-                <w:szCs w:val="18"/>
-              </w:rPr>
-              <w:t>a.hgvs</w:t>
-            </w:r>
-            <w:proofErr w:type="gramEnd"/>
-            <w:r>
-              <w:rPr>
-                <w:rFonts w:ascii="微软雅黑" w:eastAsia="微软雅黑" w:hAnsi="微软雅黑"/>
-                <w:kern w:val="0"/>
-                <w:sz w:val="18"/>
-                <w:szCs w:val="18"/>
-              </w:rPr>
-              <w:t>_c</w:t>
+            <w:r>
+              <w:rPr>
+                <w:rFonts w:ascii="微软雅黑" w:eastAsia="微软雅黑" w:hAnsi="微软雅黑"/>
+                <w:kern w:val="0"/>
+                <w:sz w:val="18"/>
+                <w:szCs w:val="18"/>
+              </w:rPr>
+              <w:t>a.transcript_primary</w:t>
             </w:r>
             <w:proofErr w:type="spellEnd"/>
             <w:r>
@@ -4555,280 +4590,42 @@
                 <w:sz w:val="18"/>
                 <w:szCs w:val="18"/>
               </w:rPr>
-              <w:t>}}</w:t>
-            </w:r>
-          </w:p>
-          <w:p>
-            <w:pPr>
-              <w:jc w:val="center"/>
-              <w:rPr>
-                <w:rFonts w:ascii="微软雅黑" w:eastAsia="微软雅黑" w:hAnsi="微软雅黑"/>
-                <w:kern w:val="0"/>
-                <w:sz w:val="18"/>
-                <w:szCs w:val="18"/>
-              </w:rPr>
-            </w:pPr>
-            <w:r>
-              <w:rPr>
-                <w:rFonts w:ascii="微软雅黑" w:eastAsia="微软雅黑" w:hAnsi="微软雅黑"/>
-                <w:kern w:val="0"/>
-                <w:sz w:val="18"/>
-                <w:szCs w:val="18"/>
-              </w:rPr>
-              <w:t>{%</w:t>
-            </w:r>
-            <w:r>
-              <w:rPr>
-                <w:rFonts w:ascii="微软雅黑" w:eastAsia="微软雅黑" w:hAnsi="微软雅黑" w:hint="eastAsia"/>
-                <w:kern w:val="0"/>
-                <w:sz w:val="18"/>
-                <w:szCs w:val="18"/>
-              </w:rPr>
-              <w:t>p</w:t>
-            </w:r>
-            <w:r>
-              <w:rPr>
-                <w:rFonts w:ascii="微软雅黑" w:eastAsia="微软雅黑" w:hAnsi="微软雅黑"/>
-                <w:kern w:val="0"/>
-                <w:sz w:val="18"/>
-                <w:szCs w:val="18"/>
-              </w:rPr>
-              <w:t xml:space="preserve"> </w:t>
-            </w:r>
-            <w:r>
-              <w:rPr>
-                <w:rFonts w:ascii="微软雅黑" w:eastAsia="微软雅黑" w:hAnsi="微软雅黑"/>
-                <w:kern w:val="0"/>
-                <w:sz w:val="18"/>
-                <w:szCs w:val="18"/>
-              </w:rPr>
-              <w:t xml:space="preserve">if </w:t>
+              <w:t xml:space="preserve"> }}</w:t>
+            </w:r>
+          </w:p>
+        </w:tc>
+        <w:tc>
+          <w:tcPr>
+            <w:tcW w:w="1157" w:type="dxa"/>
+          </w:tcPr>
+          <w:p>
+            <w:pPr>
+              <w:jc w:val="center"/>
+              <w:rPr>
+                <w:rFonts w:ascii="微软雅黑" w:eastAsia="微软雅黑" w:hAnsi="微软雅黑"/>
+                <w:kern w:val="0"/>
+                <w:sz w:val="18"/>
+                <w:szCs w:val="18"/>
+              </w:rPr>
+            </w:pPr>
+            <w:r>
+              <w:rPr>
+                <w:rFonts w:ascii="微软雅黑" w:eastAsia="微软雅黑" w:hAnsi="微软雅黑"/>
+                <w:kern w:val="0"/>
+                <w:sz w:val="18"/>
+                <w:szCs w:val="18"/>
+              </w:rPr>
+              <w:t>{{</w:t>
             </w:r>
             <w:proofErr w:type="spellStart"/>
-            <w:proofErr w:type="gramStart"/>
-            <w:r>
-              <w:rPr>
-                <w:rFonts w:ascii="微软雅黑" w:eastAsia="微软雅黑" w:hAnsi="微软雅黑"/>
-                <w:kern w:val="0"/>
-                <w:sz w:val="18"/>
-                <w:szCs w:val="18"/>
-              </w:rPr>
-              <w:t>a.hgvs</w:t>
-            </w:r>
-            <w:proofErr w:type="gramEnd"/>
-            <w:r>
-              <w:rPr>
-                <w:rFonts w:ascii="微软雅黑" w:eastAsia="微软雅黑" w:hAnsi="微软雅黑"/>
-                <w:kern w:val="0"/>
-                <w:sz w:val="18"/>
-                <w:szCs w:val="18"/>
-              </w:rPr>
-              <w:t>_p</w:t>
-            </w:r>
-            <w:proofErr w:type="spellEnd"/>
-            <w:r>
-              <w:rPr>
-                <w:rFonts w:ascii="微软雅黑" w:eastAsia="微软雅黑" w:hAnsi="微软雅黑"/>
-                <w:kern w:val="0"/>
-                <w:sz w:val="18"/>
-                <w:szCs w:val="18"/>
-              </w:rPr>
-              <w:t>!=”p.?”%}</w:t>
-            </w:r>
-          </w:p>
-          <w:p>
-            <w:pPr>
-              <w:jc w:val="center"/>
-              <w:rPr>
-                <w:rFonts w:ascii="微软雅黑" w:eastAsia="微软雅黑" w:hAnsi="微软雅黑"/>
-                <w:kern w:val="0"/>
-                <w:sz w:val="18"/>
-                <w:szCs w:val="18"/>
-              </w:rPr>
-            </w:pPr>
-            <w:r>
-              <w:rPr>
-                <w:rFonts w:ascii="微软雅黑" w:eastAsia="微软雅黑" w:hAnsi="微软雅黑"/>
-                <w:kern w:val="0"/>
-                <w:sz w:val="18"/>
-                <w:szCs w:val="18"/>
-              </w:rPr>
-              <w:t>{{</w:t>
-            </w:r>
-            <w:proofErr w:type="spellStart"/>
-            <w:proofErr w:type="gramStart"/>
-            <w:r>
-              <w:rPr>
-                <w:rFonts w:ascii="微软雅黑" w:eastAsia="微软雅黑" w:hAnsi="微软雅黑"/>
-                <w:kern w:val="0"/>
-                <w:sz w:val="18"/>
-                <w:szCs w:val="18"/>
-              </w:rPr>
-              <w:t>a.hgvs</w:t>
-            </w:r>
-            <w:proofErr w:type="gramEnd"/>
-            <w:r>
-              <w:rPr>
-                <w:rFonts w:ascii="微软雅黑" w:eastAsia="微软雅黑" w:hAnsi="微软雅黑"/>
-                <w:kern w:val="0"/>
-                <w:sz w:val="18"/>
-                <w:szCs w:val="18"/>
-              </w:rPr>
-              <w:t>_p</w:t>
-            </w:r>
-            <w:proofErr w:type="spellEnd"/>
-            <w:r>
-              <w:rPr>
-                <w:rFonts w:ascii="微软雅黑" w:eastAsia="微软雅黑" w:hAnsi="微软雅黑"/>
-                <w:kern w:val="0"/>
-                <w:sz w:val="18"/>
-                <w:szCs w:val="18"/>
-              </w:rPr>
-              <w:t>}}</w:t>
-            </w:r>
-          </w:p>
-          <w:p>
-            <w:pPr>
-              <w:jc w:val="center"/>
-              <w:rPr>
-                <w:rFonts w:ascii="微软雅黑" w:eastAsia="微软雅黑" w:hAnsi="微软雅黑"/>
-                <w:kern w:val="0"/>
-                <w:sz w:val="18"/>
-                <w:szCs w:val="18"/>
-              </w:rPr>
-            </w:pPr>
-            <w:r>
-              <w:rPr>
-                <w:rFonts w:ascii="微软雅黑" w:eastAsia="微软雅黑" w:hAnsi="微软雅黑"/>
-                <w:kern w:val="0"/>
-                <w:sz w:val="18"/>
-                <w:szCs w:val="18"/>
-              </w:rPr>
-              <w:t>{%</w:t>
-            </w:r>
-            <w:r>
-              <w:rPr>
-                <w:rFonts w:ascii="微软雅黑" w:eastAsia="微软雅黑" w:hAnsi="微软雅黑" w:hint="eastAsia"/>
-                <w:kern w:val="0"/>
-                <w:sz w:val="18"/>
-                <w:szCs w:val="18"/>
-              </w:rPr>
-              <w:t>p</w:t>
-            </w:r>
-            <w:r>
-              <w:rPr>
-                <w:rFonts w:ascii="微软雅黑" w:eastAsia="微软雅黑" w:hAnsi="微软雅黑"/>
-                <w:kern w:val="0"/>
-                <w:sz w:val="18"/>
-                <w:szCs w:val="18"/>
-              </w:rPr>
-              <w:t xml:space="preserve"> </w:t>
-            </w:r>
-            <w:r>
-              <w:rPr>
-                <w:rFonts w:ascii="微软雅黑" w:eastAsia="微软雅黑" w:hAnsi="微软雅黑"/>
-                <w:kern w:val="0"/>
-                <w:sz w:val="18"/>
-                <w:szCs w:val="18"/>
-              </w:rPr>
-              <w:t>endif%}</w:t>
-            </w:r>
-          </w:p>
-          <w:p>
-            <w:pPr>
-              <w:jc w:val="center"/>
-              <w:rPr>
-                <w:rFonts w:ascii="微软雅黑" w:eastAsia="微软雅黑" w:hAnsi="微软雅黑"/>
-                <w:kern w:val="0"/>
-                <w:sz w:val="18"/>
-                <w:szCs w:val="18"/>
-              </w:rPr>
-            </w:pPr>
-            <w:r>
-              <w:rPr>
-                <w:rFonts w:ascii="微软雅黑" w:eastAsia="微软雅黑" w:hAnsi="微软雅黑"/>
-                <w:kern w:val="0"/>
-                <w:sz w:val="18"/>
-                <w:szCs w:val="18"/>
-              </w:rPr>
-              <w:t>{{</w:t>
-            </w:r>
-            <w:proofErr w:type="spellStart"/>
-            <w:proofErr w:type="gramStart"/>
-            <w:r>
-              <w:rPr>
-                <w:rFonts w:ascii="微软雅黑" w:eastAsia="微软雅黑" w:hAnsi="微软雅黑"/>
-                <w:kern w:val="0"/>
-                <w:sz w:val="18"/>
-                <w:szCs w:val="18"/>
-              </w:rPr>
-              <w:t>a.transcript</w:t>
-            </w:r>
-            <w:proofErr w:type="gramEnd"/>
-            <w:r>
-              <w:rPr>
-                <w:rFonts w:ascii="微软雅黑" w:eastAsia="微软雅黑" w:hAnsi="微软雅黑"/>
-                <w:kern w:val="0"/>
-                <w:sz w:val="18"/>
-                <w:szCs w:val="18"/>
-              </w:rPr>
-              <w:t>_primary</w:t>
-            </w:r>
-            <w:proofErr w:type="spellEnd"/>
-            <w:r>
-              <w:rPr>
-                <w:rFonts w:ascii="微软雅黑" w:eastAsia="微软雅黑" w:hAnsi="微软雅黑"/>
-                <w:kern w:val="0"/>
-                <w:sz w:val="18"/>
-                <w:szCs w:val="18"/>
-              </w:rPr>
-              <w:t xml:space="preserve"> }}</w:t>
-            </w:r>
-          </w:p>
-        </w:tc>
-        <w:tc>
-          <w:tcPr>
-            <w:tcW w:w="1157" w:type="dxa"/>
-          </w:tcPr>
-          <w:p>
-            <w:pPr>
-              <w:jc w:val="center"/>
-              <w:rPr>
-                <w:rFonts w:ascii="微软雅黑" w:eastAsia="微软雅黑" w:hAnsi="微软雅黑"/>
-                <w:kern w:val="0"/>
-                <w:sz w:val="18"/>
-                <w:szCs w:val="18"/>
-              </w:rPr>
-            </w:pPr>
-            <w:r>
-              <w:rPr>
-                <w:rFonts w:ascii="微软雅黑" w:eastAsia="微软雅黑" w:hAnsi="微软雅黑"/>
-                <w:kern w:val="0"/>
-                <w:sz w:val="18"/>
-                <w:szCs w:val="18"/>
-              </w:rPr>
-              <w:t>{{</w:t>
-            </w:r>
-            <w:proofErr w:type="spellStart"/>
-            <w:proofErr w:type="gramStart"/>
-            <w:r>
-              <w:rPr>
-                <w:rFonts w:ascii="微软雅黑" w:eastAsia="微软雅黑" w:hAnsi="微软雅黑"/>
-                <w:kern w:val="0"/>
-                <w:sz w:val="18"/>
-                <w:szCs w:val="18"/>
-              </w:rPr>
-              <w:t>a.freq</w:t>
-            </w:r>
-            <w:proofErr w:type="gramEnd"/>
-            <w:r>
-              <w:rPr>
-                <w:rFonts w:ascii="微软雅黑" w:eastAsia="微软雅黑" w:hAnsi="微软雅黑"/>
-                <w:kern w:val="0"/>
-                <w:sz w:val="18"/>
-                <w:szCs w:val="18"/>
-              </w:rPr>
-              <w:t>_str</w:t>
+            <w:r>
+              <w:rPr>
+                <w:rFonts w:ascii="微软雅黑" w:eastAsia="微软雅黑" w:hAnsi="微软雅黑"/>
+                <w:kern w:val="0"/>
+                <w:sz w:val="18"/>
+                <w:szCs w:val="18"/>
+              </w:rPr>
+              <w:t>a.freq_str</w:t>
             </w:r>
             <w:proofErr w:type="spellEnd"/>
             <w:r>
@@ -5181,27 +4978,7 @@
                 <w:sz w:val="18"/>
                 <w:szCs w:val="18"/>
               </w:rPr>
-              <w:t>{%tr if var_brca.snv_</w:t>
-            </w:r>
-            <w:proofErr w:type="gramStart"/>
-            <w:r>
-              <w:rPr>
-                <w:rFonts w:ascii="微软雅黑" w:eastAsia="微软雅黑" w:hAnsi="微软雅黑"/>
-                <w:kern w:val="0"/>
-                <w:sz w:val="18"/>
-                <w:szCs w:val="18"/>
-              </w:rPr>
-              <w:t>s.B</w:t>
-            </w:r>
-            <w:proofErr w:type="gramEnd"/>
-            <w:r>
-              <w:rPr>
-                <w:rFonts w:ascii="微软雅黑" w:eastAsia="微软雅黑" w:hAnsi="微软雅黑"/>
-                <w:kern w:val="0"/>
-                <w:sz w:val="18"/>
-                <w:szCs w:val="18"/>
-              </w:rPr>
-              <w:t>2_L5+ var_brca.snv_s.B2_L4%}</w:t>
+              <w:t>{%tr if var_brca.snv_s.B2_L5+ var_brca.snv_s.B2_L4%}</w:t>
             </w:r>
           </w:p>
         </w:tc>
@@ -5232,27 +5009,7 @@
                 <w:sz w:val="18"/>
                 <w:szCs w:val="18"/>
               </w:rPr>
-              <w:t>{%tr for a in var_brca.snv_</w:t>
-            </w:r>
-            <w:proofErr w:type="gramStart"/>
-            <w:r>
-              <w:rPr>
-                <w:rFonts w:ascii="微软雅黑" w:eastAsia="微软雅黑" w:hAnsi="微软雅黑"/>
-                <w:kern w:val="0"/>
-                <w:sz w:val="18"/>
-                <w:szCs w:val="18"/>
-              </w:rPr>
-              <w:t>s.B</w:t>
-            </w:r>
-            <w:proofErr w:type="gramEnd"/>
-            <w:r>
-              <w:rPr>
-                <w:rFonts w:ascii="微软雅黑" w:eastAsia="微软雅黑" w:hAnsi="微软雅黑"/>
-                <w:kern w:val="0"/>
-                <w:sz w:val="18"/>
-                <w:szCs w:val="18"/>
-              </w:rPr>
-              <w:t>2_L5+ var_brca.snv_s.B2_L4%}</w:t>
+              <w:t>{%tr for a in var_brca.snv_s.B2_L5+ var_brca.snv_s.B2_L4%}</w:t>
             </w:r>
           </w:p>
         </w:tc>
@@ -5293,7 +5050,6 @@
               <w:t>{{</w:t>
             </w:r>
             <w:proofErr w:type="spellStart"/>
-            <w:proofErr w:type="gramStart"/>
             <w:r>
               <w:rPr>
                 <w:rFonts w:ascii="微软雅黑" w:eastAsia="微软雅黑" w:hAnsi="微软雅黑"/>
@@ -5305,9 +5061,9 @@
                 <w:sz w:val="18"/>
                 <w:szCs w:val="18"/>
               </w:rPr>
-              <w:t>a.gene</w:t>
-            </w:r>
-            <w:proofErr w:type="gramEnd"/>
+              <w:t>a.gene_symbol</w:t>
+            </w:r>
+            <w:proofErr w:type="spellEnd"/>
             <w:r>
               <w:rPr>
                 <w:rFonts w:ascii="微软雅黑" w:eastAsia="微软雅黑" w:hAnsi="微软雅黑"/>
@@ -5319,16 +5075,90 @@
                 <w:sz w:val="18"/>
                 <w:szCs w:val="18"/>
               </w:rPr>
-              <w:t>_symbol</w:t>
+              <w:t>}}</w:t>
+            </w:r>
+          </w:p>
+        </w:tc>
+        <w:tc>
+          <w:tcPr>
+            <w:tcW w:w="1390" w:type="dxa"/>
+          </w:tcPr>
+          <w:p>
+            <w:pPr>
+              <w:jc w:val="center"/>
+              <w:rPr>
+                <w:rFonts w:ascii="微软雅黑" w:eastAsia="微软雅黑" w:hAnsi="微软雅黑"/>
+                <w:kern w:val="0"/>
+                <w:sz w:val="18"/>
+                <w:szCs w:val="18"/>
+              </w:rPr>
+            </w:pPr>
+            <w:r>
+              <w:rPr>
+                <w:rFonts w:ascii="微软雅黑" w:eastAsia="微软雅黑" w:hAnsi="微软雅黑"/>
+                <w:kern w:val="0"/>
+                <w:sz w:val="18"/>
+                <w:szCs w:val="18"/>
+              </w:rPr>
+              <w:t>N</w:t>
+            </w:r>
+            <w:r>
+              <w:rPr>
+                <w:rFonts w:ascii="微软雅黑" w:eastAsia="微软雅黑" w:hAnsi="微软雅黑" w:hint="eastAsia"/>
+                <w:kern w:val="0"/>
+                <w:sz w:val="18"/>
+                <w:szCs w:val="18"/>
+              </w:rPr>
+              <w:t>/</w:t>
+            </w:r>
+            <w:r>
+              <w:rPr>
+                <w:rFonts w:ascii="微软雅黑" w:eastAsia="微软雅黑" w:hAnsi="微软雅黑"/>
+                <w:kern w:val="0"/>
+                <w:sz w:val="18"/>
+                <w:szCs w:val="18"/>
+              </w:rPr>
+              <w:t>A</w:t>
+            </w:r>
+          </w:p>
+        </w:tc>
+        <w:tc>
+          <w:tcPr>
+            <w:tcW w:w="4099" w:type="dxa"/>
+          </w:tcPr>
+          <w:p>
+            <w:pPr>
+              <w:jc w:val="center"/>
+              <w:rPr>
+                <w:rFonts w:ascii="微软雅黑" w:eastAsia="微软雅黑" w:hAnsi="微软雅黑"/>
+                <w:kern w:val="0"/>
+                <w:sz w:val="18"/>
+                <w:szCs w:val="18"/>
+              </w:rPr>
+            </w:pPr>
+            <w:r>
+              <w:rPr>
+                <w:rFonts w:ascii="微软雅黑" w:eastAsia="微软雅黑" w:hAnsi="微软雅黑"/>
+                <w:kern w:val="0"/>
+                <w:sz w:val="18"/>
+                <w:szCs w:val="18"/>
+              </w:rPr>
+              <w:t>{{</w:t>
+            </w:r>
+            <w:proofErr w:type="spellStart"/>
+            <w:r>
+              <w:rPr>
+                <w:rFonts w:ascii="微软雅黑" w:eastAsia="微软雅黑" w:hAnsi="微软雅黑"/>
+                <w:kern w:val="0"/>
+                <w:sz w:val="18"/>
+                <w:szCs w:val="18"/>
+              </w:rPr>
+              <w:t>a.gene_region</w:t>
             </w:r>
             <w:proofErr w:type="spellEnd"/>
             <w:r>
               <w:rPr>
                 <w:rFonts w:ascii="微软雅黑" w:eastAsia="微软雅黑" w:hAnsi="微软雅黑"/>
-                <w:b/>
-                <w:bCs/>
-                <w:i/>
-                <w:iCs/>
                 <w:kern w:val="0"/>
                 <w:sz w:val="18"/>
                 <w:szCs w:val="18"/>
@@ -5336,29 +5166,64 @@
               <w:t>}}</w:t>
             </w:r>
           </w:p>
-        </w:tc>
-        <w:tc>
-          <w:tcPr>
-            <w:tcW w:w="1390" w:type="dxa"/>
-          </w:tcPr>
-          <w:p>
-            <w:pPr>
-              <w:jc w:val="center"/>
-              <w:rPr>
-                <w:rFonts w:ascii="微软雅黑" w:eastAsia="微软雅黑" w:hAnsi="微软雅黑"/>
-                <w:kern w:val="0"/>
-                <w:sz w:val="18"/>
-                <w:szCs w:val="18"/>
-              </w:rPr>
-            </w:pPr>
-            <w:r>
-              <w:rPr>
-                <w:rFonts w:ascii="微软雅黑" w:eastAsia="微软雅黑" w:hAnsi="微软雅黑"/>
-                <w:kern w:val="0"/>
-                <w:sz w:val="18"/>
-                <w:szCs w:val="18"/>
-              </w:rPr>
-              <w:t>N</w:t>
+          <w:p>
+            <w:pPr>
+              <w:jc w:val="center"/>
+              <w:rPr>
+                <w:rFonts w:ascii="微软雅黑" w:eastAsia="微软雅黑" w:hAnsi="微软雅黑"/>
+                <w:kern w:val="0"/>
+                <w:sz w:val="18"/>
+                <w:szCs w:val="18"/>
+              </w:rPr>
+            </w:pPr>
+            <w:r>
+              <w:rPr>
+                <w:rFonts w:ascii="微软雅黑" w:eastAsia="微软雅黑" w:hAnsi="微软雅黑"/>
+                <w:kern w:val="0"/>
+                <w:sz w:val="18"/>
+                <w:szCs w:val="18"/>
+              </w:rPr>
+              <w:t>{{</w:t>
+            </w:r>
+            <w:proofErr w:type="spellStart"/>
+            <w:r>
+              <w:rPr>
+                <w:rFonts w:ascii="微软雅黑" w:eastAsia="微软雅黑" w:hAnsi="微软雅黑"/>
+                <w:kern w:val="0"/>
+                <w:sz w:val="18"/>
+                <w:szCs w:val="18"/>
+              </w:rPr>
+              <w:t>a.hgvs_c</w:t>
+            </w:r>
+            <w:proofErr w:type="spellEnd"/>
+            <w:r>
+              <w:rPr>
+                <w:rFonts w:ascii="微软雅黑" w:eastAsia="微软雅黑" w:hAnsi="微软雅黑"/>
+                <w:kern w:val="0"/>
+                <w:sz w:val="18"/>
+                <w:szCs w:val="18"/>
+              </w:rPr>
+              <w:t>}}</w:t>
+            </w:r>
+          </w:p>
+          <w:p>
+            <w:pPr>
+              <w:jc w:val="center"/>
+              <w:rPr>
+                <w:rFonts w:ascii="微软雅黑" w:eastAsia="微软雅黑" w:hAnsi="微软雅黑"/>
+                <w:kern w:val="0"/>
+                <w:sz w:val="18"/>
+                <w:szCs w:val="18"/>
+              </w:rPr>
+            </w:pPr>
+            <w:r>
+              <w:rPr>
+                <w:rFonts w:ascii="微软雅黑" w:eastAsia="微软雅黑" w:hAnsi="微软雅黑"/>
+                <w:kern w:val="0"/>
+                <w:sz w:val="18"/>
+                <w:szCs w:val="18"/>
+              </w:rPr>
+              <w:t>{%</w:t>
             </w:r>
             <w:r>
               <w:rPr>
@@ -5367,23 +5232,47 @@
                 <w:sz w:val="18"/>
                 <w:szCs w:val="18"/>
               </w:rPr>
-              <w:t>/</w:t>
-            </w:r>
-            <w:r>
-              <w:rPr>
-                <w:rFonts w:ascii="微软雅黑" w:eastAsia="微软雅黑" w:hAnsi="微软雅黑"/>
-                <w:kern w:val="0"/>
-                <w:sz w:val="18"/>
-                <w:szCs w:val="18"/>
-              </w:rPr>
-              <w:t>A</w:t>
-            </w:r>
-          </w:p>
-        </w:tc>
-        <w:tc>
-          <w:tcPr>
-            <w:tcW w:w="4099" w:type="dxa"/>
-          </w:tcPr>
+              <w:t>p</w:t>
+            </w:r>
+            <w:r>
+              <w:rPr>
+                <w:rFonts w:ascii="微软雅黑" w:eastAsia="微软雅黑" w:hAnsi="微软雅黑"/>
+                <w:kern w:val="0"/>
+                <w:sz w:val="18"/>
+                <w:szCs w:val="18"/>
+              </w:rPr>
+              <w:t xml:space="preserve"> </w:t>
+            </w:r>
+            <w:r>
+              <w:rPr>
+                <w:rFonts w:ascii="微软雅黑" w:eastAsia="微软雅黑" w:hAnsi="微软雅黑"/>
+                <w:kern w:val="0"/>
+                <w:sz w:val="18"/>
+                <w:szCs w:val="18"/>
+              </w:rPr>
+              <w:t xml:space="preserve">if </w:t>
+            </w:r>
+            <w:proofErr w:type="spellStart"/>
+            <w:r>
+              <w:rPr>
+                <w:rFonts w:ascii="微软雅黑" w:eastAsia="微软雅黑" w:hAnsi="微软雅黑"/>
+                <w:kern w:val="0"/>
+                <w:sz w:val="18"/>
+                <w:szCs w:val="18"/>
+              </w:rPr>
+              <w:t>a.hgvs_p</w:t>
+            </w:r>
+            <w:proofErr w:type="spellEnd"/>
+            <w:r>
+              <w:rPr>
+                <w:rFonts w:ascii="微软雅黑" w:eastAsia="微软雅黑" w:hAnsi="微软雅黑"/>
+                <w:kern w:val="0"/>
+                <w:sz w:val="18"/>
+                <w:szCs w:val="18"/>
+              </w:rPr>
+              <w:t>!=”p.?”%}</w:t>
+            </w:r>
+          </w:p>
           <w:p>
             <w:pPr>
               <w:jc w:val="center"/>
@@ -5404,25 +5293,14 @@
               <w:t>{{</w:t>
             </w:r>
             <w:proofErr w:type="spellStart"/>
-            <w:proofErr w:type="gramStart"/>
-            <w:r>
-              <w:rPr>
-                <w:rFonts w:ascii="微软雅黑" w:eastAsia="微软雅黑" w:hAnsi="微软雅黑"/>
-                <w:kern w:val="0"/>
-                <w:sz w:val="18"/>
-                <w:szCs w:val="18"/>
-              </w:rPr>
-              <w:t>a.gene</w:t>
-            </w:r>
-            <w:proofErr w:type="gramEnd"/>
-            <w:r>
-              <w:rPr>
-                <w:rFonts w:ascii="微软雅黑" w:eastAsia="微软雅黑" w:hAnsi="微软雅黑"/>
-                <w:kern w:val="0"/>
-                <w:sz w:val="18"/>
-                <w:szCs w:val="18"/>
-              </w:rPr>
-              <w:t>_region</w:t>
+            <w:r>
+              <w:rPr>
+                <w:rFonts w:ascii="微软雅黑" w:eastAsia="微软雅黑" w:hAnsi="微软雅黑"/>
+                <w:kern w:val="0"/>
+                <w:sz w:val="18"/>
+                <w:szCs w:val="18"/>
+              </w:rPr>
+              <w:t>a.hgvs_p</w:t>
             </w:r>
             <w:proofErr w:type="spellEnd"/>
             <w:r>
@@ -5452,28 +5330,64 @@
                 <w:sz w:val="18"/>
                 <w:szCs w:val="18"/>
               </w:rPr>
+              <w:t>{%</w:t>
+            </w:r>
+            <w:r>
+              <w:rPr>
+                <w:rFonts w:ascii="微软雅黑" w:eastAsia="微软雅黑" w:hAnsi="微软雅黑" w:hint="eastAsia"/>
+                <w:kern w:val="0"/>
+                <w:sz w:val="18"/>
+                <w:szCs w:val="18"/>
+              </w:rPr>
+              <w:t>p</w:t>
+            </w:r>
+            <w:r>
+              <w:rPr>
+                <w:rFonts w:ascii="微软雅黑" w:eastAsia="微软雅黑" w:hAnsi="微软雅黑"/>
+                <w:kern w:val="0"/>
+                <w:sz w:val="18"/>
+                <w:szCs w:val="18"/>
+              </w:rPr>
+              <w:t xml:space="preserve"> </w:t>
+            </w:r>
+            <w:r>
+              <w:rPr>
+                <w:rFonts w:ascii="微软雅黑" w:eastAsia="微软雅黑" w:hAnsi="微软雅黑"/>
+                <w:kern w:val="0"/>
+                <w:sz w:val="18"/>
+                <w:szCs w:val="18"/>
+              </w:rPr>
+              <w:t>endif%}</w:t>
+            </w:r>
+          </w:p>
+          <w:p>
+            <w:pPr>
+              <w:jc w:val="center"/>
+              <w:rPr>
+                <w:rFonts w:ascii="微软雅黑" w:eastAsia="微软雅黑" w:hAnsi="微软雅黑"/>
+                <w:kern w:val="0"/>
+                <w:sz w:val="18"/>
+                <w:szCs w:val="18"/>
+              </w:rPr>
+            </w:pPr>
+            <w:r>
+              <w:rPr>
+                <w:rFonts w:ascii="微软雅黑" w:eastAsia="微软雅黑" w:hAnsi="微软雅黑"/>
+                <w:kern w:val="0"/>
+                <w:sz w:val="18"/>
+                <w:szCs w:val="18"/>
+              </w:rPr>
               <w:t>{{</w:t>
             </w:r>
             <w:proofErr w:type="spellStart"/>
-            <w:proofErr w:type="gramStart"/>
-            <w:r>
-              <w:rPr>
-                <w:rFonts w:ascii="微软雅黑" w:eastAsia="微软雅黑" w:hAnsi="微软雅黑"/>
-                <w:kern w:val="0"/>
-                <w:sz w:val="18"/>
-                <w:szCs w:val="18"/>
-              </w:rPr>
-              <w:t>a.hgvs</w:t>
-            </w:r>
-            <w:proofErr w:type="gramEnd"/>
-            <w:r>
-              <w:rPr>
-                <w:rFonts w:ascii="微软雅黑" w:eastAsia="微软雅黑" w:hAnsi="微软雅黑"/>
-                <w:kern w:val="0"/>
-                <w:sz w:val="18"/>
-                <w:szCs w:val="18"/>
-              </w:rPr>
-              <w:t>_c</w:t>
+            <w:r>
+              <w:rPr>
+                <w:rFonts w:ascii="微软雅黑" w:eastAsia="微软雅黑" w:hAnsi="微软雅黑"/>
+                <w:kern w:val="0"/>
+                <w:sz w:val="18"/>
+                <w:szCs w:val="18"/>
+              </w:rPr>
+              <w:t>a.transcript_primary</w:t>
             </w:r>
             <w:proofErr w:type="spellEnd"/>
             <w:r>
@@ -5483,280 +5397,42 @@
                 <w:sz w:val="18"/>
                 <w:szCs w:val="18"/>
               </w:rPr>
-              <w:t>}}</w:t>
-            </w:r>
-          </w:p>
-          <w:p>
-            <w:pPr>
-              <w:jc w:val="center"/>
-              <w:rPr>
-                <w:rFonts w:ascii="微软雅黑" w:eastAsia="微软雅黑" w:hAnsi="微软雅黑"/>
-                <w:kern w:val="0"/>
-                <w:sz w:val="18"/>
-                <w:szCs w:val="18"/>
-              </w:rPr>
-            </w:pPr>
-            <w:r>
-              <w:rPr>
-                <w:rFonts w:ascii="微软雅黑" w:eastAsia="微软雅黑" w:hAnsi="微软雅黑"/>
-                <w:kern w:val="0"/>
-                <w:sz w:val="18"/>
-                <w:szCs w:val="18"/>
-              </w:rPr>
-              <w:t>{%</w:t>
-            </w:r>
-            <w:r>
-              <w:rPr>
-                <w:rFonts w:ascii="微软雅黑" w:eastAsia="微软雅黑" w:hAnsi="微软雅黑" w:hint="eastAsia"/>
-                <w:kern w:val="0"/>
-                <w:sz w:val="18"/>
-                <w:szCs w:val="18"/>
-              </w:rPr>
-              <w:t>p</w:t>
-            </w:r>
-            <w:r>
-              <w:rPr>
-                <w:rFonts w:ascii="微软雅黑" w:eastAsia="微软雅黑" w:hAnsi="微软雅黑"/>
-                <w:kern w:val="0"/>
-                <w:sz w:val="18"/>
-                <w:szCs w:val="18"/>
-              </w:rPr>
-              <w:t xml:space="preserve"> </w:t>
-            </w:r>
-            <w:r>
-              <w:rPr>
-                <w:rFonts w:ascii="微软雅黑" w:eastAsia="微软雅黑" w:hAnsi="微软雅黑"/>
-                <w:kern w:val="0"/>
-                <w:sz w:val="18"/>
-                <w:szCs w:val="18"/>
-              </w:rPr>
-              <w:t xml:space="preserve">if </w:t>
+              <w:t xml:space="preserve"> }}</w:t>
+            </w:r>
+          </w:p>
+        </w:tc>
+        <w:tc>
+          <w:tcPr>
+            <w:tcW w:w="1157" w:type="dxa"/>
+          </w:tcPr>
+          <w:p>
+            <w:pPr>
+              <w:jc w:val="center"/>
+              <w:rPr>
+                <w:rFonts w:ascii="微软雅黑" w:eastAsia="微软雅黑" w:hAnsi="微软雅黑"/>
+                <w:kern w:val="0"/>
+                <w:sz w:val="18"/>
+                <w:szCs w:val="18"/>
+              </w:rPr>
+            </w:pPr>
+            <w:r>
+              <w:rPr>
+                <w:rFonts w:ascii="微软雅黑" w:eastAsia="微软雅黑" w:hAnsi="微软雅黑"/>
+                <w:kern w:val="0"/>
+                <w:sz w:val="18"/>
+                <w:szCs w:val="18"/>
+              </w:rPr>
+              <w:t>{{</w:t>
             </w:r>
             <w:proofErr w:type="spellStart"/>
-            <w:proofErr w:type="gramStart"/>
-            <w:r>
-              <w:rPr>
-                <w:rFonts w:ascii="微软雅黑" w:eastAsia="微软雅黑" w:hAnsi="微软雅黑"/>
-                <w:kern w:val="0"/>
-                <w:sz w:val="18"/>
-                <w:szCs w:val="18"/>
-              </w:rPr>
-              <w:t>a.hgvs</w:t>
-            </w:r>
-            <w:proofErr w:type="gramEnd"/>
-            <w:r>
-              <w:rPr>
-                <w:rFonts w:ascii="微软雅黑" w:eastAsia="微软雅黑" w:hAnsi="微软雅黑"/>
-                <w:kern w:val="0"/>
-                <w:sz w:val="18"/>
-                <w:szCs w:val="18"/>
-              </w:rPr>
-              <w:t>_p</w:t>
-            </w:r>
-            <w:proofErr w:type="spellEnd"/>
-            <w:r>
-              <w:rPr>
-                <w:rFonts w:ascii="微软雅黑" w:eastAsia="微软雅黑" w:hAnsi="微软雅黑"/>
-                <w:kern w:val="0"/>
-                <w:sz w:val="18"/>
-                <w:szCs w:val="18"/>
-              </w:rPr>
-              <w:t>!=”p.?”%}</w:t>
-            </w:r>
-          </w:p>
-          <w:p>
-            <w:pPr>
-              <w:jc w:val="center"/>
-              <w:rPr>
-                <w:rFonts w:ascii="微软雅黑" w:eastAsia="微软雅黑" w:hAnsi="微软雅黑"/>
-                <w:kern w:val="0"/>
-                <w:sz w:val="18"/>
-                <w:szCs w:val="18"/>
-              </w:rPr>
-            </w:pPr>
-            <w:r>
-              <w:rPr>
-                <w:rFonts w:ascii="微软雅黑" w:eastAsia="微软雅黑" w:hAnsi="微软雅黑"/>
-                <w:kern w:val="0"/>
-                <w:sz w:val="18"/>
-                <w:szCs w:val="18"/>
-              </w:rPr>
-              <w:t>{{</w:t>
-            </w:r>
-            <w:proofErr w:type="spellStart"/>
-            <w:proofErr w:type="gramStart"/>
-            <w:r>
-              <w:rPr>
-                <w:rFonts w:ascii="微软雅黑" w:eastAsia="微软雅黑" w:hAnsi="微软雅黑"/>
-                <w:kern w:val="0"/>
-                <w:sz w:val="18"/>
-                <w:szCs w:val="18"/>
-              </w:rPr>
-              <w:t>a.hgvs</w:t>
-            </w:r>
-            <w:proofErr w:type="gramEnd"/>
-            <w:r>
-              <w:rPr>
-                <w:rFonts w:ascii="微软雅黑" w:eastAsia="微软雅黑" w:hAnsi="微软雅黑"/>
-                <w:kern w:val="0"/>
-                <w:sz w:val="18"/>
-                <w:szCs w:val="18"/>
-              </w:rPr>
-              <w:t>_p</w:t>
-            </w:r>
-            <w:proofErr w:type="spellEnd"/>
-            <w:r>
-              <w:rPr>
-                <w:rFonts w:ascii="微软雅黑" w:eastAsia="微软雅黑" w:hAnsi="微软雅黑"/>
-                <w:kern w:val="0"/>
-                <w:sz w:val="18"/>
-                <w:szCs w:val="18"/>
-              </w:rPr>
-              <w:t>}}</w:t>
-            </w:r>
-          </w:p>
-          <w:p>
-            <w:pPr>
-              <w:jc w:val="center"/>
-              <w:rPr>
-                <w:rFonts w:ascii="微软雅黑" w:eastAsia="微软雅黑" w:hAnsi="微软雅黑"/>
-                <w:kern w:val="0"/>
-                <w:sz w:val="18"/>
-                <w:szCs w:val="18"/>
-              </w:rPr>
-            </w:pPr>
-            <w:r>
-              <w:rPr>
-                <w:rFonts w:ascii="微软雅黑" w:eastAsia="微软雅黑" w:hAnsi="微软雅黑"/>
-                <w:kern w:val="0"/>
-                <w:sz w:val="18"/>
-                <w:szCs w:val="18"/>
-              </w:rPr>
-              <w:t>{%</w:t>
-            </w:r>
-            <w:r>
-              <w:rPr>
-                <w:rFonts w:ascii="微软雅黑" w:eastAsia="微软雅黑" w:hAnsi="微软雅黑" w:hint="eastAsia"/>
-                <w:kern w:val="0"/>
-                <w:sz w:val="18"/>
-                <w:szCs w:val="18"/>
-              </w:rPr>
-              <w:t>p</w:t>
-            </w:r>
-            <w:r>
-              <w:rPr>
-                <w:rFonts w:ascii="微软雅黑" w:eastAsia="微软雅黑" w:hAnsi="微软雅黑"/>
-                <w:kern w:val="0"/>
-                <w:sz w:val="18"/>
-                <w:szCs w:val="18"/>
-              </w:rPr>
-              <w:t xml:space="preserve"> </w:t>
-            </w:r>
-            <w:r>
-              <w:rPr>
-                <w:rFonts w:ascii="微软雅黑" w:eastAsia="微软雅黑" w:hAnsi="微软雅黑"/>
-                <w:kern w:val="0"/>
-                <w:sz w:val="18"/>
-                <w:szCs w:val="18"/>
-              </w:rPr>
-              <w:t>endif%}</w:t>
-            </w:r>
-          </w:p>
-          <w:p>
-            <w:pPr>
-              <w:jc w:val="center"/>
-              <w:rPr>
-                <w:rFonts w:ascii="微软雅黑" w:eastAsia="微软雅黑" w:hAnsi="微软雅黑"/>
-                <w:kern w:val="0"/>
-                <w:sz w:val="18"/>
-                <w:szCs w:val="18"/>
-              </w:rPr>
-            </w:pPr>
-            <w:r>
-              <w:rPr>
-                <w:rFonts w:ascii="微软雅黑" w:eastAsia="微软雅黑" w:hAnsi="微软雅黑"/>
-                <w:kern w:val="0"/>
-                <w:sz w:val="18"/>
-                <w:szCs w:val="18"/>
-              </w:rPr>
-              <w:t>{{</w:t>
-            </w:r>
-            <w:proofErr w:type="spellStart"/>
-            <w:proofErr w:type="gramStart"/>
-            <w:r>
-              <w:rPr>
-                <w:rFonts w:ascii="微软雅黑" w:eastAsia="微软雅黑" w:hAnsi="微软雅黑"/>
-                <w:kern w:val="0"/>
-                <w:sz w:val="18"/>
-                <w:szCs w:val="18"/>
-              </w:rPr>
-              <w:t>a.transcript</w:t>
-            </w:r>
-            <w:proofErr w:type="gramEnd"/>
-            <w:r>
-              <w:rPr>
-                <w:rFonts w:ascii="微软雅黑" w:eastAsia="微软雅黑" w:hAnsi="微软雅黑"/>
-                <w:kern w:val="0"/>
-                <w:sz w:val="18"/>
-                <w:szCs w:val="18"/>
-              </w:rPr>
-              <w:t>_primary</w:t>
-            </w:r>
-            <w:proofErr w:type="spellEnd"/>
-            <w:r>
-              <w:rPr>
-                <w:rFonts w:ascii="微软雅黑" w:eastAsia="微软雅黑" w:hAnsi="微软雅黑"/>
-                <w:kern w:val="0"/>
-                <w:sz w:val="18"/>
-                <w:szCs w:val="18"/>
-              </w:rPr>
-              <w:t xml:space="preserve"> }}</w:t>
-            </w:r>
-          </w:p>
-        </w:tc>
-        <w:tc>
-          <w:tcPr>
-            <w:tcW w:w="1157" w:type="dxa"/>
-          </w:tcPr>
-          <w:p>
-            <w:pPr>
-              <w:jc w:val="center"/>
-              <w:rPr>
-                <w:rFonts w:ascii="微软雅黑" w:eastAsia="微软雅黑" w:hAnsi="微软雅黑"/>
-                <w:kern w:val="0"/>
-                <w:sz w:val="18"/>
-                <w:szCs w:val="18"/>
-              </w:rPr>
-            </w:pPr>
-            <w:r>
-              <w:rPr>
-                <w:rFonts w:ascii="微软雅黑" w:eastAsia="微软雅黑" w:hAnsi="微软雅黑"/>
-                <w:kern w:val="0"/>
-                <w:sz w:val="18"/>
-                <w:szCs w:val="18"/>
-              </w:rPr>
-              <w:t>{{</w:t>
-            </w:r>
-            <w:proofErr w:type="spellStart"/>
-            <w:proofErr w:type="gramStart"/>
-            <w:r>
-              <w:rPr>
-                <w:rFonts w:ascii="微软雅黑" w:eastAsia="微软雅黑" w:hAnsi="微软雅黑"/>
-                <w:kern w:val="0"/>
-                <w:sz w:val="18"/>
-                <w:szCs w:val="18"/>
-              </w:rPr>
-              <w:t>a.freq</w:t>
-            </w:r>
-            <w:proofErr w:type="gramEnd"/>
-            <w:r>
-              <w:rPr>
-                <w:rFonts w:ascii="微软雅黑" w:eastAsia="微软雅黑" w:hAnsi="微软雅黑"/>
-                <w:kern w:val="0"/>
-                <w:sz w:val="18"/>
-                <w:szCs w:val="18"/>
-              </w:rPr>
-              <w:t>_str</w:t>
+            <w:r>
+              <w:rPr>
+                <w:rFonts w:ascii="微软雅黑" w:eastAsia="微软雅黑" w:hAnsi="微软雅黑"/>
+                <w:kern w:val="0"/>
+                <w:sz w:val="18"/>
+                <w:szCs w:val="18"/>
+              </w:rPr>
+              <w:t>a.freq_str</w:t>
             </w:r>
             <w:proofErr w:type="spellEnd"/>
             <w:r>
@@ -7048,20 +6724,8 @@
                 <w:color w:val="FFFFFF"/>
                 <w:kern w:val="0"/>
               </w:rPr>
-              <w:t>质</w:t>
-            </w:r>
-            <w:proofErr w:type="gramStart"/>
-            <w:r>
-              <w:rPr>
-                <w:rFonts w:ascii="微软雅黑" w:eastAsia="微软雅黑" w:hAnsi="微软雅黑" w:hint="eastAsia"/>
-                <w:b/>
-                <w:bCs/>
-                <w:color w:val="FFFFFF"/>
-                <w:kern w:val="0"/>
-              </w:rPr>
-              <w:t>控标准</w:t>
-            </w:r>
-            <w:proofErr w:type="gramEnd"/>
+              <w:t>质控标准</w:t>
+            </w:r>
           </w:p>
         </w:tc>
       </w:tr>
@@ -7239,29 +6903,7 @@
                 <w:sz w:val="18"/>
                 <w:szCs w:val="18"/>
               </w:rPr>
-              <w:t xml:space="preserve"> and lib_quality_control.lib_dna_qc.dna_qty</w:t>
-            </w:r>
-            <w:proofErr w:type="gramStart"/>
-            <w:r>
-              <w:rPr>
-                <w:rFonts w:ascii="微软雅黑" w:eastAsia="微软雅黑" w:hAnsi="微软雅黑"/>
-                <w:spacing w:val="6"/>
-                <w:kern w:val="0"/>
-                <w:sz w:val="18"/>
-                <w:szCs w:val="18"/>
-              </w:rPr>
-              <w:t>%}{</w:t>
-            </w:r>
-            <w:proofErr w:type="gramEnd"/>
-            <w:r>
-              <w:rPr>
-                <w:rFonts w:ascii="微软雅黑" w:eastAsia="微软雅黑" w:hAnsi="微软雅黑"/>
-                <w:spacing w:val="6"/>
-                <w:kern w:val="0"/>
-                <w:sz w:val="18"/>
-                <w:szCs w:val="18"/>
-              </w:rPr>
-              <w:t>{lib_quality_control.lib_dna_qc.dna_qty|replace(“.00”,””)}}{%else%}{%endif%}</w:t>
+              <w:t xml:space="preserve"> and lib_quality_control.lib_dna_qc.dna_qty%}{{lib_quality_control.lib_dna_qc.dna_qty|replace(“.00”,””)}}{%else%}{%endif%}</w:t>
             </w:r>
           </w:p>
         </w:tc>
@@ -7470,29 +7112,7 @@
                 <w:sz w:val="18"/>
                 <w:szCs w:val="18"/>
               </w:rPr>
-              <w:t xml:space="preserve"> and lib_quality_control.lib_dna_</w:t>
-            </w:r>
-            <w:proofErr w:type="gramStart"/>
-            <w:r>
-              <w:rPr>
-                <w:rFonts w:ascii="微软雅黑" w:eastAsia="微软雅黑" w:hAnsi="微软雅黑"/>
-                <w:spacing w:val="6"/>
-                <w:kern w:val="0"/>
-                <w:sz w:val="18"/>
-                <w:szCs w:val="18"/>
-              </w:rPr>
-              <w:t>qc.library</w:t>
-            </w:r>
-            <w:proofErr w:type="gramEnd"/>
-            <w:r>
-              <w:rPr>
-                <w:rFonts w:ascii="微软雅黑" w:eastAsia="微软雅黑" w:hAnsi="微软雅黑"/>
-                <w:spacing w:val="6"/>
-                <w:kern w:val="0"/>
-                <w:sz w:val="18"/>
-                <w:szCs w:val="18"/>
-              </w:rPr>
-              <w:t>_qty%}{{lib_quality_control.lib_dna_qc.library_qty|replace(“.00”,””)}}{%else%}{%endif%}</w:t>
+              <w:t xml:space="preserve"> and lib_quality_control.lib_dna_qc.library_qty%}{{lib_quality_control.lib_dna_qc.library_qty|replace(“.00”,””)}}{%else%}{%endif%}</w:t>
             </w:r>
           </w:p>
         </w:tc>
@@ -7668,29 +7288,7 @@
                 <w:sz w:val="18"/>
                 <w:szCs w:val="18"/>
               </w:rPr>
-              <w:t>{{qc.dna_data_</w:t>
-            </w:r>
-            <w:proofErr w:type="gramStart"/>
-            <w:r>
-              <w:rPr>
-                <w:rFonts w:ascii="微软雅黑" w:eastAsia="微软雅黑" w:hAnsi="微软雅黑"/>
-                <w:spacing w:val="6"/>
-                <w:kern w:val="0"/>
-                <w:sz w:val="18"/>
-                <w:szCs w:val="18"/>
-              </w:rPr>
-              <w:t>qc.cleandata</w:t>
-            </w:r>
-            <w:proofErr w:type="gramEnd"/>
-            <w:r>
-              <w:rPr>
-                <w:rFonts w:ascii="微软雅黑" w:eastAsia="微软雅黑" w:hAnsi="微软雅黑"/>
-                <w:spacing w:val="6"/>
-                <w:kern w:val="0"/>
-                <w:sz w:val="18"/>
-                <w:szCs w:val="18"/>
-              </w:rPr>
-              <w:t>_q30}}</w:t>
+              <w:t>{{qc.dna_data_qc.cleandata_q30}}</w:t>
             </w:r>
           </w:p>
         </w:tc>
@@ -7887,29 +7485,7 @@
                 <w:sz w:val="18"/>
                 <w:szCs w:val="18"/>
               </w:rPr>
-              <w:t>qc.dna_data_</w:t>
-            </w:r>
-            <w:proofErr w:type="gramStart"/>
-            <w:r>
-              <w:rPr>
-                <w:rFonts w:ascii="微软雅黑" w:eastAsia="微软雅黑" w:hAnsi="微软雅黑"/>
-                <w:spacing w:val="6"/>
-                <w:kern w:val="0"/>
-                <w:sz w:val="18"/>
-                <w:szCs w:val="18"/>
-              </w:rPr>
-              <w:t>qc.depth</w:t>
-            </w:r>
-            <w:proofErr w:type="gramEnd"/>
-            <w:r>
-              <w:rPr>
-                <w:rFonts w:ascii="微软雅黑" w:eastAsia="微软雅黑" w:hAnsi="微软雅黑"/>
-                <w:spacing w:val="6"/>
-                <w:kern w:val="0"/>
-                <w:sz w:val="18"/>
-                <w:szCs w:val="18"/>
-              </w:rPr>
-              <w:t>_ssbc|replace</w:t>
+              <w:t>qc.dna_data_qc.depth_ssbc|replace</w:t>
             </w:r>
             <w:proofErr w:type="spellEnd"/>
             <w:r>
@@ -8090,25 +7666,7 @@
                 <w:sz w:val="18"/>
                 <w:szCs w:val="18"/>
               </w:rPr>
-              <w:t>qc.dna_data_</w:t>
-            </w:r>
-            <w:proofErr w:type="gramStart"/>
-            <w:r>
-              <w:rPr>
-                <w:rFonts w:ascii="微软雅黑" w:eastAsia="微软雅黑" w:hAnsi="微软雅黑"/>
-                <w:sz w:val="18"/>
-                <w:szCs w:val="18"/>
-              </w:rPr>
-              <w:t>qc.mapping</w:t>
-            </w:r>
-            <w:proofErr w:type="gramEnd"/>
-            <w:r>
-              <w:rPr>
-                <w:rFonts w:ascii="微软雅黑" w:eastAsia="微软雅黑" w:hAnsi="微软雅黑"/>
-                <w:sz w:val="18"/>
-                <w:szCs w:val="18"/>
-              </w:rPr>
-              <w:t>_ratio</w:t>
+              <w:t>qc.dna_data_qc.mapping_ratio</w:t>
             </w:r>
             <w:proofErr w:type="spellEnd"/>
             <w:r>
@@ -8287,25 +7845,7 @@
                 <w:sz w:val="18"/>
                 <w:szCs w:val="18"/>
               </w:rPr>
-              <w:t>qc.dna_data_</w:t>
-            </w:r>
-            <w:proofErr w:type="gramStart"/>
-            <w:r>
-              <w:rPr>
-                <w:rFonts w:ascii="微软雅黑" w:eastAsia="微软雅黑" w:hAnsi="微软雅黑"/>
-                <w:sz w:val="18"/>
-                <w:szCs w:val="18"/>
-              </w:rPr>
-              <w:t>qc.cover</w:t>
-            </w:r>
-            <w:proofErr w:type="gramEnd"/>
-            <w:r>
-              <w:rPr>
-                <w:rFonts w:ascii="微软雅黑" w:eastAsia="微软雅黑" w:hAnsi="微软雅黑"/>
-                <w:sz w:val="18"/>
-                <w:szCs w:val="18"/>
-              </w:rPr>
-              <w:t>_ratio</w:t>
+              <w:t>qc.dna_data_qc.cover_ratio</w:t>
             </w:r>
             <w:proofErr w:type="spellEnd"/>
             <w:r>
@@ -8428,27 +7968,7 @@
                 <w:szCs w:val="18"/>
                 <w:lang w:bidi="ar"/>
               </w:rPr>
-              <w:t>均</w:t>
-            </w:r>
-            <w:proofErr w:type="gramStart"/>
-            <w:r>
-              <w:rPr>
-                <w:rFonts w:ascii="微软雅黑" w:eastAsia="微软雅黑" w:hAnsi="微软雅黑" w:cs="思源黑体 CN Light" w:hint="eastAsia"/>
-                <w:sz w:val="18"/>
-                <w:szCs w:val="18"/>
-                <w:lang w:bidi="ar"/>
-              </w:rPr>
-              <w:t>一</w:t>
-            </w:r>
-            <w:proofErr w:type="gramEnd"/>
-            <w:r>
-              <w:rPr>
-                <w:rFonts w:ascii="微软雅黑" w:eastAsia="微软雅黑" w:hAnsi="微软雅黑" w:cs="思源黑体 CN Light" w:hint="eastAsia"/>
-                <w:sz w:val="18"/>
-                <w:szCs w:val="18"/>
-                <w:lang w:bidi="ar"/>
-              </w:rPr>
-              <w:t>性</w:t>
+              <w:t>均一性</w:t>
             </w:r>
             <w:r>
               <w:rPr>
@@ -8496,25 +8016,7 @@
                 <w:sz w:val="18"/>
                 <w:szCs w:val="18"/>
               </w:rPr>
-              <w:t>{{qc.dna_data_</w:t>
-            </w:r>
-            <w:proofErr w:type="gramStart"/>
-            <w:r>
-              <w:rPr>
-                <w:rFonts w:ascii="微软雅黑" w:eastAsia="微软雅黑" w:hAnsi="微软雅黑"/>
-                <w:sz w:val="18"/>
-                <w:szCs w:val="18"/>
-              </w:rPr>
-              <w:t>qc.uni</w:t>
-            </w:r>
-            <w:proofErr w:type="gramEnd"/>
-            <w:r>
-              <w:rPr>
-                <w:rFonts w:ascii="微软雅黑" w:eastAsia="微软雅黑" w:hAnsi="微软雅黑"/>
-                <w:sz w:val="18"/>
-                <w:szCs w:val="18"/>
-              </w:rPr>
-              <w:t>20}}</w:t>
+              <w:t>{{qc.dna_data_qc.uni20}}</w:t>
             </w:r>
           </w:p>
         </w:tc>
@@ -8694,25 +8196,7 @@
                 <w:sz w:val="18"/>
                 <w:szCs w:val="18"/>
               </w:rPr>
-              <w:t>qc.dna_data_</w:t>
-            </w:r>
-            <w:proofErr w:type="gramStart"/>
-            <w:r>
-              <w:rPr>
-                <w:rFonts w:ascii="微软雅黑" w:eastAsia="微软雅黑" w:hAnsi="微软雅黑"/>
-                <w:sz w:val="18"/>
-                <w:szCs w:val="18"/>
-              </w:rPr>
-              <w:t>qc.depth</w:t>
-            </w:r>
-            <w:proofErr w:type="gramEnd"/>
-            <w:r>
-              <w:rPr>
-                <w:rFonts w:ascii="微软雅黑" w:eastAsia="微软雅黑" w:hAnsi="微软雅黑"/>
-                <w:sz w:val="18"/>
-                <w:szCs w:val="18"/>
-              </w:rPr>
-              <w:t>_mean|replace</w:t>
+              <w:t>qc.dna_data_qc.depth_mean|replace</w:t>
             </w:r>
             <w:proofErr w:type="spellEnd"/>
             <w:r>
@@ -8851,9 +8335,9 @@
                 <w:sz w:val="18"/>
                 <w:szCs w:val="18"/>
               </w:rPr>
-              <w:t>{%p if qc.dna_data_</w:t>
-            </w:r>
-            <w:proofErr w:type="gramStart"/>
+              <w:t xml:space="preserve">{%p if qc.dna_data_qc.cleandata_q30_num&gt;=0.75 and </w:t>
+            </w:r>
+            <w:proofErr w:type="spellStart"/>
             <w:r>
               <w:rPr>
                 <w:rFonts w:ascii="微软雅黑" w:eastAsia="微软雅黑" w:hAnsi="微软雅黑"/>
@@ -8863,9 +8347,9 @@
                 <w:sz w:val="18"/>
                 <w:szCs w:val="18"/>
               </w:rPr>
-              <w:t>qc.cleandata</w:t>
-            </w:r>
-            <w:proofErr w:type="gramEnd"/>
+              <w:t>qc.dna_data_qc.depth_ssbc_num</w:t>
+            </w:r>
+            <w:proofErr w:type="spellEnd"/>
             <w:r>
               <w:rPr>
                 <w:rFonts w:ascii="微软雅黑" w:eastAsia="微软雅黑" w:hAnsi="微软雅黑"/>
@@ -8875,10 +8359,12 @@
                 <w:sz w:val="18"/>
                 <w:szCs w:val="18"/>
               </w:rPr>
-              <w:t xml:space="preserve">_q30_num&gt;=0.75 and </w:t>
-            </w:r>
-            <w:proofErr w:type="spellStart"/>
-            <w:r>
+              <w:t>&gt;=300%}</w:t>
+            </w:r>
+          </w:p>
+          <w:p>
+            <w:pPr>
+              <w:jc w:val="center"/>
               <w:rPr>
                 <w:rFonts w:ascii="微软雅黑" w:eastAsia="微软雅黑" w:hAnsi="微软雅黑"/>
                 <w:b/>
@@ -8887,9 +8373,7 @@
                 <w:sz w:val="18"/>
                 <w:szCs w:val="18"/>
               </w:rPr>
-              <w:t>qc.dna_data_qc.depth_ssbc_num</w:t>
-            </w:r>
-            <w:proofErr w:type="spellEnd"/>
+            </w:pPr>
             <w:r>
               <w:rPr>
                 <w:rFonts w:ascii="微软雅黑" w:eastAsia="微软雅黑" w:hAnsi="微软雅黑"/>
@@ -8899,12 +8383,10 @@
                 <w:sz w:val="18"/>
                 <w:szCs w:val="18"/>
               </w:rPr>
-              <w:t>&gt;=300%}</w:t>
-            </w:r>
-          </w:p>
-          <w:p>
-            <w:pPr>
-              <w:jc w:val="center"/>
+              <w:t xml:space="preserve">{%p if </w:t>
+            </w:r>
+            <w:proofErr w:type="spellStart"/>
+            <w:r>
               <w:rPr>
                 <w:rFonts w:ascii="微软雅黑" w:eastAsia="微软雅黑" w:hAnsi="微软雅黑"/>
                 <w:b/>
@@ -8913,7 +8395,9 @@
                 <w:sz w:val="18"/>
                 <w:szCs w:val="18"/>
               </w:rPr>
-            </w:pPr>
+              <w:t>lib_quality_control</w:t>
+            </w:r>
+            <w:proofErr w:type="spellEnd"/>
             <w:r>
               <w:rPr>
                 <w:rFonts w:ascii="微软雅黑" w:eastAsia="微软雅黑" w:hAnsi="微软雅黑"/>
@@ -8923,7 +8407,7 @@
                 <w:sz w:val="18"/>
                 <w:szCs w:val="18"/>
               </w:rPr>
-              <w:t xml:space="preserve">{%p if </w:t>
+              <w:t xml:space="preserve"> and </w:t>
             </w:r>
             <w:proofErr w:type="spellStart"/>
             <w:r>
@@ -8935,7 +8419,7 @@
                 <w:sz w:val="18"/>
                 <w:szCs w:val="18"/>
               </w:rPr>
-              <w:t>lib_quality_control</w:t>
+              <w:t>lib_quality_control.lib_dna_qc</w:t>
             </w:r>
             <w:proofErr w:type="spellEnd"/>
             <w:r>
@@ -8959,7 +8443,7 @@
                 <w:sz w:val="18"/>
                 <w:szCs w:val="18"/>
               </w:rPr>
-              <w:t>lib_quality_control.lib_dna_qc</w:t>
+              <w:t>lib_quality_control.lib_dna_qc.dna_qty</w:t>
             </w:r>
             <w:proofErr w:type="spellEnd"/>
             <w:r>
@@ -8983,55 +8467,7 @@
                 <w:sz w:val="18"/>
                 <w:szCs w:val="18"/>
               </w:rPr>
-              <w:t>lib_quality_control.lib_dna_qc.dna_qty</w:t>
-            </w:r>
-            <w:proofErr w:type="spellEnd"/>
-            <w:r>
-              <w:rPr>
-                <w:rFonts w:ascii="微软雅黑" w:eastAsia="微软雅黑" w:hAnsi="微软雅黑"/>
-                <w:b/>
-                <w:spacing w:val="10"/>
-                <w:kern w:val="0"/>
-                <w:sz w:val="18"/>
-                <w:szCs w:val="18"/>
-              </w:rPr>
-              <w:t xml:space="preserve"> and </w:t>
-            </w:r>
-            <w:proofErr w:type="spellStart"/>
-            <w:r>
-              <w:rPr>
-                <w:rFonts w:ascii="微软雅黑" w:eastAsia="微软雅黑" w:hAnsi="微软雅黑"/>
-                <w:b/>
-                <w:spacing w:val="10"/>
-                <w:kern w:val="0"/>
-                <w:sz w:val="18"/>
-                <w:szCs w:val="18"/>
-              </w:rPr>
-              <w:t>lib_quality_control.lib_dna_</w:t>
-            </w:r>
-            <w:proofErr w:type="gramStart"/>
-            <w:r>
-              <w:rPr>
-                <w:rFonts w:ascii="微软雅黑" w:eastAsia="微软雅黑" w:hAnsi="微软雅黑"/>
-                <w:b/>
-                <w:spacing w:val="10"/>
-                <w:kern w:val="0"/>
-                <w:sz w:val="18"/>
-                <w:szCs w:val="18"/>
-              </w:rPr>
-              <w:t>qc.library</w:t>
-            </w:r>
-            <w:proofErr w:type="gramEnd"/>
-            <w:r>
-              <w:rPr>
-                <w:rFonts w:ascii="微软雅黑" w:eastAsia="微软雅黑" w:hAnsi="微软雅黑"/>
-                <w:b/>
-                <w:spacing w:val="10"/>
-                <w:kern w:val="0"/>
-                <w:sz w:val="18"/>
-                <w:szCs w:val="18"/>
-              </w:rPr>
-              <w:t>_qty</w:t>
+              <w:t>lib_quality_control.lib_dna_qc.library_qty</w:t>
             </w:r>
             <w:proofErr w:type="spellEnd"/>
             <w:r>
@@ -9186,31 +8622,7 @@
                 <w:sz w:val="18"/>
                 <w:szCs w:val="18"/>
               </w:rPr>
-              <w:t>合格（</w:t>
-            </w:r>
-            <w:proofErr w:type="gramStart"/>
-            <w:r>
-              <w:rPr>
-                <w:rFonts w:ascii="微软雅黑" w:eastAsia="微软雅黑" w:hAnsi="微软雅黑" w:hint="eastAsia"/>
-                <w:b/>
-                <w:spacing w:val="10"/>
-                <w:kern w:val="0"/>
-                <w:sz w:val="18"/>
-                <w:szCs w:val="18"/>
-              </w:rPr>
-              <w:t>质控项有</w:t>
-            </w:r>
-            <w:proofErr w:type="gramEnd"/>
-            <w:r>
-              <w:rPr>
-                <w:rFonts w:ascii="微软雅黑" w:eastAsia="微软雅黑" w:hAnsi="微软雅黑" w:hint="eastAsia"/>
-                <w:b/>
-                <w:spacing w:val="10"/>
-                <w:kern w:val="0"/>
-                <w:sz w:val="18"/>
-                <w:szCs w:val="18"/>
-              </w:rPr>
-              <w:t>缺失，请补齐数据后自行评估）</w:t>
+              <w:t>合格（质控项有缺失，请补齐数据后自行评估）</w:t>
             </w:r>
           </w:p>
           <w:p>
@@ -9523,31 +8935,7 @@
           <w:szCs w:val="15"/>
           <w:lang w:eastAsia="zh-CN"/>
         </w:rPr>
-        <w:t>覆盖度：检测到的区域</w:t>
-      </w:r>
-      <w:proofErr w:type="gramStart"/>
-      <w:r>
-        <w:rPr>
-          <w:rFonts w:ascii="微软雅黑" w:eastAsia="微软雅黑" w:hAnsi="微软雅黑" w:cs="Times New Roman (正文 CS 字体)"/>
-          <w:spacing w:val="6"/>
-          <w:kern w:val="2"/>
-          <w:sz w:val="15"/>
-          <w:szCs w:val="15"/>
-          <w:lang w:eastAsia="zh-CN"/>
-        </w:rPr>
-        <w:t>占目标</w:t>
-      </w:r>
-      <w:proofErr w:type="gramEnd"/>
-      <w:r>
-        <w:rPr>
-          <w:rFonts w:ascii="微软雅黑" w:eastAsia="微软雅黑" w:hAnsi="微软雅黑" w:cs="Times New Roman (正文 CS 字体)"/>
-          <w:spacing w:val="6"/>
-          <w:kern w:val="2"/>
-          <w:sz w:val="15"/>
-          <w:szCs w:val="15"/>
-          <w:lang w:eastAsia="zh-CN"/>
-        </w:rPr>
-        <w:t>区域的比例；</w:t>
+        <w:t>覆盖度：检测到的区域占目标区域的比例；</w:t>
       </w:r>
     </w:p>
     <w:p>
@@ -9576,31 +8964,7 @@
           <w:szCs w:val="15"/>
           <w:lang w:eastAsia="zh-CN"/>
         </w:rPr>
-        <w:t>均</w:t>
-      </w:r>
-      <w:proofErr w:type="gramStart"/>
-      <w:r>
-        <w:rPr>
-          <w:rFonts w:ascii="微软雅黑" w:eastAsia="微软雅黑" w:hAnsi="微软雅黑" w:cs="Times New Roman (正文 CS 字体)"/>
-          <w:spacing w:val="6"/>
-          <w:kern w:val="2"/>
-          <w:sz w:val="15"/>
-          <w:szCs w:val="15"/>
-          <w:lang w:eastAsia="zh-CN"/>
-        </w:rPr>
-        <w:t>一</w:t>
-      </w:r>
-      <w:proofErr w:type="gramEnd"/>
-      <w:r>
-        <w:rPr>
-          <w:rFonts w:ascii="微软雅黑" w:eastAsia="微软雅黑" w:hAnsi="微软雅黑" w:cs="Times New Roman (正文 CS 字体)"/>
-          <w:spacing w:val="6"/>
-          <w:kern w:val="2"/>
-          <w:sz w:val="15"/>
-          <w:szCs w:val="15"/>
-          <w:lang w:eastAsia="zh-CN"/>
-        </w:rPr>
-        <w:t>性：测序深度超过20％的平均深度的位点的比例；</w:t>
+        <w:t>均一性：测序深度超过20％的平均深度的位点的比例；</w:t>
       </w:r>
     </w:p>
     <w:p>
@@ -9819,7 +9183,6 @@
               <w:t>{{</w:t>
             </w:r>
             <w:proofErr w:type="spellStart"/>
-            <w:proofErr w:type="gramStart"/>
             <w:r>
               <w:rPr>
                 <w:rFonts w:ascii="微软雅黑" w:eastAsia="微软雅黑" w:hAnsi="微软雅黑"/>
@@ -9827,17 +9190,7 @@
                 <w:szCs w:val="18"/>
                 <w:lang w:eastAsia="zh-CN"/>
               </w:rPr>
-              <w:t>sample.report</w:t>
-            </w:r>
-            <w:proofErr w:type="gramEnd"/>
-            <w:r>
-              <w:rPr>
-                <w:rFonts w:ascii="微软雅黑" w:eastAsia="微软雅黑" w:hAnsi="微软雅黑"/>
-                <w:sz w:val="18"/>
-                <w:szCs w:val="18"/>
-                <w:lang w:eastAsia="zh-CN"/>
-              </w:rPr>
-              <w:t>_date</w:t>
+              <w:t>sample.report_date</w:t>
             </w:r>
             <w:proofErr w:type="spellEnd"/>
             <w:r>
@@ -10467,33 +9820,7 @@
                 <w:sz w:val="18"/>
                 <w:szCs w:val="18"/>
               </w:rPr>
-              <w:t>var.var_</w:t>
-            </w:r>
-            <w:proofErr w:type="gramStart"/>
-            <w:r>
-              <w:rPr>
-                <w:rFonts w:ascii="微软雅黑" w:eastAsia="微软雅黑" w:hAnsi="微软雅黑" w:cs="思源黑体 CN Light"/>
-                <w:bCs/>
-                <w:iCs/>
-                <w:color w:val="000000"/>
-                <w:kern w:val="0"/>
-                <w:sz w:val="18"/>
-                <w:szCs w:val="18"/>
-              </w:rPr>
-              <w:t>somatic.level</w:t>
-            </w:r>
-            <w:proofErr w:type="gramEnd"/>
-            <w:r>
-              <w:rPr>
-                <w:rFonts w:ascii="微软雅黑" w:eastAsia="微软雅黑" w:hAnsi="微软雅黑" w:cs="思源黑体 CN Light"/>
-                <w:bCs/>
-                <w:iCs/>
-                <w:color w:val="000000"/>
-                <w:kern w:val="0"/>
-                <w:sz w:val="18"/>
-                <w:szCs w:val="18"/>
-              </w:rPr>
-              <w:t>_I</w:t>
+              <w:t>var.var_somatic.level_I</w:t>
             </w:r>
             <w:proofErr w:type="spellEnd"/>
             <w:r>
@@ -10591,33 +9918,7 @@
                 <w:sz w:val="18"/>
                 <w:szCs w:val="18"/>
               </w:rPr>
-              <w:t>var.var_</w:t>
-            </w:r>
-            <w:proofErr w:type="gramStart"/>
-            <w:r>
-              <w:rPr>
-                <w:rFonts w:ascii="微软雅黑" w:eastAsia="微软雅黑" w:hAnsi="微软雅黑" w:cs="思源黑体 CN Light"/>
-                <w:bCs/>
-                <w:iCs/>
-                <w:color w:val="000000"/>
-                <w:kern w:val="0"/>
-                <w:sz w:val="18"/>
-                <w:szCs w:val="18"/>
-              </w:rPr>
-              <w:t>somatic.level</w:t>
-            </w:r>
-            <w:proofErr w:type="gramEnd"/>
-            <w:r>
-              <w:rPr>
-                <w:rFonts w:ascii="微软雅黑" w:eastAsia="微软雅黑" w:hAnsi="微软雅黑" w:cs="思源黑体 CN Light"/>
-                <w:bCs/>
-                <w:iCs/>
-                <w:color w:val="000000"/>
-                <w:kern w:val="0"/>
-                <w:sz w:val="18"/>
-                <w:szCs w:val="18"/>
-              </w:rPr>
-              <w:t>_I</w:t>
+              <w:t>var.var_somatic.level_I</w:t>
             </w:r>
             <w:proofErr w:type="spellEnd"/>
             <w:r>
@@ -10703,7 +10004,6 @@
               <w:t>{{</w:t>
             </w:r>
             <w:proofErr w:type="spellStart"/>
-            <w:proofErr w:type="gramStart"/>
             <w:r>
               <w:rPr>
                 <w:rFonts w:ascii="微软雅黑" w:eastAsia="微软雅黑" w:hAnsi="微软雅黑"/>
@@ -10715,9 +10015,9 @@
                 <w:sz w:val="18"/>
                 <w:szCs w:val="18"/>
               </w:rPr>
-              <w:t>a.gene</w:t>
-            </w:r>
-            <w:proofErr w:type="gramEnd"/>
+              <w:t>a.gene_symbol</w:t>
+            </w:r>
+            <w:proofErr w:type="spellEnd"/>
             <w:r>
               <w:rPr>
                 <w:rFonts w:ascii="微软雅黑" w:eastAsia="微软雅黑" w:hAnsi="微软雅黑"/>
@@ -10729,20 +10029,6 @@
                 <w:sz w:val="18"/>
                 <w:szCs w:val="18"/>
               </w:rPr>
-              <w:t>_symbol</w:t>
-            </w:r>
-            <w:proofErr w:type="spellEnd"/>
-            <w:r>
-              <w:rPr>
-                <w:rFonts w:ascii="微软雅黑" w:eastAsia="微软雅黑" w:hAnsi="微软雅黑"/>
-                <w:b/>
-                <w:bCs/>
-                <w:i/>
-                <w:iCs/>
-                <w:kern w:val="0"/>
-                <w:sz w:val="18"/>
-                <w:szCs w:val="18"/>
-              </w:rPr>
               <w:t>}}</w:t>
             </w:r>
           </w:p>
@@ -10777,25 +10063,14 @@
               <w:t>{{</w:t>
             </w:r>
             <w:proofErr w:type="spellStart"/>
-            <w:proofErr w:type="gramStart"/>
-            <w:r>
-              <w:rPr>
-                <w:rFonts w:ascii="微软雅黑" w:eastAsia="微软雅黑" w:hAnsi="微软雅黑"/>
-                <w:kern w:val="0"/>
-                <w:sz w:val="18"/>
-                <w:szCs w:val="18"/>
-              </w:rPr>
-              <w:t>a.freq</w:t>
-            </w:r>
-            <w:proofErr w:type="gramEnd"/>
-            <w:r>
-              <w:rPr>
-                <w:rFonts w:ascii="微软雅黑" w:eastAsia="微软雅黑" w:hAnsi="微软雅黑"/>
-                <w:kern w:val="0"/>
-                <w:sz w:val="18"/>
-                <w:szCs w:val="18"/>
-              </w:rPr>
-              <w:t>_str</w:t>
+            <w:r>
+              <w:rPr>
+                <w:rFonts w:ascii="微软雅黑" w:eastAsia="微软雅黑" w:hAnsi="微软雅黑"/>
+                <w:kern w:val="0"/>
+                <w:sz w:val="18"/>
+                <w:szCs w:val="18"/>
+              </w:rPr>
+              <w:t>a.freq_str</w:t>
             </w:r>
             <w:proofErr w:type="spellEnd"/>
             <w:r>
@@ -10839,25 +10114,14 @@
               <w:t>{{</w:t>
             </w:r>
             <w:proofErr w:type="spellStart"/>
-            <w:proofErr w:type="gramStart"/>
-            <w:r>
-              <w:rPr>
-                <w:rFonts w:ascii="微软雅黑" w:eastAsia="微软雅黑" w:hAnsi="微软雅黑"/>
-                <w:kern w:val="0"/>
-                <w:sz w:val="18"/>
-                <w:szCs w:val="18"/>
-              </w:rPr>
-              <w:t>a.gene</w:t>
-            </w:r>
-            <w:proofErr w:type="gramEnd"/>
-            <w:r>
-              <w:rPr>
-                <w:rFonts w:ascii="微软雅黑" w:eastAsia="微软雅黑" w:hAnsi="微软雅黑"/>
-                <w:kern w:val="0"/>
-                <w:sz w:val="18"/>
-                <w:szCs w:val="18"/>
-              </w:rPr>
-              <w:t>_region</w:t>
+            <w:r>
+              <w:rPr>
+                <w:rFonts w:ascii="微软雅黑" w:eastAsia="微软雅黑" w:hAnsi="微软雅黑"/>
+                <w:kern w:val="0"/>
+                <w:sz w:val="18"/>
+                <w:szCs w:val="18"/>
+              </w:rPr>
+              <w:t>a.gene_region</w:t>
             </w:r>
             <w:proofErr w:type="spellEnd"/>
             <w:r>
@@ -10890,25 +10154,14 @@
               <w:t>{{</w:t>
             </w:r>
             <w:proofErr w:type="spellStart"/>
-            <w:proofErr w:type="gramStart"/>
-            <w:r>
-              <w:rPr>
-                <w:rFonts w:ascii="微软雅黑" w:eastAsia="微软雅黑" w:hAnsi="微软雅黑"/>
-                <w:kern w:val="0"/>
-                <w:sz w:val="18"/>
-                <w:szCs w:val="18"/>
-              </w:rPr>
-              <w:t>a.hgvs</w:t>
-            </w:r>
-            <w:proofErr w:type="gramEnd"/>
-            <w:r>
-              <w:rPr>
-                <w:rFonts w:ascii="微软雅黑" w:eastAsia="微软雅黑" w:hAnsi="微软雅黑"/>
-                <w:kern w:val="0"/>
-                <w:sz w:val="18"/>
-                <w:szCs w:val="18"/>
-              </w:rPr>
-              <w:t>_c</w:t>
+            <w:r>
+              <w:rPr>
+                <w:rFonts w:ascii="微软雅黑" w:eastAsia="微软雅黑" w:hAnsi="微软雅黑"/>
+                <w:kern w:val="0"/>
+                <w:sz w:val="18"/>
+                <w:szCs w:val="18"/>
+              </w:rPr>
+              <w:t>a.hgvs_c</w:t>
             </w:r>
             <w:proofErr w:type="spellEnd"/>
             <w:r>
@@ -10941,25 +10194,14 @@
               <w:t xml:space="preserve">{%p if </w:t>
             </w:r>
             <w:proofErr w:type="spellStart"/>
-            <w:proofErr w:type="gramStart"/>
-            <w:r>
-              <w:rPr>
-                <w:rFonts w:ascii="微软雅黑" w:eastAsia="微软雅黑" w:hAnsi="微软雅黑"/>
-                <w:kern w:val="0"/>
-                <w:sz w:val="18"/>
-                <w:szCs w:val="18"/>
-              </w:rPr>
-              <w:t>a.hgvs</w:t>
-            </w:r>
-            <w:proofErr w:type="gramEnd"/>
-            <w:r>
-              <w:rPr>
-                <w:rFonts w:ascii="微软雅黑" w:eastAsia="微软雅黑" w:hAnsi="微软雅黑"/>
-                <w:kern w:val="0"/>
-                <w:sz w:val="18"/>
-                <w:szCs w:val="18"/>
-              </w:rPr>
-              <w:t>_p</w:t>
+            <w:r>
+              <w:rPr>
+                <w:rFonts w:ascii="微软雅黑" w:eastAsia="微软雅黑" w:hAnsi="微软雅黑"/>
+                <w:kern w:val="0"/>
+                <w:sz w:val="18"/>
+                <w:szCs w:val="18"/>
+              </w:rPr>
+              <w:t>a.hgvs_p</w:t>
             </w:r>
             <w:proofErr w:type="spellEnd"/>
             <w:r>
@@ -10992,25 +10234,14 @@
               <w:t>{{</w:t>
             </w:r>
             <w:proofErr w:type="spellStart"/>
-            <w:proofErr w:type="gramStart"/>
-            <w:r>
-              <w:rPr>
-                <w:rFonts w:ascii="微软雅黑" w:eastAsia="微软雅黑" w:hAnsi="微软雅黑"/>
-                <w:kern w:val="0"/>
-                <w:sz w:val="18"/>
-                <w:szCs w:val="18"/>
-              </w:rPr>
-              <w:t>a.hgvs</w:t>
-            </w:r>
-            <w:proofErr w:type="gramEnd"/>
-            <w:r>
-              <w:rPr>
-                <w:rFonts w:ascii="微软雅黑" w:eastAsia="微软雅黑" w:hAnsi="微软雅黑"/>
-                <w:kern w:val="0"/>
-                <w:sz w:val="18"/>
-                <w:szCs w:val="18"/>
-              </w:rPr>
-              <w:t>_p</w:t>
+            <w:r>
+              <w:rPr>
+                <w:rFonts w:ascii="微软雅黑" w:eastAsia="微软雅黑" w:hAnsi="微软雅黑"/>
+                <w:kern w:val="0"/>
+                <w:sz w:val="18"/>
+                <w:szCs w:val="18"/>
+              </w:rPr>
+              <w:t>a.hgvs_p</w:t>
             </w:r>
             <w:proofErr w:type="spellEnd"/>
             <w:r>
@@ -11063,25 +10294,14 @@
               <w:t>{{</w:t>
             </w:r>
             <w:proofErr w:type="spellStart"/>
-            <w:proofErr w:type="gramStart"/>
-            <w:r>
-              <w:rPr>
-                <w:rFonts w:ascii="微软雅黑" w:eastAsia="微软雅黑" w:hAnsi="微软雅黑"/>
-                <w:kern w:val="0"/>
-                <w:sz w:val="18"/>
-                <w:szCs w:val="18"/>
-              </w:rPr>
-              <w:t>a.transcript</w:t>
-            </w:r>
-            <w:proofErr w:type="gramEnd"/>
-            <w:r>
-              <w:rPr>
-                <w:rFonts w:ascii="微软雅黑" w:eastAsia="微软雅黑" w:hAnsi="微软雅黑"/>
-                <w:kern w:val="0"/>
-                <w:sz w:val="18"/>
-                <w:szCs w:val="18"/>
-              </w:rPr>
-              <w:t>_primary</w:t>
+            <w:r>
+              <w:rPr>
+                <w:rFonts w:ascii="微软雅黑" w:eastAsia="微软雅黑" w:hAnsi="微软雅黑"/>
+                <w:kern w:val="0"/>
+                <w:sz w:val="18"/>
+                <w:szCs w:val="18"/>
+              </w:rPr>
+              <w:t>a.transcript_primary</w:t>
             </w:r>
             <w:proofErr w:type="spellEnd"/>
             <w:r>
@@ -11221,23 +10441,9 @@
                 <w:sz w:val="18"/>
                 <w:szCs w:val="18"/>
               </w:rPr>
-              <w:t>a.evi_sum.evi_</w:t>
-            </w:r>
-            <w:proofErr w:type="gramStart"/>
-            <w:r>
-              <w:rPr>
-                <w:rFonts w:ascii="微软雅黑" w:eastAsia="微软雅黑" w:hAnsi="微软雅黑" w:cs="思源黑体 CN Light"/>
-                <w:bCs/>
-                <w:iCs/>
-                <w:color w:val="000000"/>
-                <w:kern w:val="0"/>
-                <w:sz w:val="18"/>
-                <w:szCs w:val="18"/>
-              </w:rPr>
-              <w:t>split.Predictive</w:t>
+              <w:t>a.evi_sum.evi_split.Predictive</w:t>
             </w:r>
             <w:proofErr w:type="spellEnd"/>
-            <w:proofErr w:type="gramEnd"/>
             <w:r>
               <w:rPr>
                 <w:rFonts w:ascii="微软雅黑" w:eastAsia="微软雅黑" w:hAnsi="微软雅黑" w:cs="思源黑体 CN Light"/>
@@ -11342,23 +10548,9 @@
                 <w:sz w:val="18"/>
                 <w:szCs w:val="18"/>
               </w:rPr>
-              <w:t>a.evi_sum.evi_</w:t>
-            </w:r>
-            <w:proofErr w:type="gramStart"/>
-            <w:r>
-              <w:rPr>
-                <w:rFonts w:ascii="微软雅黑" w:eastAsia="微软雅黑" w:hAnsi="微软雅黑" w:cs="思源黑体 CN Light"/>
-                <w:bCs/>
-                <w:iCs/>
-                <w:color w:val="000000"/>
-                <w:kern w:val="0"/>
-                <w:sz w:val="18"/>
-                <w:szCs w:val="18"/>
-              </w:rPr>
-              <w:t>split.Predictive</w:t>
+              <w:t>a.evi_sum.evi_split.Predictive</w:t>
             </w:r>
             <w:proofErr w:type="spellEnd"/>
-            <w:proofErr w:type="gramEnd"/>
             <w:r>
               <w:rPr>
                 <w:rFonts w:ascii="微软雅黑" w:eastAsia="微软雅黑" w:hAnsi="微软雅黑" w:cs="思源黑体 CN Light"/>
@@ -11411,23 +10603,9 @@
                 <w:sz w:val="18"/>
                 <w:szCs w:val="18"/>
               </w:rPr>
-              <w:t>a.evi_sum.evi_</w:t>
-            </w:r>
-            <w:proofErr w:type="gramStart"/>
-            <w:r>
-              <w:rPr>
-                <w:rFonts w:ascii="微软雅黑" w:eastAsia="微软雅黑" w:hAnsi="微软雅黑" w:cs="思源黑体 CN Light"/>
-                <w:bCs/>
-                <w:iCs/>
-                <w:color w:val="000000"/>
-                <w:kern w:val="0"/>
-                <w:sz w:val="18"/>
-                <w:szCs w:val="18"/>
-              </w:rPr>
-              <w:t>split.Predictive</w:t>
+              <w:t>a.evi_sum.evi_split.Predictive</w:t>
             </w:r>
             <w:proofErr w:type="spellEnd"/>
-            <w:proofErr w:type="gramEnd"/>
             <w:r>
               <w:rPr>
                 <w:rFonts w:ascii="微软雅黑" w:eastAsia="微软雅黑" w:hAnsi="微软雅黑" w:cs="思源黑体 CN Light"/>
@@ -11671,23 +10849,9 @@
                 <w:sz w:val="18"/>
                 <w:szCs w:val="18"/>
               </w:rPr>
-              <w:t>a.evi_sum.evi_</w:t>
-            </w:r>
-            <w:proofErr w:type="gramStart"/>
-            <w:r>
-              <w:rPr>
-                <w:rFonts w:ascii="微软雅黑" w:eastAsia="微软雅黑" w:hAnsi="微软雅黑" w:cs="思源黑体 CN Light"/>
-                <w:bCs/>
-                <w:iCs/>
-                <w:color w:val="000000"/>
-                <w:kern w:val="0"/>
-                <w:sz w:val="18"/>
-                <w:szCs w:val="18"/>
-              </w:rPr>
-              <w:t>split.Prognostic</w:t>
+              <w:t>a.evi_sum.evi_split.Prognostic</w:t>
             </w:r>
             <w:proofErr w:type="spellEnd"/>
-            <w:proofErr w:type="gramEnd"/>
             <w:r>
               <w:rPr>
                 <w:rFonts w:ascii="微软雅黑" w:eastAsia="微软雅黑" w:hAnsi="微软雅黑" w:cs="思源黑体 CN Light"/>
@@ -11740,23 +10904,9 @@
                 <w:sz w:val="18"/>
                 <w:szCs w:val="18"/>
               </w:rPr>
-              <w:t>a.evi_sum.evi_</w:t>
-            </w:r>
-            <w:proofErr w:type="gramStart"/>
-            <w:r>
-              <w:rPr>
-                <w:rFonts w:ascii="微软雅黑" w:eastAsia="微软雅黑" w:hAnsi="微软雅黑" w:cs="思源黑体 CN Light"/>
-                <w:bCs/>
-                <w:iCs/>
-                <w:color w:val="000000"/>
-                <w:kern w:val="0"/>
-                <w:sz w:val="18"/>
-                <w:szCs w:val="18"/>
-              </w:rPr>
-              <w:t>split.Prognostic</w:t>
+              <w:t>a.evi_sum.evi_split.Prognostic</w:t>
             </w:r>
             <w:proofErr w:type="spellEnd"/>
-            <w:proofErr w:type="gramEnd"/>
             <w:r>
               <w:rPr>
                 <w:rFonts w:ascii="微软雅黑" w:eastAsia="微软雅黑" w:hAnsi="微软雅黑" w:cs="思源黑体 CN Light"/>
@@ -11986,23 +11136,9 @@
                 <w:sz w:val="18"/>
                 <w:szCs w:val="18"/>
               </w:rPr>
-              <w:t>a.evi_sum.evi_</w:t>
-            </w:r>
-            <w:proofErr w:type="gramStart"/>
-            <w:r>
-              <w:rPr>
-                <w:rFonts w:ascii="微软雅黑" w:eastAsia="微软雅黑" w:hAnsi="微软雅黑" w:cs="思源黑体 CN Light"/>
-                <w:bCs/>
-                <w:iCs/>
-                <w:color w:val="000000"/>
-                <w:kern w:val="0"/>
-                <w:sz w:val="18"/>
-                <w:szCs w:val="18"/>
-              </w:rPr>
-              <w:t>split.Diagnostic</w:t>
+              <w:t>a.evi_sum.evi_split.Diagnostic</w:t>
             </w:r>
             <w:proofErr w:type="spellEnd"/>
-            <w:proofErr w:type="gramEnd"/>
             <w:r>
               <w:rPr>
                 <w:rFonts w:ascii="微软雅黑" w:eastAsia="微软雅黑" w:hAnsi="微软雅黑" w:cs="思源黑体 CN Light"/>
@@ -12055,23 +11191,9 @@
                 <w:sz w:val="18"/>
                 <w:szCs w:val="18"/>
               </w:rPr>
-              <w:t>a.evi_sum.evi_</w:t>
-            </w:r>
-            <w:proofErr w:type="gramStart"/>
-            <w:r>
-              <w:rPr>
-                <w:rFonts w:ascii="微软雅黑" w:eastAsia="微软雅黑" w:hAnsi="微软雅黑" w:cs="思源黑体 CN Light"/>
-                <w:bCs/>
-                <w:iCs/>
-                <w:color w:val="000000"/>
-                <w:kern w:val="0"/>
-                <w:sz w:val="18"/>
-                <w:szCs w:val="18"/>
-              </w:rPr>
-              <w:t>split.Diagnostic</w:t>
+              <w:t>a.evi_sum.evi_split.Diagnostic</w:t>
             </w:r>
             <w:proofErr w:type="spellEnd"/>
-            <w:proofErr w:type="gramEnd"/>
             <w:r>
               <w:rPr>
                 <w:rFonts w:ascii="微软雅黑" w:eastAsia="微软雅黑" w:hAnsi="微软雅黑" w:cs="思源黑体 CN Light"/>
@@ -12659,15 +11781,7 @@
       </w:r>
       <w:proofErr w:type="spellStart"/>
       <w:r>
-        <w:t>var.var_</w:t>
-      </w:r>
-      <w:proofErr w:type="gramStart"/>
-      <w:r>
-        <w:t>somatic.level</w:t>
-      </w:r>
-      <w:proofErr w:type="gramEnd"/>
-      <w:r>
-        <w:t>_I</w:t>
+        <w:t>var.var_somatic.level_I</w:t>
       </w:r>
       <w:proofErr w:type="spellEnd"/>
       <w:r>
@@ -12718,15 +11832,7 @@
       </w:r>
       <w:proofErr w:type="spellStart"/>
       <w:r>
-        <w:t>var.var_</w:t>
-      </w:r>
-      <w:proofErr w:type="gramStart"/>
-      <w:r>
-        <w:t>somatic.level</w:t>
-      </w:r>
-      <w:proofErr w:type="gramEnd"/>
-      <w:r>
-        <w:t>_I</w:t>
+        <w:t>var.var_somatic.level_I</w:t>
       </w:r>
       <w:proofErr w:type="spellEnd"/>
       <w:r>
@@ -12801,7 +11907,6 @@
               <w:t>{{</w:t>
             </w:r>
             <w:proofErr w:type="spellStart"/>
-            <w:proofErr w:type="gramStart"/>
             <w:r>
               <w:rPr>
                 <w:rFonts w:ascii="微软雅黑" w:eastAsia="微软雅黑" w:hAnsi="微软雅黑"/>
@@ -12812,9 +11917,9 @@
                 <w:color w:val="FFFFFF"/>
                 <w:kern w:val="0"/>
               </w:rPr>
-              <w:t>a.gene</w:t>
-            </w:r>
-            <w:proofErr w:type="gramEnd"/>
+              <w:t>a.gene_symbol</w:t>
+            </w:r>
+            <w:proofErr w:type="spellEnd"/>
             <w:r>
               <w:rPr>
                 <w:rFonts w:ascii="微软雅黑" w:eastAsia="微软雅黑" w:hAnsi="微软雅黑"/>
@@ -12825,19 +11930,6 @@
                 <w:color w:val="FFFFFF"/>
                 <w:kern w:val="0"/>
               </w:rPr>
-              <w:t>_symbol</w:t>
-            </w:r>
-            <w:proofErr w:type="spellEnd"/>
-            <w:r>
-              <w:rPr>
-                <w:rFonts w:ascii="微软雅黑" w:eastAsia="微软雅黑" w:hAnsi="微软雅黑"/>
-                <w:b/>
-                <w:bCs/>
-                <w:i/>
-                <w:iCs/>
-                <w:color w:val="FFFFFF"/>
-                <w:kern w:val="0"/>
-              </w:rPr>
               <w:t>}} :</w:t>
             </w:r>
             <w:r>
@@ -13006,7 +12098,6 @@
               <w:t>{{</w:t>
             </w:r>
             <w:proofErr w:type="spellStart"/>
-            <w:proofErr w:type="gramStart"/>
             <w:r>
               <w:rPr>
                 <w:rFonts w:ascii="微软雅黑" w:eastAsia="微软雅黑" w:hAnsi="微软雅黑"/>
@@ -13015,18 +12106,7 @@
                 <w:sz w:val="18"/>
                 <w:szCs w:val="18"/>
               </w:rPr>
-              <w:t>a.gene</w:t>
-            </w:r>
-            <w:proofErr w:type="gramEnd"/>
-            <w:r>
-              <w:rPr>
-                <w:rFonts w:ascii="微软雅黑" w:eastAsia="微软雅黑" w:hAnsi="微软雅黑"/>
-                <w:color w:val="000000" w:themeColor="text1"/>
-                <w:kern w:val="0"/>
-                <w:sz w:val="18"/>
-                <w:szCs w:val="18"/>
-              </w:rPr>
-              <w:t>_function|e</w:t>
+              <w:t>a.gene_function|e</w:t>
             </w:r>
             <w:proofErr w:type="spellEnd"/>
             <w:r>
@@ -13119,7 +12199,6 @@
               <w:t>{{</w:t>
             </w:r>
             <w:proofErr w:type="spellStart"/>
-            <w:proofErr w:type="gramStart"/>
             <w:r>
               <w:rPr>
                 <w:rFonts w:ascii="微软雅黑" w:eastAsia="微软雅黑" w:hAnsi="微软雅黑"/>
@@ -13128,18 +12207,7 @@
                 <w:sz w:val="18"/>
                 <w:szCs w:val="18"/>
               </w:rPr>
-              <w:t>a.variant</w:t>
-            </w:r>
-            <w:proofErr w:type="gramEnd"/>
-            <w:r>
-              <w:rPr>
-                <w:rFonts w:ascii="微软雅黑" w:eastAsia="微软雅黑" w:hAnsi="微软雅黑"/>
-                <w:color w:val="000000" w:themeColor="text1"/>
-                <w:kern w:val="0"/>
-                <w:sz w:val="18"/>
-                <w:szCs w:val="18"/>
-              </w:rPr>
-              <w:t>_desc_cn|e</w:t>
+              <w:t>a.variant_desc_cn|e</w:t>
             </w:r>
             <w:proofErr w:type="spellEnd"/>
             <w:r>
@@ -13287,21 +12355,9 @@
                 <w:sz w:val="18"/>
                 <w:szCs w:val="18"/>
               </w:rPr>
-              <w:t>a.evi_sum.evi_</w:t>
-            </w:r>
-            <w:proofErr w:type="gramStart"/>
-            <w:r>
-              <w:rPr>
-                <w:rFonts w:ascii="微软雅黑" w:eastAsia="微软雅黑" w:hAnsi="微软雅黑"/>
-                <w:color w:val="000000" w:themeColor="text1"/>
-                <w:kern w:val="0"/>
-                <w:sz w:val="18"/>
-                <w:szCs w:val="18"/>
-              </w:rPr>
-              <w:t>split.Predictive</w:t>
+              <w:t>a.evi_sum.evi_split.Predictive</w:t>
             </w:r>
             <w:proofErr w:type="spellEnd"/>
-            <w:proofErr w:type="gramEnd"/>
             <w:r>
               <w:rPr>
                 <w:rFonts w:ascii="微软雅黑" w:eastAsia="微软雅黑" w:hAnsi="微软雅黑"/>
@@ -13388,29 +12444,7 @@
                 <w:sz w:val="18"/>
                 <w:szCs w:val="18"/>
               </w:rPr>
-              <w:t>a.evi_sum.evi_</w:t>
-            </w:r>
-            <w:proofErr w:type="gramStart"/>
-            <w:r>
-              <w:rPr>
-                <w:rFonts w:ascii="微软雅黑" w:eastAsia="微软雅黑" w:hAnsi="微软雅黑"/>
-                <w:color w:val="000000" w:themeColor="text1"/>
-                <w:kern w:val="0"/>
-                <w:sz w:val="18"/>
-                <w:szCs w:val="18"/>
-              </w:rPr>
-              <w:t>split.Predictive</w:t>
-            </w:r>
-            <w:proofErr w:type="gramEnd"/>
-            <w:r>
-              <w:rPr>
-                <w:rFonts w:ascii="微软雅黑" w:eastAsia="微软雅黑" w:hAnsi="微软雅黑"/>
-                <w:color w:val="000000" w:themeColor="text1"/>
-                <w:kern w:val="0"/>
-                <w:sz w:val="18"/>
-                <w:szCs w:val="18"/>
-              </w:rPr>
-              <w:t>_merge</w:t>
+              <w:t>a.evi_sum.evi_split.Predictive_merge</w:t>
             </w:r>
             <w:proofErr w:type="spellEnd"/>
             <w:r>
@@ -13455,29 +12489,7 @@
                 <w:sz w:val="18"/>
                 <w:szCs w:val="18"/>
               </w:rPr>
-              <w:t>a.evi_sum.evi_</w:t>
-            </w:r>
-            <w:proofErr w:type="gramStart"/>
-            <w:r>
-              <w:rPr>
-                <w:rFonts w:ascii="微软雅黑" w:eastAsia="微软雅黑" w:hAnsi="微软雅黑"/>
-                <w:color w:val="000000" w:themeColor="text1"/>
-                <w:kern w:val="0"/>
-                <w:sz w:val="18"/>
-                <w:szCs w:val="18"/>
-              </w:rPr>
-              <w:t>split.Predictive</w:t>
-            </w:r>
-            <w:proofErr w:type="gramEnd"/>
-            <w:r>
-              <w:rPr>
-                <w:rFonts w:ascii="微软雅黑" w:eastAsia="微软雅黑" w:hAnsi="微软雅黑"/>
-                <w:color w:val="000000" w:themeColor="text1"/>
-                <w:kern w:val="0"/>
-                <w:sz w:val="18"/>
-                <w:szCs w:val="18"/>
-              </w:rPr>
-              <w:t>_merge</w:t>
+              <w:t>a.evi_sum.evi_split.Predictive_merge</w:t>
             </w:r>
             <w:proofErr w:type="spellEnd"/>
             <w:r>
@@ -13673,21 +12685,9 @@
                 <w:sz w:val="18"/>
                 <w:szCs w:val="18"/>
               </w:rPr>
-              <w:t>a.evi_sum.evi_</w:t>
-            </w:r>
-            <w:proofErr w:type="gramStart"/>
-            <w:r>
-              <w:rPr>
-                <w:rFonts w:ascii="微软雅黑" w:eastAsia="微软雅黑" w:hAnsi="微软雅黑"/>
-                <w:color w:val="000000" w:themeColor="text1"/>
-                <w:kern w:val="0"/>
-                <w:sz w:val="18"/>
-                <w:szCs w:val="18"/>
-              </w:rPr>
-              <w:t>split.Prognostic</w:t>
+              <w:t>a.evi_sum.evi_split.Prognostic</w:t>
             </w:r>
             <w:proofErr w:type="spellEnd"/>
-            <w:proofErr w:type="gramEnd"/>
             <w:r>
               <w:rPr>
                 <w:rFonts w:ascii="微软雅黑" w:eastAsia="微软雅黑" w:hAnsi="微软雅黑"/>
@@ -13730,21 +12730,9 @@
                 <w:sz w:val="18"/>
                 <w:szCs w:val="18"/>
               </w:rPr>
-              <w:t>a.evi_sum.evi_</w:t>
-            </w:r>
-            <w:proofErr w:type="gramStart"/>
-            <w:r>
-              <w:rPr>
-                <w:rFonts w:ascii="微软雅黑" w:eastAsia="微软雅黑" w:hAnsi="微软雅黑"/>
-                <w:color w:val="000000" w:themeColor="text1"/>
-                <w:kern w:val="0"/>
-                <w:sz w:val="18"/>
-                <w:szCs w:val="18"/>
-              </w:rPr>
-              <w:t>split.Prognostic</w:t>
+              <w:t>a.evi_sum.evi_split.Prognostic</w:t>
             </w:r>
             <w:proofErr w:type="spellEnd"/>
-            <w:proofErr w:type="gramEnd"/>
             <w:r>
               <w:rPr>
                 <w:rFonts w:ascii="微软雅黑" w:eastAsia="微软雅黑" w:hAnsi="微软雅黑"/>
@@ -13900,21 +12888,9 @@
                 <w:sz w:val="18"/>
                 <w:szCs w:val="18"/>
               </w:rPr>
-              <w:t>a.evi_sum.evi_</w:t>
-            </w:r>
-            <w:proofErr w:type="gramStart"/>
-            <w:r>
-              <w:rPr>
-                <w:rFonts w:ascii="微软雅黑" w:eastAsia="微软雅黑" w:hAnsi="微软雅黑"/>
-                <w:color w:val="000000" w:themeColor="text1"/>
-                <w:kern w:val="0"/>
-                <w:sz w:val="18"/>
-                <w:szCs w:val="18"/>
-              </w:rPr>
-              <w:t>split.Diagnostic</w:t>
+              <w:t>a.evi_sum.evi_split.Diagnostic</w:t>
             </w:r>
             <w:proofErr w:type="spellEnd"/>
-            <w:proofErr w:type="gramEnd"/>
             <w:r>
               <w:rPr>
                 <w:rFonts w:ascii="微软雅黑" w:eastAsia="微软雅黑" w:hAnsi="微软雅黑"/>
@@ -13957,21 +12933,9 @@
                 <w:sz w:val="18"/>
                 <w:szCs w:val="18"/>
               </w:rPr>
-              <w:t>a.evi_sum.evi_</w:t>
-            </w:r>
-            <w:proofErr w:type="gramStart"/>
-            <w:r>
-              <w:rPr>
-                <w:rFonts w:ascii="微软雅黑" w:eastAsia="微软雅黑" w:hAnsi="微软雅黑"/>
-                <w:color w:val="000000" w:themeColor="text1"/>
-                <w:kern w:val="0"/>
-                <w:sz w:val="18"/>
-                <w:szCs w:val="18"/>
-              </w:rPr>
-              <w:t>split.Diagnostic</w:t>
+              <w:t>a.evi_sum.evi_split.Diagnostic</w:t>
             </w:r>
             <w:proofErr w:type="spellEnd"/>
-            <w:proofErr w:type="gramEnd"/>
             <w:r>
               <w:rPr>
                 <w:rFonts w:ascii="微软雅黑" w:eastAsia="微软雅黑" w:hAnsi="微软雅黑"/>
@@ -14848,29 +13812,7 @@
                 <w:sz w:val="18"/>
                 <w:szCs w:val="18"/>
               </w:rPr>
-              <w:t>var.var_</w:t>
-            </w:r>
-            <w:proofErr w:type="gramStart"/>
-            <w:r>
-              <w:rPr>
-                <w:rFonts w:ascii="微软雅黑" w:eastAsia="微软雅黑" w:hAnsi="微软雅黑"/>
-                <w:color w:val="000000"/>
-                <w:kern w:val="0"/>
-                <w:sz w:val="18"/>
-                <w:szCs w:val="18"/>
-              </w:rPr>
-              <w:t>somatic.level</w:t>
-            </w:r>
-            <w:proofErr w:type="gramEnd"/>
-            <w:r>
-              <w:rPr>
-                <w:rFonts w:ascii="微软雅黑" w:eastAsia="微软雅黑" w:hAnsi="微软雅黑"/>
-                <w:color w:val="000000"/>
-                <w:kern w:val="0"/>
-                <w:sz w:val="18"/>
-                <w:szCs w:val="18"/>
-              </w:rPr>
-              <w:t>_I</w:t>
+              <w:t>var.var_somatic.level_I</w:t>
             </w:r>
             <w:proofErr w:type="spellEnd"/>
             <w:r>
@@ -15035,29 +13977,7 @@
                 <w:sz w:val="18"/>
                 <w:szCs w:val="18"/>
               </w:rPr>
-              <w:t>var.var_</w:t>
-            </w:r>
-            <w:proofErr w:type="gramStart"/>
-            <w:r>
-              <w:rPr>
-                <w:rFonts w:ascii="微软雅黑" w:eastAsia="微软雅黑" w:hAnsi="微软雅黑"/>
-                <w:color w:val="000000"/>
-                <w:kern w:val="0"/>
-                <w:sz w:val="18"/>
-                <w:szCs w:val="18"/>
-              </w:rPr>
-              <w:t>somatic.level</w:t>
-            </w:r>
-            <w:proofErr w:type="gramEnd"/>
-            <w:r>
-              <w:rPr>
-                <w:rFonts w:ascii="微软雅黑" w:eastAsia="微软雅黑" w:hAnsi="微软雅黑"/>
-                <w:color w:val="000000"/>
-                <w:kern w:val="0"/>
-                <w:sz w:val="18"/>
-                <w:szCs w:val="18"/>
-              </w:rPr>
-              <w:t>_I</w:t>
+              <w:t>var.var_somatic.level_I</w:t>
             </w:r>
             <w:proofErr w:type="spellEnd"/>
             <w:r>
@@ -15219,7 +14139,6 @@
               <w:t>{{</w:t>
             </w:r>
             <w:proofErr w:type="spellStart"/>
-            <w:proofErr w:type="gramStart"/>
             <w:r>
               <w:rPr>
                 <w:rFonts w:ascii="微软雅黑" w:eastAsia="微软雅黑" w:hAnsi="微软雅黑"/>
@@ -15230,9 +14149,9 @@
                 <w:sz w:val="18"/>
                 <w:szCs w:val="18"/>
               </w:rPr>
-              <w:t>a.gene</w:t>
-            </w:r>
-            <w:proofErr w:type="gramEnd"/>
+              <w:t>a.gene_symbol</w:t>
+            </w:r>
+            <w:proofErr w:type="spellEnd"/>
             <w:r>
               <w:rPr>
                 <w:rFonts w:ascii="微软雅黑" w:eastAsia="微软雅黑" w:hAnsi="微软雅黑"/>
@@ -15243,19 +14162,6 @@
                 <w:sz w:val="18"/>
                 <w:szCs w:val="18"/>
               </w:rPr>
-              <w:t>_symbol</w:t>
-            </w:r>
-            <w:proofErr w:type="spellEnd"/>
-            <w:r>
-              <w:rPr>
-                <w:rFonts w:ascii="微软雅黑" w:eastAsia="微软雅黑" w:hAnsi="微软雅黑"/>
-                <w:i/>
-                <w:iCs/>
-                <w:color w:val="000000"/>
-                <w:kern w:val="0"/>
-                <w:sz w:val="18"/>
-                <w:szCs w:val="18"/>
-              </w:rPr>
               <w:t>}}</w:t>
             </w:r>
           </w:p>
@@ -15291,27 +14197,15 @@
               <w:t>{{</w:t>
             </w:r>
             <w:proofErr w:type="spellStart"/>
-            <w:proofErr w:type="gramStart"/>
-            <w:r>
-              <w:rPr>
-                <w:rFonts w:ascii="微软雅黑" w:eastAsia="微软雅黑" w:hAnsi="微软雅黑"/>
-                <w:color w:val="000000"/>
-                <w:kern w:val="0"/>
-                <w:sz w:val="18"/>
-                <w:szCs w:val="18"/>
-              </w:rPr>
-              <w:t>a.hgvs</w:t>
-            </w:r>
-            <w:proofErr w:type="gramEnd"/>
-            <w:r>
-              <w:rPr>
-                <w:rFonts w:ascii="微软雅黑" w:eastAsia="微软雅黑" w:hAnsi="微软雅黑"/>
-                <w:color w:val="000000"/>
-                <w:kern w:val="0"/>
-                <w:sz w:val="18"/>
-                <w:szCs w:val="18"/>
-              </w:rPr>
-              <w:t>_c</w:t>
+            <w:r>
+              <w:rPr>
+                <w:rFonts w:ascii="微软雅黑" w:eastAsia="微软雅黑" w:hAnsi="微软雅黑"/>
+                <w:color w:val="000000"/>
+                <w:kern w:val="0"/>
+                <w:sz w:val="18"/>
+                <w:szCs w:val="18"/>
+              </w:rPr>
+              <w:t>a.hgvs_c</w:t>
             </w:r>
             <w:proofErr w:type="spellEnd"/>
             <w:r>
@@ -15357,27 +14251,15 @@
               <w:t xml:space="preserve">{%if </w:t>
             </w:r>
             <w:proofErr w:type="spellStart"/>
-            <w:proofErr w:type="gramStart"/>
-            <w:r>
-              <w:rPr>
-                <w:rFonts w:ascii="微软雅黑" w:eastAsia="微软雅黑" w:hAnsi="微软雅黑"/>
-                <w:color w:val="000000"/>
-                <w:kern w:val="0"/>
-                <w:sz w:val="18"/>
-                <w:szCs w:val="18"/>
-              </w:rPr>
-              <w:t>a.hgvs</w:t>
-            </w:r>
-            <w:proofErr w:type="gramEnd"/>
-            <w:r>
-              <w:rPr>
-                <w:rFonts w:ascii="微软雅黑" w:eastAsia="微软雅黑" w:hAnsi="微软雅黑"/>
-                <w:color w:val="000000"/>
-                <w:kern w:val="0"/>
-                <w:sz w:val="18"/>
-                <w:szCs w:val="18"/>
-              </w:rPr>
-              <w:t>_p</w:t>
+            <w:r>
+              <w:rPr>
+                <w:rFonts w:ascii="微软雅黑" w:eastAsia="微软雅黑" w:hAnsi="微软雅黑"/>
+                <w:color w:val="000000"/>
+                <w:kern w:val="0"/>
+                <w:sz w:val="18"/>
+                <w:szCs w:val="18"/>
+              </w:rPr>
+              <w:t>a.hgvs_p</w:t>
             </w:r>
             <w:proofErr w:type="spellEnd"/>
             <w:r>
@@ -15477,27 +14359,15 @@
               <w:t>{{</w:t>
             </w:r>
             <w:proofErr w:type="spellStart"/>
-            <w:proofErr w:type="gramStart"/>
-            <w:r>
-              <w:rPr>
-                <w:rFonts w:ascii="微软雅黑" w:eastAsia="微软雅黑" w:hAnsi="微软雅黑"/>
-                <w:color w:val="000000"/>
-                <w:kern w:val="0"/>
-                <w:sz w:val="18"/>
-                <w:szCs w:val="18"/>
-              </w:rPr>
-              <w:t>a.freq</w:t>
-            </w:r>
-            <w:proofErr w:type="gramEnd"/>
-            <w:r>
-              <w:rPr>
-                <w:rFonts w:ascii="微软雅黑" w:eastAsia="微软雅黑" w:hAnsi="微软雅黑"/>
-                <w:color w:val="000000"/>
-                <w:kern w:val="0"/>
-                <w:sz w:val="18"/>
-                <w:szCs w:val="18"/>
-              </w:rPr>
-              <w:t>_str</w:t>
+            <w:r>
+              <w:rPr>
+                <w:rFonts w:ascii="微软雅黑" w:eastAsia="微软雅黑" w:hAnsi="微软雅黑"/>
+                <w:color w:val="000000"/>
+                <w:kern w:val="0"/>
+                <w:sz w:val="18"/>
+                <w:szCs w:val="18"/>
+              </w:rPr>
+              <w:t>a.freq_str</w:t>
             </w:r>
             <w:proofErr w:type="spellEnd"/>
             <w:r>
@@ -15573,21 +14443,9 @@
                 <w:sz w:val="18"/>
                 <w:szCs w:val="18"/>
               </w:rPr>
-              <w:t>a.evi_sum.evi_</w:t>
-            </w:r>
-            <w:proofErr w:type="gramStart"/>
-            <w:r>
-              <w:rPr>
-                <w:rFonts w:ascii="微软雅黑" w:eastAsia="微软雅黑" w:hAnsi="微软雅黑"/>
-                <w:color w:val="000000"/>
-                <w:kern w:val="0"/>
-                <w:sz w:val="18"/>
-                <w:szCs w:val="18"/>
-              </w:rPr>
-              <w:t>split.Predictive</w:t>
+              <w:t>a.evi_sum.evi_split.Predictive</w:t>
             </w:r>
             <w:proofErr w:type="spellEnd"/>
-            <w:proofErr w:type="gramEnd"/>
             <w:r>
               <w:rPr>
                 <w:rFonts w:ascii="微软雅黑" w:eastAsia="微软雅黑" w:hAnsi="微软雅黑"/>
@@ -15677,27 +14535,15 @@
               <w:t xml:space="preserve">%p if </w:t>
             </w:r>
             <w:proofErr w:type="spellStart"/>
-            <w:proofErr w:type="gramStart"/>
-            <w:r>
-              <w:rPr>
-                <w:rFonts w:ascii="微软雅黑" w:eastAsia="微软雅黑" w:hAnsi="微软雅黑"/>
-                <w:color w:val="000000"/>
-                <w:kern w:val="0"/>
-                <w:sz w:val="18"/>
-                <w:szCs w:val="18"/>
-              </w:rPr>
-              <w:t>a.clinic</w:t>
-            </w:r>
-            <w:proofErr w:type="gramEnd"/>
-            <w:r>
-              <w:rPr>
-                <w:rFonts w:ascii="微软雅黑" w:eastAsia="微软雅黑" w:hAnsi="微软雅黑"/>
-                <w:color w:val="000000"/>
-                <w:kern w:val="0"/>
-                <w:sz w:val="18"/>
-                <w:szCs w:val="18"/>
-              </w:rPr>
-              <w:t>_num_s</w:t>
+            <w:r>
+              <w:rPr>
+                <w:rFonts w:ascii="微软雅黑" w:eastAsia="微软雅黑" w:hAnsi="微软雅黑"/>
+                <w:color w:val="000000"/>
+                <w:kern w:val="0"/>
+                <w:sz w:val="18"/>
+                <w:szCs w:val="18"/>
+              </w:rPr>
+              <w:t>a.clinic_num_s</w:t>
             </w:r>
             <w:proofErr w:type="spellEnd"/>
             <w:r>
@@ -15965,27 +14811,15 @@
               <w:t xml:space="preserve"> if </w:t>
             </w:r>
             <w:proofErr w:type="spellStart"/>
-            <w:proofErr w:type="gramStart"/>
-            <w:r>
-              <w:rPr>
-                <w:rFonts w:ascii="微软雅黑" w:eastAsia="微软雅黑" w:hAnsi="微软雅黑"/>
-                <w:color w:val="000000"/>
-                <w:kern w:val="0"/>
-                <w:sz w:val="18"/>
-                <w:szCs w:val="18"/>
-              </w:rPr>
-              <w:t>a.clinic</w:t>
-            </w:r>
-            <w:proofErr w:type="gramEnd"/>
-            <w:r>
-              <w:rPr>
-                <w:rFonts w:ascii="微软雅黑" w:eastAsia="微软雅黑" w:hAnsi="微软雅黑"/>
-                <w:color w:val="000000"/>
-                <w:kern w:val="0"/>
-                <w:sz w:val="18"/>
-                <w:szCs w:val="18"/>
-              </w:rPr>
-              <w:t>_num_s</w:t>
+            <w:r>
+              <w:rPr>
+                <w:rFonts w:ascii="微软雅黑" w:eastAsia="微软雅黑" w:hAnsi="微软雅黑"/>
+                <w:color w:val="000000"/>
+                <w:kern w:val="0"/>
+                <w:sz w:val="18"/>
+                <w:szCs w:val="18"/>
+              </w:rPr>
+              <w:t>a.clinic_num_s</w:t>
             </w:r>
             <w:proofErr w:type="spellEnd"/>
             <w:r>
@@ -16989,19 +15823,8 @@
                 <w:sz w:val="18"/>
                 <w:szCs w:val="18"/>
               </w:rPr>
-              <w:t>Exon 3~Exon 5、Exon 11~Exon 12、外显子-内含子</w:t>
-            </w:r>
-            <w:proofErr w:type="gramStart"/>
-            <w:r>
-              <w:rPr>
-                <w:rFonts w:ascii="微软雅黑" w:eastAsia="微软雅黑" w:hAnsi="微软雅黑" w:hint="eastAsia"/>
-                <w:color w:val="000000"/>
-                <w:sz w:val="18"/>
-                <w:szCs w:val="18"/>
-              </w:rPr>
-              <w:t>连接区</w:t>
-            </w:r>
-            <w:proofErr w:type="gramEnd"/>
+              <w:t>Exon 3~Exon 5、Exon 11~Exon 12、外显子-内含子连接区</w:t>
+            </w:r>
           </w:p>
         </w:tc>
         <w:tc>
@@ -17149,19 +15972,8 @@
                 <w:sz w:val="18"/>
                 <w:szCs w:val="18"/>
               </w:rPr>
-              <w:t>Exon 1~Exon 8、外显子-内含子</w:t>
-            </w:r>
-            <w:proofErr w:type="gramStart"/>
-            <w:r>
-              <w:rPr>
-                <w:rFonts w:ascii="微软雅黑" w:eastAsia="微软雅黑" w:hAnsi="微软雅黑" w:hint="eastAsia"/>
-                <w:color w:val="000000"/>
-                <w:sz w:val="18"/>
-                <w:szCs w:val="18"/>
-              </w:rPr>
-              <w:t>连接区</w:t>
-            </w:r>
-            <w:proofErr w:type="gramEnd"/>
+              <w:t>Exon 1~Exon 8、外显子-内含子连接区</w:t>
+            </w:r>
           </w:p>
         </w:tc>
         <w:tc>
@@ -17309,19 +16121,8 @@
                 <w:sz w:val="18"/>
                 <w:szCs w:val="18"/>
               </w:rPr>
-              <w:t>Exon 2~Exon 63、外显子-内含子</w:t>
-            </w:r>
-            <w:proofErr w:type="gramStart"/>
-            <w:r>
-              <w:rPr>
-                <w:rFonts w:ascii="微软雅黑" w:eastAsia="微软雅黑" w:hAnsi="微软雅黑" w:hint="eastAsia"/>
-                <w:color w:val="000000"/>
-                <w:sz w:val="18"/>
-                <w:szCs w:val="18"/>
-              </w:rPr>
-              <w:t>连接区</w:t>
-            </w:r>
-            <w:proofErr w:type="gramEnd"/>
+              <w:t>Exon 2~Exon 63、外显子-内含子连接区</w:t>
+            </w:r>
           </w:p>
         </w:tc>
         <w:tc>
@@ -17469,19 +16270,8 @@
                 <w:sz w:val="18"/>
                 <w:szCs w:val="18"/>
               </w:rPr>
-              <w:t>Exon 1~Exon 47、外显子-内含子</w:t>
-            </w:r>
-            <w:proofErr w:type="gramStart"/>
-            <w:r>
-              <w:rPr>
-                <w:rFonts w:ascii="微软雅黑" w:eastAsia="微软雅黑" w:hAnsi="微软雅黑" w:hint="eastAsia"/>
-                <w:color w:val="000000"/>
-                <w:sz w:val="18"/>
-                <w:szCs w:val="18"/>
-              </w:rPr>
-              <w:t>连接区</w:t>
-            </w:r>
-            <w:proofErr w:type="gramEnd"/>
+              <w:t>Exon 1~Exon 47、外显子-内含子连接区</w:t>
+            </w:r>
           </w:p>
         </w:tc>
         <w:tc>
@@ -17629,19 +16419,8 @@
                 <w:sz w:val="18"/>
                 <w:szCs w:val="18"/>
               </w:rPr>
-              <w:t>Exon 1~Exon 11、外显子-内含子</w:t>
-            </w:r>
-            <w:proofErr w:type="gramStart"/>
-            <w:r>
-              <w:rPr>
-                <w:rFonts w:ascii="微软雅黑" w:eastAsia="微软雅黑" w:hAnsi="微软雅黑" w:hint="eastAsia"/>
-                <w:color w:val="000000"/>
-                <w:sz w:val="18"/>
-                <w:szCs w:val="18"/>
-              </w:rPr>
-              <w:t>连接区</w:t>
-            </w:r>
-            <w:proofErr w:type="gramEnd"/>
+              <w:t>Exon 1~Exon 11、外显子-内含子连接区</w:t>
+            </w:r>
           </w:p>
         </w:tc>
         <w:tc>
@@ -18236,19 +17015,8 @@
                 <w:sz w:val="18"/>
                 <w:szCs w:val="18"/>
               </w:rPr>
-              <w:t>Exon 2~Exon 20、外显子-内含子</w:t>
-            </w:r>
-            <w:proofErr w:type="gramStart"/>
-            <w:r>
-              <w:rPr>
-                <w:rFonts w:ascii="微软雅黑" w:eastAsia="微软雅黑" w:hAnsi="微软雅黑" w:hint="eastAsia"/>
-                <w:color w:val="000000"/>
-                <w:sz w:val="18"/>
-                <w:szCs w:val="18"/>
-              </w:rPr>
-              <w:t>连接区</w:t>
-            </w:r>
-            <w:proofErr w:type="gramEnd"/>
+              <w:t>Exon 2~Exon 20、外显子-内含子连接区</w:t>
+            </w:r>
           </w:p>
         </w:tc>
         <w:tc>
@@ -18396,19 +17164,8 @@
                 <w:sz w:val="18"/>
                 <w:szCs w:val="18"/>
               </w:rPr>
-              <w:t>Exon 1~Exon 16、外显子-内含子</w:t>
-            </w:r>
-            <w:proofErr w:type="gramStart"/>
-            <w:r>
-              <w:rPr>
-                <w:rFonts w:ascii="微软雅黑" w:eastAsia="微软雅黑" w:hAnsi="微软雅黑" w:hint="eastAsia"/>
-                <w:color w:val="000000"/>
-                <w:sz w:val="18"/>
-                <w:szCs w:val="18"/>
-              </w:rPr>
-              <w:t>连接区</w:t>
-            </w:r>
-            <w:proofErr w:type="gramEnd"/>
+              <w:t>Exon 1~Exon 16、外显子-内含子连接区</w:t>
+            </w:r>
           </w:p>
         </w:tc>
         <w:tc>
@@ -18556,19 +17313,8 @@
                 <w:sz w:val="18"/>
                 <w:szCs w:val="18"/>
               </w:rPr>
-              <w:t>Exon 1~Exon 14、外显子-内含子</w:t>
-            </w:r>
-            <w:proofErr w:type="gramStart"/>
-            <w:r>
-              <w:rPr>
-                <w:rFonts w:ascii="微软雅黑" w:eastAsia="微软雅黑" w:hAnsi="微软雅黑" w:hint="eastAsia"/>
-                <w:color w:val="000000"/>
-                <w:sz w:val="18"/>
-                <w:szCs w:val="18"/>
-              </w:rPr>
-              <w:t>连接区</w:t>
-            </w:r>
-            <w:proofErr w:type="gramEnd"/>
+              <w:t>Exon 1~Exon 14、外显子-内含子连接区</w:t>
+            </w:r>
           </w:p>
         </w:tc>
         <w:tc>
@@ -18716,19 +17462,8 @@
                 <w:sz w:val="18"/>
                 <w:szCs w:val="18"/>
               </w:rPr>
-              <w:t>Exon 2~Exon 13、外显子-内含子</w:t>
-            </w:r>
-            <w:proofErr w:type="gramStart"/>
-            <w:r>
-              <w:rPr>
-                <w:rFonts w:ascii="微软雅黑" w:eastAsia="微软雅黑" w:hAnsi="微软雅黑" w:hint="eastAsia"/>
-                <w:color w:val="000000"/>
-                <w:sz w:val="18"/>
-                <w:szCs w:val="18"/>
-              </w:rPr>
-              <w:t>连接区</w:t>
-            </w:r>
-            <w:proofErr w:type="gramEnd"/>
+              <w:t>Exon 2~Exon 13、外显子-内含子连接区</w:t>
+            </w:r>
           </w:p>
         </w:tc>
         <w:tc>
@@ -18876,19 +17611,8 @@
                 <w:sz w:val="18"/>
                 <w:szCs w:val="18"/>
               </w:rPr>
-              <w:t>Exon 2~Exon 15、外显子-内含子</w:t>
-            </w:r>
-            <w:proofErr w:type="gramStart"/>
-            <w:r>
-              <w:rPr>
-                <w:rFonts w:ascii="微软雅黑" w:eastAsia="微软雅黑" w:hAnsi="微软雅黑" w:hint="eastAsia"/>
-                <w:color w:val="000000"/>
-                <w:sz w:val="18"/>
-                <w:szCs w:val="18"/>
-              </w:rPr>
-              <w:t>连接区</w:t>
-            </w:r>
-            <w:proofErr w:type="gramEnd"/>
+              <w:t>Exon 2~Exon 15、外显子-内含子连接区</w:t>
+            </w:r>
           </w:p>
         </w:tc>
         <w:tc>
@@ -19185,19 +17909,8 @@
                 <w:sz w:val="18"/>
                 <w:szCs w:val="18"/>
               </w:rPr>
-              <w:t>Exon 1~Exon 8、外显子-内含子</w:t>
-            </w:r>
-            <w:proofErr w:type="gramStart"/>
-            <w:r>
-              <w:rPr>
-                <w:rFonts w:ascii="微软雅黑" w:eastAsia="微软雅黑" w:hAnsi="微软雅黑" w:hint="eastAsia"/>
-                <w:color w:val="000000"/>
-                <w:sz w:val="18"/>
-                <w:szCs w:val="18"/>
-              </w:rPr>
-              <w:t>连接区</w:t>
-            </w:r>
-            <w:proofErr w:type="gramEnd"/>
+              <w:t>Exon 1~Exon 8、外显子-内含子连接区</w:t>
+            </w:r>
           </w:p>
         </w:tc>
         <w:tc>
@@ -19345,19 +18058,8 @@
                 <w:sz w:val="18"/>
                 <w:szCs w:val="18"/>
               </w:rPr>
-              <w:t>Exon 1~Exon 43、外显子-内含子</w:t>
-            </w:r>
-            <w:proofErr w:type="gramStart"/>
-            <w:r>
-              <w:rPr>
-                <w:rFonts w:ascii="微软雅黑" w:eastAsia="微软雅黑" w:hAnsi="微软雅黑" w:hint="eastAsia"/>
-                <w:color w:val="000000"/>
-                <w:sz w:val="18"/>
-                <w:szCs w:val="18"/>
-              </w:rPr>
-              <w:t>连接区</w:t>
-            </w:r>
-            <w:proofErr w:type="gramEnd"/>
+              <w:t>Exon 1~Exon 43、外显子-内含子连接区</w:t>
+            </w:r>
           </w:p>
         </w:tc>
         <w:tc>
@@ -19505,19 +18207,8 @@
                 <w:sz w:val="18"/>
                 <w:szCs w:val="18"/>
               </w:rPr>
-              <w:t>Exon 1~Exon 14、外显子-内含子</w:t>
-            </w:r>
-            <w:proofErr w:type="gramStart"/>
-            <w:r>
-              <w:rPr>
-                <w:rFonts w:ascii="微软雅黑" w:eastAsia="微软雅黑" w:hAnsi="微软雅黑" w:hint="eastAsia"/>
-                <w:color w:val="000000"/>
-                <w:sz w:val="18"/>
-                <w:szCs w:val="18"/>
-              </w:rPr>
-              <w:t>连接区</w:t>
-            </w:r>
-            <w:proofErr w:type="gramEnd"/>
+              <w:t>Exon 1~Exon 14、外显子-内含子连接区</w:t>
+            </w:r>
           </w:p>
         </w:tc>
         <w:tc>
@@ -19665,19 +18356,8 @@
                 <w:sz w:val="18"/>
                 <w:szCs w:val="18"/>
               </w:rPr>
-              <w:t>Exon 1~Exon 14、外显子-内含子</w:t>
-            </w:r>
-            <w:proofErr w:type="gramStart"/>
-            <w:r>
-              <w:rPr>
-                <w:rFonts w:ascii="微软雅黑" w:eastAsia="微软雅黑" w:hAnsi="微软雅黑" w:hint="eastAsia"/>
-                <w:color w:val="000000"/>
-                <w:sz w:val="18"/>
-                <w:szCs w:val="18"/>
-              </w:rPr>
-              <w:t>连接区</w:t>
-            </w:r>
-            <w:proofErr w:type="gramEnd"/>
+              <w:t>Exon 1~Exon 14、外显子-内含子连接区</w:t>
+            </w:r>
           </w:p>
         </w:tc>
         <w:tc>
@@ -19825,19 +18505,8 @@
                 <w:sz w:val="18"/>
                 <w:szCs w:val="18"/>
               </w:rPr>
-              <w:t>Exon 1~Exon 2、外显子-内含子</w:t>
-            </w:r>
-            <w:proofErr w:type="gramStart"/>
-            <w:r>
-              <w:rPr>
-                <w:rFonts w:ascii="微软雅黑" w:eastAsia="微软雅黑" w:hAnsi="微软雅黑" w:hint="eastAsia"/>
-                <w:color w:val="000000"/>
-                <w:sz w:val="18"/>
-                <w:szCs w:val="18"/>
-              </w:rPr>
-              <w:t>连接区</w:t>
-            </w:r>
-            <w:proofErr w:type="gramEnd"/>
+              <w:t>Exon 1~Exon 2、外显子-内含子连接区</w:t>
+            </w:r>
           </w:p>
         </w:tc>
         <w:tc>
@@ -20134,19 +18803,8 @@
                 <w:sz w:val="18"/>
                 <w:szCs w:val="18"/>
               </w:rPr>
-              <w:t>Exon 1~Exon 19、外显子-内含子</w:t>
-            </w:r>
-            <w:proofErr w:type="gramStart"/>
-            <w:r>
-              <w:rPr>
-                <w:rFonts w:ascii="微软雅黑" w:eastAsia="微软雅黑" w:hAnsi="微软雅黑" w:hint="eastAsia"/>
-                <w:color w:val="000000"/>
-                <w:sz w:val="18"/>
-                <w:szCs w:val="18"/>
-              </w:rPr>
-              <w:t>连接区</w:t>
-            </w:r>
-            <w:proofErr w:type="gramEnd"/>
+              <w:t>Exon 1~Exon 19、外显子-内含子连接区</w:t>
+            </w:r>
           </w:p>
         </w:tc>
         <w:tc>
@@ -20294,19 +18952,8 @@
                 <w:sz w:val="18"/>
                 <w:szCs w:val="18"/>
               </w:rPr>
-              <w:t>Exon 2~Exon 20、外显子-内含子</w:t>
-            </w:r>
-            <w:proofErr w:type="gramStart"/>
-            <w:r>
-              <w:rPr>
-                <w:rFonts w:ascii="微软雅黑" w:eastAsia="微软雅黑" w:hAnsi="微软雅黑" w:hint="eastAsia"/>
-                <w:color w:val="000000"/>
-                <w:sz w:val="18"/>
-                <w:szCs w:val="18"/>
-              </w:rPr>
-              <w:t>连接区</w:t>
-            </w:r>
-            <w:proofErr w:type="gramEnd"/>
+              <w:t>Exon 2~Exon 20、外显子-内含子连接区</w:t>
+            </w:r>
           </w:p>
         </w:tc>
         <w:tc>
@@ -20454,19 +19101,8 @@
                 <w:sz w:val="18"/>
                 <w:szCs w:val="18"/>
               </w:rPr>
-              <w:t>Exon 1~Exon 16、外显子-内含子</w:t>
-            </w:r>
-            <w:proofErr w:type="gramStart"/>
-            <w:r>
-              <w:rPr>
-                <w:rFonts w:ascii="微软雅黑" w:eastAsia="微软雅黑" w:hAnsi="微软雅黑" w:hint="eastAsia"/>
-                <w:color w:val="000000"/>
-                <w:sz w:val="18"/>
-                <w:szCs w:val="18"/>
-              </w:rPr>
-              <w:t>连接区</w:t>
-            </w:r>
-            <w:proofErr w:type="gramEnd"/>
+              <w:t>Exon 1~Exon 16、外显子-内含子连接区</w:t>
+            </w:r>
           </w:p>
         </w:tc>
         <w:tc>
@@ -20763,19 +19399,8 @@
                 <w:sz w:val="18"/>
                 <w:szCs w:val="18"/>
               </w:rPr>
-              <w:t>Exon 1~Exon 13、外显子-内含子</w:t>
-            </w:r>
-            <w:proofErr w:type="gramStart"/>
-            <w:r>
-              <w:rPr>
-                <w:rFonts w:ascii="微软雅黑" w:eastAsia="微软雅黑" w:hAnsi="微软雅黑" w:hint="eastAsia"/>
-                <w:color w:val="000000"/>
-                <w:sz w:val="18"/>
-                <w:szCs w:val="18"/>
-              </w:rPr>
-              <w:t>连接区</w:t>
-            </w:r>
-            <w:proofErr w:type="gramEnd"/>
+              <w:t>Exon 1~Exon 13、外显子-内含子连接区</w:t>
+            </w:r>
           </w:p>
         </w:tc>
         <w:tc>
@@ -20923,19 +19548,8 @@
                 <w:sz w:val="18"/>
                 <w:szCs w:val="18"/>
               </w:rPr>
-              <w:t>Exon 2~Exon 21、外显子-内含子</w:t>
-            </w:r>
-            <w:proofErr w:type="gramStart"/>
-            <w:r>
-              <w:rPr>
-                <w:rFonts w:ascii="微软雅黑" w:eastAsia="微软雅黑" w:hAnsi="微软雅黑" w:hint="eastAsia"/>
-                <w:color w:val="000000"/>
-                <w:sz w:val="18"/>
-                <w:szCs w:val="18"/>
-              </w:rPr>
-              <w:t>连接区</w:t>
-            </w:r>
-            <w:proofErr w:type="gramEnd"/>
+              <w:t>Exon 2~Exon 21、外显子-内含子连接区</w:t>
+            </w:r>
           </w:p>
         </w:tc>
         <w:tc>
@@ -21083,19 +19697,8 @@
                 <w:sz w:val="18"/>
                 <w:szCs w:val="18"/>
               </w:rPr>
-              <w:t>Exon 2~Exon 10、外显子-内含子</w:t>
-            </w:r>
-            <w:proofErr w:type="gramStart"/>
-            <w:r>
-              <w:rPr>
-                <w:rFonts w:ascii="微软雅黑" w:eastAsia="微软雅黑" w:hAnsi="微软雅黑" w:hint="eastAsia"/>
-                <w:color w:val="000000"/>
-                <w:sz w:val="18"/>
-                <w:szCs w:val="18"/>
-              </w:rPr>
-              <w:t>连接区</w:t>
-            </w:r>
-            <w:proofErr w:type="gramEnd"/>
+              <w:t>Exon 2~Exon 10、外显子-内含子连接区</w:t>
+            </w:r>
           </w:p>
         </w:tc>
         <w:tc>
@@ -21243,19 +19846,8 @@
                 <w:sz w:val="18"/>
                 <w:szCs w:val="18"/>
               </w:rPr>
-              <w:t>Exon 1~Exon 9、外显子-内含子</w:t>
-            </w:r>
-            <w:proofErr w:type="gramStart"/>
-            <w:r>
-              <w:rPr>
-                <w:rFonts w:ascii="微软雅黑" w:eastAsia="微软雅黑" w:hAnsi="微软雅黑" w:hint="eastAsia"/>
-                <w:color w:val="000000"/>
-                <w:sz w:val="18"/>
-                <w:szCs w:val="18"/>
-              </w:rPr>
-              <w:t>连接区</w:t>
-            </w:r>
-            <w:proofErr w:type="gramEnd"/>
+              <w:t>Exon 1~Exon 9、外显子-内含子连接区</w:t>
+            </w:r>
           </w:p>
         </w:tc>
         <w:tc>
@@ -21403,19 +19995,8 @@
                 <w:sz w:val="18"/>
                 <w:szCs w:val="18"/>
               </w:rPr>
-              <w:t>Exon 2~Exon 11、外显子-内含子</w:t>
-            </w:r>
-            <w:proofErr w:type="gramStart"/>
-            <w:r>
-              <w:rPr>
-                <w:rFonts w:ascii="微软雅黑" w:eastAsia="微软雅黑" w:hAnsi="微软雅黑" w:hint="eastAsia"/>
-                <w:color w:val="000000"/>
-                <w:sz w:val="18"/>
-                <w:szCs w:val="18"/>
-              </w:rPr>
-              <w:t>连接区</w:t>
-            </w:r>
-            <w:proofErr w:type="gramEnd"/>
+              <w:t>Exon 2~Exon 11、外显子-内含子连接区</w:t>
+            </w:r>
           </w:p>
         </w:tc>
         <w:tc>
@@ -21563,19 +20144,8 @@
                 <w:sz w:val="18"/>
                 <w:szCs w:val="18"/>
               </w:rPr>
-              <w:t>Exon 1~Exon 9、外显子-内含子</w:t>
-            </w:r>
-            <w:proofErr w:type="gramStart"/>
-            <w:r>
-              <w:rPr>
-                <w:rFonts w:ascii="微软雅黑" w:eastAsia="微软雅黑" w:hAnsi="微软雅黑" w:hint="eastAsia"/>
-                <w:color w:val="000000"/>
-                <w:sz w:val="18"/>
-                <w:szCs w:val="18"/>
-              </w:rPr>
-              <w:t>连接区</w:t>
-            </w:r>
-            <w:proofErr w:type="gramEnd"/>
+              <w:t>Exon 1~Exon 9、外显子-内含子连接区</w:t>
+            </w:r>
           </w:p>
         </w:tc>
         <w:tc>
@@ -21723,19 +20293,8 @@
                 <w:sz w:val="18"/>
                 <w:szCs w:val="18"/>
               </w:rPr>
-              <w:t>Exon 1~Exon 10、外显子-内含子</w:t>
-            </w:r>
-            <w:proofErr w:type="gramStart"/>
-            <w:r>
-              <w:rPr>
-                <w:rFonts w:ascii="微软雅黑" w:eastAsia="微软雅黑" w:hAnsi="微软雅黑" w:hint="eastAsia"/>
-                <w:color w:val="000000"/>
-                <w:sz w:val="18"/>
-                <w:szCs w:val="18"/>
-              </w:rPr>
-              <w:t>连接区</w:t>
-            </w:r>
-            <w:proofErr w:type="gramEnd"/>
+              <w:t>Exon 1~Exon 10、外显子-内含子连接区</w:t>
+            </w:r>
           </w:p>
         </w:tc>
         <w:tc>
@@ -21883,19 +20442,8 @@
                 <w:sz w:val="18"/>
                 <w:szCs w:val="18"/>
               </w:rPr>
-              <w:t>Exon 2~Exon 19、外显子-内含子</w:t>
-            </w:r>
-            <w:proofErr w:type="gramStart"/>
-            <w:r>
-              <w:rPr>
-                <w:rFonts w:ascii="微软雅黑" w:eastAsia="微软雅黑" w:hAnsi="微软雅黑" w:hint="eastAsia"/>
-                <w:color w:val="000000"/>
-                <w:sz w:val="18"/>
-                <w:szCs w:val="18"/>
-              </w:rPr>
-              <w:t>连接区</w:t>
-            </w:r>
-            <w:proofErr w:type="gramEnd"/>
+              <w:t>Exon 2~Exon 19、外显子-内含子连接区</w:t>
+            </w:r>
           </w:p>
         </w:tc>
         <w:tc>
@@ -22043,19 +20591,8 @@
                 <w:sz w:val="18"/>
                 <w:szCs w:val="18"/>
               </w:rPr>
-              <w:t>Exon 1~Exon 9、外显子-内含子</w:t>
-            </w:r>
-            <w:proofErr w:type="gramStart"/>
-            <w:r>
-              <w:rPr>
-                <w:rFonts w:ascii="微软雅黑" w:eastAsia="微软雅黑" w:hAnsi="微软雅黑" w:hint="eastAsia"/>
-                <w:color w:val="000000"/>
-                <w:sz w:val="18"/>
-                <w:szCs w:val="18"/>
-              </w:rPr>
-              <w:t>连接区</w:t>
-            </w:r>
-            <w:proofErr w:type="gramEnd"/>
+              <w:t>Exon 1~Exon 9、外显子-内含子连接区</w:t>
+            </w:r>
           </w:p>
         </w:tc>
         <w:tc>
@@ -22203,19 +20740,8 @@
                 <w:sz w:val="18"/>
                 <w:szCs w:val="18"/>
               </w:rPr>
-              <w:t>Exon 2~Exon 11、外显子-内含子</w:t>
-            </w:r>
-            <w:proofErr w:type="gramStart"/>
-            <w:r>
-              <w:rPr>
-                <w:rFonts w:ascii="微软雅黑" w:eastAsia="微软雅黑" w:hAnsi="微软雅黑" w:hint="eastAsia"/>
-                <w:color w:val="000000"/>
-                <w:sz w:val="18"/>
-                <w:szCs w:val="18"/>
-              </w:rPr>
-              <w:t>连接区</w:t>
-            </w:r>
-            <w:proofErr w:type="gramEnd"/>
+              <w:t>Exon 2~Exon 11、外显子-内含子连接区</w:t>
+            </w:r>
           </w:p>
         </w:tc>
         <w:tc>
@@ -22291,27 +20817,7 @@
                 <w:szCs w:val="18"/>
               </w:rPr>
               <w:lastRenderedPageBreak/>
-              <w:t>注：以下基因外显子中部分区段由于覆盖</w:t>
-            </w:r>
-            <w:proofErr w:type="gramStart"/>
-            <w:r>
-              <w:rPr>
-                <w:rFonts w:ascii="微软雅黑" w:eastAsia="微软雅黑" w:hAnsi="微软雅黑" w:cs="Times New Roman" w:hint="eastAsia"/>
-                <w:kern w:val="0"/>
-                <w:sz w:val="18"/>
-                <w:szCs w:val="18"/>
-              </w:rPr>
-              <w:t>度原因</w:t>
-            </w:r>
-            <w:proofErr w:type="gramEnd"/>
-            <w:r>
-              <w:rPr>
-                <w:rFonts w:ascii="微软雅黑" w:eastAsia="微软雅黑" w:hAnsi="微软雅黑" w:cs="Times New Roman" w:hint="eastAsia"/>
-                <w:kern w:val="0"/>
-                <w:sz w:val="18"/>
-                <w:szCs w:val="18"/>
-              </w:rPr>
-              <w:t>不包含在检测范围中：</w:t>
+              <w:t>注：以下基因外显子中部分区段由于覆盖度原因不包含在检测范围中：</w:t>
             </w:r>
             <w:r>
               <w:rPr>
@@ -22693,19 +21199,8 @@
                 <w:sz w:val="18"/>
                 <w:szCs w:val="18"/>
               </w:rPr>
-              <w:t>内含子</w:t>
-            </w:r>
-            <w:proofErr w:type="gramStart"/>
-            <w:r>
-              <w:rPr>
-                <w:rFonts w:ascii="微软雅黑" w:eastAsia="微软雅黑" w:hAnsi="微软雅黑" w:cs="Times New Roman" w:hint="eastAsia"/>
-                <w:color w:val="000000"/>
-                <w:sz w:val="18"/>
-                <w:szCs w:val="18"/>
-              </w:rPr>
-              <w:t>连接区</w:t>
-            </w:r>
-            <w:proofErr w:type="gramEnd"/>
+              <w:t>内含子连接区</w:t>
+            </w:r>
           </w:p>
         </w:tc>
         <w:tc>
@@ -22896,19 +21391,8 @@
                 <w:sz w:val="18"/>
                 <w:szCs w:val="18"/>
               </w:rPr>
-              <w:t>内含子</w:t>
-            </w:r>
-            <w:proofErr w:type="gramStart"/>
-            <w:r>
-              <w:rPr>
-                <w:rFonts w:ascii="微软雅黑" w:eastAsia="微软雅黑" w:hAnsi="微软雅黑" w:cs="Times New Roman" w:hint="eastAsia"/>
-                <w:color w:val="000000"/>
-                <w:sz w:val="18"/>
-                <w:szCs w:val="18"/>
-              </w:rPr>
-              <w:t>连接区</w:t>
-            </w:r>
-            <w:proofErr w:type="gramEnd"/>
+              <w:t>内含子连接区</w:t>
+            </w:r>
           </w:p>
         </w:tc>
         <w:tc>
@@ -23100,19 +21584,8 @@
                 <w:sz w:val="18"/>
                 <w:szCs w:val="18"/>
               </w:rPr>
-              <w:t>内含子</w:t>
-            </w:r>
-            <w:proofErr w:type="gramStart"/>
-            <w:r>
-              <w:rPr>
-                <w:rFonts w:ascii="微软雅黑" w:eastAsia="微软雅黑" w:hAnsi="微软雅黑" w:cs="Times New Roman" w:hint="eastAsia"/>
-                <w:color w:val="000000"/>
-                <w:sz w:val="18"/>
-                <w:szCs w:val="18"/>
-              </w:rPr>
-              <w:t>连接区</w:t>
-            </w:r>
-            <w:proofErr w:type="gramEnd"/>
+              <w:t>内含子连接区</w:t>
+            </w:r>
           </w:p>
         </w:tc>
         <w:tc>
@@ -23304,19 +21777,8 @@
                 <w:sz w:val="18"/>
                 <w:szCs w:val="18"/>
               </w:rPr>
-              <w:t>内含子</w:t>
-            </w:r>
-            <w:proofErr w:type="gramStart"/>
-            <w:r>
-              <w:rPr>
-                <w:rFonts w:ascii="微软雅黑" w:eastAsia="微软雅黑" w:hAnsi="微软雅黑" w:cs="Times New Roman" w:hint="eastAsia"/>
-                <w:color w:val="000000"/>
-                <w:sz w:val="18"/>
-                <w:szCs w:val="18"/>
-              </w:rPr>
-              <w:t>连接区</w:t>
-            </w:r>
-            <w:proofErr w:type="gramEnd"/>
+              <w:t>内含子连接区</w:t>
+            </w:r>
           </w:p>
         </w:tc>
         <w:tc>
@@ -24123,19 +22585,8 @@
                 <w:sz w:val="18"/>
                 <w:szCs w:val="18"/>
               </w:rPr>
-              <w:t>内含子</w:t>
-            </w:r>
-            <w:proofErr w:type="gramStart"/>
-            <w:r>
-              <w:rPr>
-                <w:rFonts w:ascii="微软雅黑" w:eastAsia="微软雅黑" w:hAnsi="微软雅黑" w:cs="Times New Roman" w:hint="eastAsia"/>
-                <w:color w:val="000000"/>
-                <w:sz w:val="18"/>
-                <w:szCs w:val="18"/>
-              </w:rPr>
-              <w:t>连接区</w:t>
-            </w:r>
-            <w:proofErr w:type="gramEnd"/>
+              <w:t>内含子连接区</w:t>
+            </w:r>
           </w:p>
         </w:tc>
         <w:tc>
@@ -24327,19 +22778,8 @@
                 <w:sz w:val="18"/>
                 <w:szCs w:val="18"/>
               </w:rPr>
-              <w:t>内含子</w:t>
-            </w:r>
-            <w:proofErr w:type="gramStart"/>
-            <w:r>
-              <w:rPr>
-                <w:rFonts w:ascii="微软雅黑" w:eastAsia="微软雅黑" w:hAnsi="微软雅黑" w:cs="Times New Roman" w:hint="eastAsia"/>
-                <w:color w:val="000000"/>
-                <w:sz w:val="18"/>
-                <w:szCs w:val="18"/>
-              </w:rPr>
-              <w:t>连接区</w:t>
-            </w:r>
-            <w:proofErr w:type="gramEnd"/>
+              <w:t>内含子连接区</w:t>
+            </w:r>
           </w:p>
         </w:tc>
         <w:tc>
@@ -24531,19 +22971,8 @@
                 <w:sz w:val="18"/>
                 <w:szCs w:val="18"/>
               </w:rPr>
-              <w:t>内含子</w:t>
-            </w:r>
-            <w:proofErr w:type="gramStart"/>
-            <w:r>
-              <w:rPr>
-                <w:rFonts w:ascii="微软雅黑" w:eastAsia="微软雅黑" w:hAnsi="微软雅黑" w:cs="Times New Roman" w:hint="eastAsia"/>
-                <w:color w:val="000000"/>
-                <w:sz w:val="18"/>
-                <w:szCs w:val="18"/>
-              </w:rPr>
-              <w:t>连接区</w:t>
-            </w:r>
-            <w:proofErr w:type="gramEnd"/>
+              <w:t>内含子连接区</w:t>
+            </w:r>
           </w:p>
         </w:tc>
         <w:tc>
@@ -24735,19 +23164,8 @@
                 <w:sz w:val="18"/>
                 <w:szCs w:val="18"/>
               </w:rPr>
-              <w:t>内含子</w:t>
-            </w:r>
-            <w:proofErr w:type="gramStart"/>
-            <w:r>
-              <w:rPr>
-                <w:rFonts w:ascii="微软雅黑" w:eastAsia="微软雅黑" w:hAnsi="微软雅黑" w:cs="Times New Roman" w:hint="eastAsia"/>
-                <w:color w:val="000000"/>
-                <w:sz w:val="18"/>
-                <w:szCs w:val="18"/>
-              </w:rPr>
-              <w:t>连接区</w:t>
-            </w:r>
-            <w:proofErr w:type="gramEnd"/>
+              <w:t>内含子连接区</w:t>
+            </w:r>
           </w:p>
         </w:tc>
         <w:tc>
@@ -24939,19 +23357,8 @@
                 <w:sz w:val="18"/>
                 <w:szCs w:val="18"/>
               </w:rPr>
-              <w:t>内含子</w:t>
-            </w:r>
-            <w:proofErr w:type="gramStart"/>
-            <w:r>
-              <w:rPr>
-                <w:rFonts w:ascii="微软雅黑" w:eastAsia="微软雅黑" w:hAnsi="微软雅黑" w:cs="Times New Roman" w:hint="eastAsia"/>
-                <w:color w:val="000000"/>
-                <w:sz w:val="18"/>
-                <w:szCs w:val="18"/>
-              </w:rPr>
-              <w:t>连接区</w:t>
-            </w:r>
-            <w:proofErr w:type="gramEnd"/>
+              <w:t>内含子连接区</w:t>
+            </w:r>
           </w:p>
         </w:tc>
         <w:tc>
@@ -25291,19 +23698,8 @@
                 <w:sz w:val="18"/>
                 <w:szCs w:val="18"/>
               </w:rPr>
-              <w:t>Exon 1~Exon 8、外显子-内含子</w:t>
-            </w:r>
-            <w:proofErr w:type="gramStart"/>
-            <w:r>
-              <w:rPr>
-                <w:rFonts w:ascii="微软雅黑" w:eastAsia="微软雅黑" w:hAnsi="微软雅黑" w:cs="Times New Roman"/>
-                <w:color w:val="000000"/>
-                <w:sz w:val="18"/>
-                <w:szCs w:val="18"/>
-              </w:rPr>
-              <w:t>连接区</w:t>
-            </w:r>
-            <w:proofErr w:type="gramEnd"/>
+              <w:t>Exon 1~Exon 8、外显子-内含子连接区</w:t>
+            </w:r>
           </w:p>
         </w:tc>
         <w:tc>
@@ -25495,19 +23891,8 @@
                 <w:sz w:val="18"/>
                 <w:szCs w:val="18"/>
               </w:rPr>
-              <w:t>内含子</w:t>
-            </w:r>
-            <w:proofErr w:type="gramStart"/>
-            <w:r>
-              <w:rPr>
-                <w:rFonts w:ascii="微软雅黑" w:eastAsia="微软雅黑" w:hAnsi="微软雅黑" w:cs="Times New Roman" w:hint="eastAsia"/>
-                <w:color w:val="000000"/>
-                <w:sz w:val="18"/>
-                <w:szCs w:val="18"/>
-              </w:rPr>
-              <w:t>连接区</w:t>
-            </w:r>
-            <w:proofErr w:type="gramEnd"/>
+              <w:t>内含子连接区</w:t>
+            </w:r>
           </w:p>
         </w:tc>
         <w:tc>
@@ -25699,19 +24084,8 @@
                 <w:sz w:val="18"/>
                 <w:szCs w:val="18"/>
               </w:rPr>
-              <w:t>内含子</w:t>
-            </w:r>
-            <w:proofErr w:type="gramStart"/>
-            <w:r>
-              <w:rPr>
-                <w:rFonts w:ascii="微软雅黑" w:eastAsia="微软雅黑" w:hAnsi="微软雅黑" w:cs="Times New Roman" w:hint="eastAsia"/>
-                <w:color w:val="000000"/>
-                <w:sz w:val="18"/>
-                <w:szCs w:val="18"/>
-              </w:rPr>
-              <w:t>连接区</w:t>
-            </w:r>
-            <w:proofErr w:type="gramEnd"/>
+              <w:t>内含子连接区</w:t>
+            </w:r>
           </w:p>
         </w:tc>
         <w:tc>
@@ -25903,19 +24277,8 @@
                 <w:sz w:val="18"/>
                 <w:szCs w:val="18"/>
               </w:rPr>
-              <w:t>内含子</w:t>
-            </w:r>
-            <w:proofErr w:type="gramStart"/>
-            <w:r>
-              <w:rPr>
-                <w:rFonts w:ascii="微软雅黑" w:eastAsia="微软雅黑" w:hAnsi="微软雅黑" w:cs="Times New Roman" w:hint="eastAsia"/>
-                <w:color w:val="000000"/>
-                <w:sz w:val="18"/>
-                <w:szCs w:val="18"/>
-              </w:rPr>
-              <w:t>连接区</w:t>
-            </w:r>
-            <w:proofErr w:type="gramEnd"/>
+              <w:t>内含子连接区</w:t>
+            </w:r>
           </w:p>
         </w:tc>
         <w:tc>
@@ -26107,19 +24470,8 @@
                 <w:sz w:val="18"/>
                 <w:szCs w:val="18"/>
               </w:rPr>
-              <w:t>内含子</w:t>
-            </w:r>
-            <w:proofErr w:type="gramStart"/>
-            <w:r>
-              <w:rPr>
-                <w:rFonts w:ascii="微软雅黑" w:eastAsia="微软雅黑" w:hAnsi="微软雅黑" w:cs="Times New Roman" w:hint="eastAsia"/>
-                <w:color w:val="000000"/>
-                <w:sz w:val="18"/>
-                <w:szCs w:val="18"/>
-              </w:rPr>
-              <w:t>连接区</w:t>
-            </w:r>
-            <w:proofErr w:type="gramEnd"/>
+              <w:t>内含子连接区</w:t>
+            </w:r>
           </w:p>
         </w:tc>
         <w:tc>
@@ -26486,19 +24838,8 @@
                 <w:sz w:val="18"/>
                 <w:szCs w:val="18"/>
               </w:rPr>
-              <w:t>内含子</w:t>
-            </w:r>
-            <w:proofErr w:type="gramStart"/>
-            <w:r>
-              <w:rPr>
-                <w:rFonts w:ascii="微软雅黑" w:eastAsia="微软雅黑" w:hAnsi="微软雅黑" w:cs="Times New Roman" w:hint="eastAsia"/>
-                <w:color w:val="000000"/>
-                <w:sz w:val="18"/>
-                <w:szCs w:val="18"/>
-              </w:rPr>
-              <w:t>连接区</w:t>
-            </w:r>
-            <w:proofErr w:type="gramEnd"/>
+              <w:t>内含子连接区</w:t>
+            </w:r>
           </w:p>
         </w:tc>
         <w:tc>
@@ -26690,19 +25031,8 @@
                 <w:sz w:val="18"/>
                 <w:szCs w:val="18"/>
               </w:rPr>
-              <w:t>内含子</w:t>
-            </w:r>
-            <w:proofErr w:type="gramStart"/>
-            <w:r>
-              <w:rPr>
-                <w:rFonts w:ascii="微软雅黑" w:eastAsia="微软雅黑" w:hAnsi="微软雅黑" w:cs="Times New Roman" w:hint="eastAsia"/>
-                <w:color w:val="000000"/>
-                <w:sz w:val="18"/>
-                <w:szCs w:val="18"/>
-              </w:rPr>
-              <w:t>连接区</w:t>
-            </w:r>
-            <w:proofErr w:type="gramEnd"/>
+              <w:t>内含子连接区</w:t>
+            </w:r>
           </w:p>
         </w:tc>
         <w:tc>
@@ -27069,19 +25399,8 @@
                 <w:sz w:val="18"/>
                 <w:szCs w:val="18"/>
               </w:rPr>
-              <w:t>内含子</w:t>
-            </w:r>
-            <w:proofErr w:type="gramStart"/>
-            <w:r>
-              <w:rPr>
-                <w:rFonts w:ascii="微软雅黑" w:eastAsia="微软雅黑" w:hAnsi="微软雅黑" w:cs="Times New Roman" w:hint="eastAsia"/>
-                <w:color w:val="000000"/>
-                <w:sz w:val="18"/>
-                <w:szCs w:val="18"/>
-              </w:rPr>
-              <w:t>连接区</w:t>
-            </w:r>
-            <w:proofErr w:type="gramEnd"/>
+              <w:t>内含子连接区</w:t>
+            </w:r>
           </w:p>
         </w:tc>
         <w:tc>
@@ -27448,19 +25767,8 @@
                 <w:sz w:val="18"/>
                 <w:szCs w:val="18"/>
               </w:rPr>
-              <w:t>内含子</w:t>
-            </w:r>
-            <w:proofErr w:type="gramStart"/>
-            <w:r>
-              <w:rPr>
-                <w:rFonts w:ascii="微软雅黑" w:eastAsia="微软雅黑" w:hAnsi="微软雅黑" w:cs="Times New Roman" w:hint="eastAsia"/>
-                <w:color w:val="000000"/>
-                <w:sz w:val="18"/>
-                <w:szCs w:val="18"/>
-              </w:rPr>
-              <w:t>连接区</w:t>
-            </w:r>
-            <w:proofErr w:type="gramEnd"/>
+              <w:t>内含子连接区</w:t>
+            </w:r>
           </w:p>
         </w:tc>
         <w:tc>
@@ -27652,19 +25960,8 @@
                 <w:sz w:val="18"/>
                 <w:szCs w:val="18"/>
               </w:rPr>
-              <w:t>内含子</w:t>
-            </w:r>
-            <w:proofErr w:type="gramStart"/>
-            <w:r>
-              <w:rPr>
-                <w:rFonts w:ascii="微软雅黑" w:eastAsia="微软雅黑" w:hAnsi="微软雅黑" w:cs="Times New Roman" w:hint="eastAsia"/>
-                <w:color w:val="000000"/>
-                <w:sz w:val="18"/>
-                <w:szCs w:val="18"/>
-              </w:rPr>
-              <w:t>连接区</w:t>
-            </w:r>
-            <w:proofErr w:type="gramEnd"/>
+              <w:t>内含子连接区</w:t>
+            </w:r>
           </w:p>
         </w:tc>
         <w:tc>
@@ -27856,19 +26153,8 @@
                 <w:sz w:val="18"/>
                 <w:szCs w:val="18"/>
               </w:rPr>
-              <w:t>内含子</w:t>
-            </w:r>
-            <w:proofErr w:type="gramStart"/>
-            <w:r>
-              <w:rPr>
-                <w:rFonts w:ascii="微软雅黑" w:eastAsia="微软雅黑" w:hAnsi="微软雅黑" w:cs="Times New Roman" w:hint="eastAsia"/>
-                <w:color w:val="000000"/>
-                <w:sz w:val="18"/>
-                <w:szCs w:val="18"/>
-              </w:rPr>
-              <w:t>连接区</w:t>
-            </w:r>
-            <w:proofErr w:type="gramEnd"/>
+              <w:t>内含子连接区</w:t>
+            </w:r>
           </w:p>
         </w:tc>
         <w:tc>
@@ -28060,19 +26346,8 @@
                 <w:sz w:val="18"/>
                 <w:szCs w:val="18"/>
               </w:rPr>
-              <w:t>内含子</w:t>
-            </w:r>
-            <w:proofErr w:type="gramStart"/>
-            <w:r>
-              <w:rPr>
-                <w:rFonts w:ascii="微软雅黑" w:eastAsia="微软雅黑" w:hAnsi="微软雅黑" w:cs="Times New Roman" w:hint="eastAsia"/>
-                <w:color w:val="000000"/>
-                <w:sz w:val="18"/>
-                <w:szCs w:val="18"/>
-              </w:rPr>
-              <w:t>连接区</w:t>
-            </w:r>
-            <w:proofErr w:type="gramEnd"/>
+              <w:t>内含子连接区</w:t>
+            </w:r>
           </w:p>
         </w:tc>
         <w:tc>
@@ -28282,19 +26557,8 @@
                 <w:sz w:val="18"/>
                 <w:szCs w:val="18"/>
               </w:rPr>
-              <w:t>内含子</w:t>
-            </w:r>
-            <w:proofErr w:type="gramStart"/>
-            <w:r>
-              <w:rPr>
-                <w:rFonts w:ascii="微软雅黑" w:eastAsia="微软雅黑" w:hAnsi="微软雅黑" w:cs="Times New Roman" w:hint="eastAsia"/>
-                <w:color w:val="000000"/>
-                <w:sz w:val="18"/>
-                <w:szCs w:val="18"/>
-              </w:rPr>
-              <w:t>连接区</w:t>
-            </w:r>
-            <w:proofErr w:type="gramEnd"/>
+              <w:t>内含子连接区</w:t>
+            </w:r>
           </w:p>
         </w:tc>
         <w:tc>
@@ -28486,19 +26750,8 @@
                 <w:sz w:val="18"/>
                 <w:szCs w:val="18"/>
               </w:rPr>
-              <w:t>内含子</w:t>
-            </w:r>
-            <w:proofErr w:type="gramStart"/>
-            <w:r>
-              <w:rPr>
-                <w:rFonts w:ascii="微软雅黑" w:eastAsia="微软雅黑" w:hAnsi="微软雅黑" w:cs="Times New Roman" w:hint="eastAsia"/>
-                <w:color w:val="000000"/>
-                <w:sz w:val="18"/>
-                <w:szCs w:val="18"/>
-              </w:rPr>
-              <w:t>连接区</w:t>
-            </w:r>
-            <w:proofErr w:type="gramEnd"/>
+              <w:t>内含子连接区</w:t>
+            </w:r>
           </w:p>
         </w:tc>
         <w:tc>
@@ -28689,19 +26942,8 @@
                 <w:sz w:val="18"/>
                 <w:szCs w:val="18"/>
               </w:rPr>
-              <w:t>内含子</w:t>
-            </w:r>
-            <w:proofErr w:type="gramStart"/>
-            <w:r>
-              <w:rPr>
-                <w:rFonts w:ascii="微软雅黑" w:eastAsia="微软雅黑" w:hAnsi="微软雅黑" w:cs="Times New Roman" w:hint="eastAsia"/>
-                <w:color w:val="000000"/>
-                <w:sz w:val="18"/>
-                <w:szCs w:val="18"/>
-              </w:rPr>
-              <w:t>连接区</w:t>
-            </w:r>
-            <w:proofErr w:type="gramEnd"/>
+              <w:t>内含子连接区</w:t>
+            </w:r>
           </w:p>
         </w:tc>
         <w:tc>
@@ -28892,19 +27134,8 @@
                 <w:sz w:val="18"/>
                 <w:szCs w:val="18"/>
               </w:rPr>
-              <w:t>内含子</w:t>
-            </w:r>
-            <w:proofErr w:type="gramStart"/>
-            <w:r>
-              <w:rPr>
-                <w:rFonts w:ascii="微软雅黑" w:eastAsia="微软雅黑" w:hAnsi="微软雅黑" w:cs="Times New Roman" w:hint="eastAsia"/>
-                <w:color w:val="000000"/>
-                <w:sz w:val="18"/>
-                <w:szCs w:val="18"/>
-              </w:rPr>
-              <w:t>连接区</w:t>
-            </w:r>
-            <w:proofErr w:type="gramEnd"/>
+              <w:t>内含子连接区</w:t>
+            </w:r>
           </w:p>
         </w:tc>
         <w:tc>
@@ -28994,27 +27225,7 @@
                 <w:sz w:val="18"/>
                 <w:szCs w:val="18"/>
               </w:rPr>
-              <w:t>注：以下基因外显子中部分区段由于覆盖</w:t>
-            </w:r>
-            <w:proofErr w:type="gramStart"/>
-            <w:r>
-              <w:rPr>
-                <w:rFonts w:ascii="微软雅黑" w:eastAsia="微软雅黑" w:hAnsi="微软雅黑" w:cs="Times New Roman" w:hint="eastAsia"/>
-                <w:kern w:val="0"/>
-                <w:sz w:val="18"/>
-                <w:szCs w:val="18"/>
-              </w:rPr>
-              <w:t>度原因</w:t>
-            </w:r>
-            <w:proofErr w:type="gramEnd"/>
-            <w:r>
-              <w:rPr>
-                <w:rFonts w:ascii="微软雅黑" w:eastAsia="微软雅黑" w:hAnsi="微软雅黑" w:cs="Times New Roman" w:hint="eastAsia"/>
-                <w:kern w:val="0"/>
-                <w:sz w:val="18"/>
-                <w:szCs w:val="18"/>
-              </w:rPr>
-              <w:t>不包含在检测范围中：</w:t>
+              <w:t>注：以下基因外显子中部分区段由于覆盖度原因不包含在检测范围中：</w:t>
             </w:r>
             <w:r>
               <w:rPr>
@@ -29208,15 +27419,7 @@
     <w:p>
       <w:r>
         <w:lastRenderedPageBreak/>
-        <w:t>{%p if var_brca.snv_</w:t>
-      </w:r>
-      <w:proofErr w:type="gramStart"/>
-      <w:r>
-        <w:t>s.B</w:t>
-      </w:r>
-      <w:proofErr w:type="gramEnd"/>
-      <w:r>
-        <w:t>1_L5 + var_brca.snv_s.B2_L5+ var_brca.snv_s.B1_L4 + var_brca.snv_s.B2_L4 %}</w:t>
+        <w:t>{%p if var_brca.snv_s.B1_L5 + var_brca.snv_s.B2_L5+ var_brca.snv_s.B1_L4 + var_brca.snv_s.B2_L4 %}</w:t>
       </w:r>
     </w:p>
     <w:p>
@@ -32368,25 +30571,7 @@
                 <w:sz w:val="18"/>
                 <w:szCs w:val="18"/>
               </w:rPr>
-              <w:t>每年1次乳腺磁共振成像对比剂成像（MRI）（当MRI</w:t>
-            </w:r>
-            <w:proofErr w:type="gramStart"/>
-            <w:r>
-              <w:rPr>
-                <w:rFonts w:ascii="微软雅黑" w:eastAsia="微软雅黑" w:hAnsi="微软雅黑" w:cs="思源黑体 CN Light" w:hint="eastAsia"/>
-                <w:sz w:val="18"/>
-                <w:szCs w:val="18"/>
-              </w:rPr>
-              <w:t>不</w:t>
-            </w:r>
-            <w:proofErr w:type="gramEnd"/>
-            <w:r>
-              <w:rPr>
-                <w:rFonts w:ascii="微软雅黑" w:eastAsia="微软雅黑" w:hAnsi="微软雅黑" w:cs="思源黑体 CN Light" w:hint="eastAsia"/>
-                <w:sz w:val="18"/>
-                <w:szCs w:val="18"/>
-              </w:rPr>
-              <w:t>可用时，考虑行断层摄影）。</w:t>
+              <w:t>每年1次乳腺磁共振成像对比剂成像（MRI）（当MRI不可用时，考虑行断层摄影）。</w:t>
             </w:r>
           </w:p>
           <w:p>
@@ -32909,25 +31094,7 @@
                 <w:sz w:val="18"/>
                 <w:szCs w:val="18"/>
               </w:rPr>
-              <w:t>降低风险的乳房切除术，术前</w:t>
-            </w:r>
-            <w:proofErr w:type="gramStart"/>
-            <w:r>
-              <w:rPr>
-                <w:rFonts w:ascii="微软雅黑" w:eastAsia="微软雅黑" w:hAnsi="微软雅黑" w:cs="思源黑体 CN Light" w:hint="eastAsia"/>
-                <w:sz w:val="18"/>
-                <w:szCs w:val="18"/>
-              </w:rPr>
-              <w:t>需咨询</w:t>
-            </w:r>
-            <w:proofErr w:type="gramEnd"/>
-            <w:r>
-              <w:rPr>
-                <w:rFonts w:ascii="微软雅黑" w:eastAsia="微软雅黑" w:hAnsi="微软雅黑" w:cs="思源黑体 CN Light" w:hint="eastAsia"/>
-                <w:sz w:val="18"/>
-                <w:szCs w:val="18"/>
-              </w:rPr>
-              <w:t>包含预防程度、乳腺再造、手术风险、对侧乳腺癌风险、生存预期等相关事宜并要综合考虑手术对心理、社交和生活质量方面的影响。</w:t>
+              <w:t>降低风险的乳房切除术，术前需咨询包含预防程度、乳腺再造、手术风险、对侧乳腺癌风险、生存预期等相关事宜并要综合考虑手术对心理、社交和生活质量方面的影响。</w:t>
             </w:r>
           </w:p>
         </w:tc>
@@ -33594,25 +31761,7 @@
                 <w:sz w:val="18"/>
                 <w:szCs w:val="18"/>
               </w:rPr>
-              <w:t>0-35岁开始选择阴道超声和血清CA-125检查对卵巢</w:t>
-            </w:r>
-            <w:proofErr w:type="gramStart"/>
-            <w:r>
-              <w:rPr>
-                <w:rFonts w:ascii="微软雅黑" w:eastAsia="微软雅黑" w:hAnsi="微软雅黑"/>
-                <w:sz w:val="18"/>
-                <w:szCs w:val="18"/>
-              </w:rPr>
-              <w:t>癌进行</w:t>
-            </w:r>
-            <w:proofErr w:type="gramEnd"/>
-            <w:r>
-              <w:rPr>
-                <w:rFonts w:ascii="微软雅黑" w:eastAsia="微软雅黑" w:hAnsi="微软雅黑"/>
-                <w:sz w:val="18"/>
-                <w:szCs w:val="18"/>
-              </w:rPr>
-              <w:t>筛查，筛查需遵循临床医师的指导。</w:t>
+              <w:t>0-35岁开始选择阴道超声和血清CA-125检查对卵巢癌进行筛查，筛查需遵循临床医师的指导。</w:t>
             </w:r>
           </w:p>
         </w:tc>
@@ -34102,25 +32251,7 @@
           <w:sz w:val="18"/>
           <w:szCs w:val="18"/>
         </w:rPr>
-        <w:t>专家</w:t>
-      </w:r>
-      <w:proofErr w:type="gramStart"/>
-      <w:r>
-        <w:rPr>
-          <w:rFonts w:ascii="微软雅黑" w:eastAsia="微软雅黑" w:hAnsi="微软雅黑" w:hint="eastAsia"/>
-          <w:sz w:val="18"/>
-          <w:szCs w:val="18"/>
-        </w:rPr>
-        <w:t>组发布</w:t>
-      </w:r>
-      <w:proofErr w:type="gramEnd"/>
-      <w:r>
-        <w:rPr>
-          <w:rFonts w:ascii="微软雅黑" w:eastAsia="微软雅黑" w:hAnsi="微软雅黑" w:hint="eastAsia"/>
-          <w:sz w:val="18"/>
-          <w:szCs w:val="18"/>
-        </w:rPr>
-        <w:t>的特殊基因变异解读指南，遗传变异分为5个等级：致病性、疑似致病性、意义不明确、疑似良性、良性。</w:t>
+        <w:t>专家组发布的特殊基因变异解读指南，遗传变异分为5个等级：致病性、疑似致病性、意义不明确、疑似良性、良性。</w:t>
       </w:r>
     </w:p>
     <w:p>
@@ -34575,29 +32706,7 @@
                 <w:sz w:val="18"/>
                 <w:szCs w:val="18"/>
               </w:rPr>
-              <w:t>FDA、NMPA获</w:t>
-            </w:r>
-            <w:proofErr w:type="gramStart"/>
-            <w:r>
-              <w:rPr>
-                <w:rFonts w:ascii="微软雅黑" w:eastAsia="微软雅黑" w:hAnsi="微软雅黑" w:cs="思源黑体 CN Light" w:hint="eastAsia"/>
-                <w:color w:val="000000" w:themeColor="text1"/>
-                <w:kern w:val="0"/>
-                <w:sz w:val="18"/>
-                <w:szCs w:val="18"/>
-              </w:rPr>
-              <w:t>批用于</w:t>
-            </w:r>
-            <w:proofErr w:type="gramEnd"/>
-            <w:r>
-              <w:rPr>
-                <w:rFonts w:ascii="微软雅黑" w:eastAsia="微软雅黑" w:hAnsi="微软雅黑" w:cs="思源黑体 CN Light" w:hint="eastAsia"/>
-                <w:color w:val="000000" w:themeColor="text1"/>
-                <w:kern w:val="0"/>
-                <w:sz w:val="18"/>
-                <w:szCs w:val="18"/>
-              </w:rPr>
-              <w:t>患者肿瘤治疗有响应或耐药的生物标志物</w:t>
+              <w:t>FDA、NMPA获批用于患者肿瘤治疗有响应或耐药的生物标志物</w:t>
             </w:r>
           </w:p>
         </w:tc>
@@ -35130,29 +33239,7 @@
                 <w:sz w:val="18"/>
                 <w:szCs w:val="18"/>
               </w:rPr>
-              <w:t>FDA、NMPA获</w:t>
-            </w:r>
-            <w:proofErr w:type="gramStart"/>
-            <w:r>
-              <w:rPr>
-                <w:rFonts w:ascii="微软雅黑" w:eastAsia="微软雅黑" w:hAnsi="微软雅黑" w:cs="思源黑体 CN Light" w:hint="eastAsia"/>
-                <w:color w:val="000000" w:themeColor="text1"/>
-                <w:kern w:val="0"/>
-                <w:sz w:val="18"/>
-                <w:szCs w:val="18"/>
-              </w:rPr>
-              <w:t>批用于</w:t>
-            </w:r>
-            <w:proofErr w:type="gramEnd"/>
-            <w:r>
-              <w:rPr>
-                <w:rFonts w:ascii="微软雅黑" w:eastAsia="微软雅黑" w:hAnsi="微软雅黑" w:cs="思源黑体 CN Light" w:hint="eastAsia"/>
-                <w:color w:val="000000" w:themeColor="text1"/>
-                <w:kern w:val="0"/>
-                <w:sz w:val="18"/>
-                <w:szCs w:val="18"/>
-              </w:rPr>
-              <w:t>其他肿瘤治疗有响应或耐药的生物标志物</w:t>
+              <w:t>FDA、NMPA获批用于其他肿瘤治疗有响应或耐药的生物标志物</w:t>
             </w:r>
           </w:p>
         </w:tc>
@@ -35537,29 +33624,7 @@
                 <w:sz w:val="18"/>
                 <w:szCs w:val="18"/>
               </w:rPr>
-              <w:t>临床前硏</w:t>
-            </w:r>
-            <w:proofErr w:type="gramStart"/>
-            <w:r>
-              <w:rPr>
-                <w:rFonts w:ascii="微软雅黑" w:eastAsia="微软雅黑" w:hAnsi="微软雅黑" w:cs="思源黑体 CN Light" w:hint="eastAsia"/>
-                <w:color w:val="000000" w:themeColor="text1"/>
-                <w:kern w:val="0"/>
-                <w:sz w:val="18"/>
-                <w:szCs w:val="18"/>
-              </w:rPr>
-              <w:t>究表明</w:t>
-            </w:r>
-            <w:proofErr w:type="gramEnd"/>
-            <w:r>
-              <w:rPr>
-                <w:rFonts w:ascii="微软雅黑" w:eastAsia="微软雅黑" w:hAnsi="微软雅黑" w:cs="思源黑体 CN Light" w:hint="eastAsia"/>
-                <w:color w:val="000000" w:themeColor="text1"/>
-                <w:kern w:val="0"/>
-                <w:sz w:val="18"/>
-                <w:szCs w:val="18"/>
-              </w:rPr>
-              <w:t>具有潜在治疗意义的生物标志物</w:t>
+              <w:t>临床前硏究表明具有潜在治疗意义的生物标志物</w:t>
             </w:r>
           </w:p>
         </w:tc>
@@ -36235,293 +34300,7 @@
           <w:sz w:val="16"/>
           <w:szCs w:val="16"/>
         </w:rPr>
-        <w:t xml:space="preserve">王秋菊, 沈亦平, 邬玲仟, 陈少科, 陈子江, 方向东, </w:t>
-      </w:r>
-      <w:proofErr w:type="gramStart"/>
-      <w:r>
-        <w:rPr>
-          <w:rFonts w:ascii="微软雅黑" w:eastAsia="微软雅黑" w:hAnsi="微软雅黑" w:cs="Times New Roman" w:hint="eastAsia"/>
-          <w:color w:val="auto"/>
-          <w:spacing w:val="6"/>
-          <w:sz w:val="16"/>
-          <w:szCs w:val="16"/>
-        </w:rPr>
-        <w:t>傅松滨</w:t>
-      </w:r>
-      <w:proofErr w:type="gramEnd"/>
-      <w:r>
-        <w:rPr>
-          <w:rFonts w:ascii="微软雅黑" w:eastAsia="微软雅黑" w:hAnsi="微软雅黑" w:cs="Times New Roman" w:hint="eastAsia"/>
-          <w:color w:val="auto"/>
-          <w:spacing w:val="6"/>
-          <w:sz w:val="16"/>
-          <w:szCs w:val="16"/>
-        </w:rPr>
-        <w:t xml:space="preserve">, 龚瑶琴, 黄国英, </w:t>
-      </w:r>
-      <w:proofErr w:type="gramStart"/>
-      <w:r>
-        <w:rPr>
-          <w:rFonts w:ascii="微软雅黑" w:eastAsia="微软雅黑" w:hAnsi="微软雅黑" w:cs="Times New Roman" w:hint="eastAsia"/>
-          <w:color w:val="auto"/>
-          <w:spacing w:val="6"/>
-          <w:sz w:val="16"/>
-          <w:szCs w:val="16"/>
-        </w:rPr>
-        <w:t>黄国宁</w:t>
-      </w:r>
-      <w:proofErr w:type="gramEnd"/>
-      <w:r>
-        <w:rPr>
-          <w:rFonts w:ascii="微软雅黑" w:eastAsia="微软雅黑" w:hAnsi="微软雅黑" w:cs="Times New Roman" w:hint="eastAsia"/>
-          <w:color w:val="auto"/>
-          <w:spacing w:val="6"/>
-          <w:sz w:val="16"/>
-          <w:szCs w:val="16"/>
-        </w:rPr>
-        <w:t xml:space="preserve">, </w:t>
-      </w:r>
-      <w:proofErr w:type="gramStart"/>
-      <w:r>
-        <w:rPr>
-          <w:rFonts w:ascii="微软雅黑" w:eastAsia="微软雅黑" w:hAnsi="微软雅黑" w:cs="Times New Roman" w:hint="eastAsia"/>
-          <w:color w:val="auto"/>
-          <w:spacing w:val="6"/>
-          <w:sz w:val="16"/>
-          <w:szCs w:val="16"/>
-        </w:rPr>
-        <w:t>黄荷凤</w:t>
-      </w:r>
-      <w:proofErr w:type="gramEnd"/>
-      <w:r>
-        <w:rPr>
-          <w:rFonts w:ascii="微软雅黑" w:eastAsia="微软雅黑" w:hAnsi="微软雅黑" w:cs="Times New Roman" w:hint="eastAsia"/>
-          <w:color w:val="auto"/>
-          <w:spacing w:val="6"/>
-          <w:sz w:val="16"/>
-          <w:szCs w:val="16"/>
-        </w:rPr>
-        <w:t xml:space="preserve">, 黄山, 郝晓柯 12, 冀小平, 李红, 梁波, 廖灿, </w:t>
-      </w:r>
-      <w:proofErr w:type="gramStart"/>
-      <w:r>
-        <w:rPr>
-          <w:rFonts w:ascii="微软雅黑" w:eastAsia="微软雅黑" w:hAnsi="微软雅黑" w:cs="Times New Roman" w:hint="eastAsia"/>
-          <w:color w:val="auto"/>
-          <w:spacing w:val="6"/>
-          <w:sz w:val="16"/>
-          <w:szCs w:val="16"/>
-        </w:rPr>
-        <w:t>乔杰</w:t>
-      </w:r>
-      <w:proofErr w:type="gramEnd"/>
-      <w:r>
-        <w:rPr>
-          <w:rFonts w:ascii="微软雅黑" w:eastAsia="微软雅黑" w:hAnsi="微软雅黑" w:cs="Times New Roman" w:hint="eastAsia"/>
-          <w:color w:val="auto"/>
-          <w:spacing w:val="6"/>
-          <w:sz w:val="16"/>
-          <w:szCs w:val="16"/>
-        </w:rPr>
-        <w:t xml:space="preserve">, </w:t>
-      </w:r>
-      <w:proofErr w:type="gramStart"/>
-      <w:r>
-        <w:rPr>
-          <w:rFonts w:ascii="微软雅黑" w:eastAsia="微软雅黑" w:hAnsi="微软雅黑" w:cs="Times New Roman" w:hint="eastAsia"/>
-          <w:color w:val="auto"/>
-          <w:spacing w:val="6"/>
-          <w:sz w:val="16"/>
-          <w:szCs w:val="16"/>
-        </w:rPr>
-        <w:t>苏海翔</w:t>
-      </w:r>
-      <w:proofErr w:type="gramEnd"/>
-      <w:r>
-        <w:rPr>
-          <w:rFonts w:ascii="微软雅黑" w:eastAsia="微软雅黑" w:hAnsi="微软雅黑" w:cs="Times New Roman" w:hint="eastAsia"/>
-          <w:color w:val="auto"/>
-          <w:spacing w:val="6"/>
-          <w:sz w:val="16"/>
-          <w:szCs w:val="16"/>
-        </w:rPr>
-        <w:t>, 魏军, 王磊, 王树玉, 王晓红, 邢清和, 徐湘民, 袁慧军, 杨正林, 周从容, 周文</w:t>
-      </w:r>
-      <w:proofErr w:type="gramStart"/>
-      <w:r>
-        <w:rPr>
-          <w:rFonts w:ascii="微软雅黑" w:eastAsia="微软雅黑" w:hAnsi="微软雅黑" w:cs="Times New Roman" w:hint="eastAsia"/>
-          <w:color w:val="auto"/>
-          <w:spacing w:val="6"/>
-          <w:sz w:val="16"/>
-          <w:szCs w:val="16"/>
-        </w:rPr>
-        <w:t>浩</w:t>
-      </w:r>
-      <w:proofErr w:type="gramEnd"/>
-      <w:r>
-        <w:rPr>
-          <w:rFonts w:ascii="微软雅黑" w:eastAsia="微软雅黑" w:hAnsi="微软雅黑" w:cs="Times New Roman" w:hint="eastAsia"/>
-          <w:color w:val="auto"/>
-          <w:spacing w:val="6"/>
-          <w:sz w:val="16"/>
-          <w:szCs w:val="16"/>
-        </w:rPr>
-        <w:t xml:space="preserve">, 曾勇, 张学军, </w:t>
-      </w:r>
-      <w:proofErr w:type="gramStart"/>
-      <w:r>
-        <w:rPr>
-          <w:rFonts w:ascii="微软雅黑" w:eastAsia="微软雅黑" w:hAnsi="微软雅黑" w:cs="Times New Roman" w:hint="eastAsia"/>
-          <w:color w:val="auto"/>
-          <w:spacing w:val="6"/>
-          <w:sz w:val="16"/>
-          <w:szCs w:val="16"/>
-        </w:rPr>
-        <w:t>黄涛生</w:t>
-      </w:r>
-      <w:proofErr w:type="gramEnd"/>
-      <w:r>
-        <w:rPr>
-          <w:rFonts w:ascii="微软雅黑" w:eastAsia="微软雅黑" w:hAnsi="微软雅黑" w:cs="Times New Roman" w:hint="eastAsia"/>
-          <w:color w:val="auto"/>
-          <w:spacing w:val="6"/>
-          <w:sz w:val="16"/>
-          <w:szCs w:val="16"/>
-        </w:rPr>
-        <w:t xml:space="preserve">, 郑茜, </w:t>
-      </w:r>
-      <w:proofErr w:type="gramStart"/>
-      <w:r>
-        <w:rPr>
-          <w:rFonts w:ascii="微软雅黑" w:eastAsia="微软雅黑" w:hAnsi="微软雅黑" w:cs="Times New Roman" w:hint="eastAsia"/>
-          <w:color w:val="auto"/>
-          <w:spacing w:val="6"/>
-          <w:sz w:val="16"/>
-          <w:szCs w:val="16"/>
-        </w:rPr>
-        <w:t>秦胜营</w:t>
-      </w:r>
-      <w:proofErr w:type="gramEnd"/>
-      <w:r>
-        <w:rPr>
-          <w:rFonts w:ascii="微软雅黑" w:eastAsia="微软雅黑" w:hAnsi="微软雅黑" w:cs="Times New Roman" w:hint="eastAsia"/>
-          <w:color w:val="auto"/>
-          <w:spacing w:val="6"/>
-          <w:sz w:val="16"/>
-          <w:szCs w:val="16"/>
-        </w:rPr>
-        <w:t>, 于</w:t>
-      </w:r>
-      <w:proofErr w:type="gramStart"/>
-      <w:r>
-        <w:rPr>
-          <w:rFonts w:ascii="微软雅黑" w:eastAsia="微软雅黑" w:hAnsi="微软雅黑" w:cs="Times New Roman" w:hint="eastAsia"/>
-          <w:color w:val="auto"/>
-          <w:spacing w:val="6"/>
-          <w:sz w:val="16"/>
-          <w:szCs w:val="16"/>
-        </w:rPr>
-        <w:t>世</w:t>
-      </w:r>
-      <w:proofErr w:type="gramEnd"/>
-      <w:r>
-        <w:rPr>
-          <w:rFonts w:ascii="微软雅黑" w:eastAsia="微软雅黑" w:hAnsi="微软雅黑" w:cs="Times New Roman" w:hint="eastAsia"/>
-          <w:color w:val="auto"/>
-          <w:spacing w:val="6"/>
-          <w:sz w:val="16"/>
-          <w:szCs w:val="16"/>
-        </w:rPr>
-        <w:t xml:space="preserve">辉, 关静, 王洪阳, 王大勇, 赵立东, 王慧君, </w:t>
-      </w:r>
-      <w:proofErr w:type="gramStart"/>
-      <w:r>
-        <w:rPr>
-          <w:rFonts w:ascii="微软雅黑" w:eastAsia="微软雅黑" w:hAnsi="微软雅黑" w:cs="Times New Roman" w:hint="eastAsia"/>
-          <w:color w:val="auto"/>
-          <w:spacing w:val="6"/>
-          <w:sz w:val="16"/>
-          <w:szCs w:val="16"/>
-        </w:rPr>
-        <w:t>孔令印</w:t>
-      </w:r>
-      <w:proofErr w:type="gramEnd"/>
-      <w:r>
-        <w:rPr>
-          <w:rFonts w:ascii="微软雅黑" w:eastAsia="微软雅黑" w:hAnsi="微软雅黑" w:cs="Times New Roman" w:hint="eastAsia"/>
-          <w:color w:val="auto"/>
-          <w:spacing w:val="6"/>
-          <w:sz w:val="16"/>
-          <w:szCs w:val="16"/>
-        </w:rPr>
-        <w:t xml:space="preserve">, 宣黎明, </w:t>
-      </w:r>
-      <w:proofErr w:type="gramStart"/>
-      <w:r>
-        <w:rPr>
-          <w:rFonts w:ascii="微软雅黑" w:eastAsia="微软雅黑" w:hAnsi="微软雅黑" w:cs="Times New Roman" w:hint="eastAsia"/>
-          <w:color w:val="auto"/>
-          <w:spacing w:val="6"/>
-          <w:sz w:val="16"/>
-          <w:szCs w:val="16"/>
-        </w:rPr>
-        <w:t>冒燕</w:t>
-      </w:r>
-      <w:proofErr w:type="gramEnd"/>
-      <w:r>
-        <w:rPr>
-          <w:rFonts w:ascii="微软雅黑" w:eastAsia="微软雅黑" w:hAnsi="微软雅黑" w:cs="Times New Roman" w:hint="eastAsia"/>
-          <w:color w:val="auto"/>
-          <w:spacing w:val="6"/>
-          <w:sz w:val="16"/>
-          <w:szCs w:val="16"/>
-        </w:rPr>
-        <w:t xml:space="preserve">, 祝轶君, </w:t>
-      </w:r>
-      <w:proofErr w:type="gramStart"/>
-      <w:r>
-        <w:rPr>
-          <w:rFonts w:ascii="微软雅黑" w:eastAsia="微软雅黑" w:hAnsi="微软雅黑" w:cs="Times New Roman" w:hint="eastAsia"/>
-          <w:color w:val="auto"/>
-          <w:spacing w:val="6"/>
-          <w:sz w:val="16"/>
-          <w:szCs w:val="16"/>
-        </w:rPr>
-        <w:t>徐君玲</w:t>
-      </w:r>
-      <w:proofErr w:type="gramEnd"/>
-      <w:r>
-        <w:rPr>
-          <w:rFonts w:ascii="微软雅黑" w:eastAsia="微软雅黑" w:hAnsi="微软雅黑" w:cs="Times New Roman" w:hint="eastAsia"/>
-          <w:color w:val="auto"/>
-          <w:spacing w:val="6"/>
-          <w:sz w:val="16"/>
-          <w:szCs w:val="16"/>
-        </w:rPr>
-        <w:t>, 王剑青, 王莉, 赵婷, 秦</w:t>
-      </w:r>
-      <w:proofErr w:type="gramStart"/>
-      <w:r>
-        <w:rPr>
-          <w:rFonts w:ascii="微软雅黑" w:eastAsia="微软雅黑" w:hAnsi="微软雅黑" w:cs="Times New Roman" w:hint="eastAsia"/>
-          <w:color w:val="auto"/>
-          <w:spacing w:val="6"/>
-          <w:sz w:val="16"/>
-          <w:szCs w:val="16"/>
-        </w:rPr>
-        <w:t>一</w:t>
-      </w:r>
-      <w:proofErr w:type="gramEnd"/>
-      <w:r>
-        <w:rPr>
-          <w:rFonts w:ascii="微软雅黑" w:eastAsia="微软雅黑" w:hAnsi="微软雅黑" w:cs="Times New Roman" w:hint="eastAsia"/>
-          <w:color w:val="auto"/>
-          <w:spacing w:val="6"/>
-          <w:sz w:val="16"/>
-          <w:szCs w:val="16"/>
-        </w:rPr>
-        <w:t xml:space="preserve">丁, 夏滢颖, 樊丽霞, 赵丁丁, 邱浩, 贺林.  遗传变异分类标准与指南[J]. 中国科学：生命科学, 2017, 47(6): 668-688. </w:t>
+        <w:t xml:space="preserve">王秋菊, 沈亦平, 邬玲仟, 陈少科, 陈子江, 方向东, 傅松滨, 龚瑶琴, 黄国英, 黄国宁, 黄荷凤, 黄山, 郝晓柯, 冀小平, 李红, 梁波, 廖灿, 乔杰, 苏海翔, 魏军, 王磊, 王树玉, 王晓红, 邢清和, 徐湘民, 袁慧军, 杨正林, 周从容, 周文浩, 曾勇, 张学军, 黄涛生, 郑茜, 秦胜营, 于世辉, 关静, 王洪阳, 王大勇, 赵立东, 王慧君, 孔令印, 宣黎明, 冒燕, 祝轶君, 徐君玲, 王剑青, 王莉, 赵婷, 秦一丁, 夏滢颖, 樊丽霞, 赵丁丁, 邱浩, 贺林.  遗传变异分类标准与指南[J]. 中国科学：生命科学, 2017, 47(6): 668-688. </w:t>
       </w:r>
     </w:p>
     <w:p>
@@ -36551,7 +34330,6 @@
         <w:t xml:space="preserve">Marilyn M Li, Michael Datto, Eric J </w:t>
       </w:r>
       <w:proofErr w:type="spellStart"/>
-      <w:proofErr w:type="gramStart"/>
       <w:r>
         <w:rPr>
           <w:rFonts w:ascii="微软雅黑" w:eastAsia="微软雅黑" w:hAnsi="微软雅黑" w:cs="Times New Roman" w:hint="eastAsia"/>
@@ -36571,18 +34349,7 @@
           <w:sz w:val="16"/>
           <w:szCs w:val="16"/>
         </w:rPr>
-        <w:t xml:space="preserve"> al.</w:t>
-      </w:r>
-      <w:proofErr w:type="gramEnd"/>
-      <w:r>
-        <w:rPr>
-          <w:rFonts w:ascii="微软雅黑" w:eastAsia="微软雅黑" w:hAnsi="微软雅黑" w:cs="Times New Roman" w:hint="eastAsia"/>
-          <w:color w:val="auto"/>
-          <w:spacing w:val="6"/>
-          <w:sz w:val="16"/>
-          <w:szCs w:val="16"/>
-        </w:rPr>
-        <w:t xml:space="preserve"> (2017) Standards and Guidelines for the Interpretation and Reporting of Sequence Variants in Cancer: A Joint Consensus Recommendation of the Association for Molecular Pathology, American Society of Clinical Oncology, and College of American Pathologists. J Mol Diagn 19(1):4-23. [PMID:27993330]</w:t>
+        <w:t xml:space="preserve"> al. (2017) Standards and Guidelines for the Interpretation and Reporting of Sequence Variants in Cancer: A Joint Consensus Recommendation of the Association for Molecular Pathology, American Society of Clinical Oncology, and College of American Pathologists. J Mol Diagn 19(1):4-23. [PMID:27993330]</w:t>
       </w:r>
     </w:p>
     <w:p>
@@ -36639,7 +34406,6 @@
         <w:t>{%p for a in (</w:t>
       </w:r>
       <w:proofErr w:type="spellStart"/>
-      <w:proofErr w:type="gramStart"/>
       <w:r>
         <w:rPr>
           <w:rFonts w:ascii="微软雅黑" w:eastAsia="微软雅黑" w:hAnsi="微软雅黑" w:cs="Times New Roman"/>
@@ -36651,7 +34417,6 @@
         <w:t>refer.fixed</w:t>
       </w:r>
       <w:proofErr w:type="spellEnd"/>
-      <w:proofErr w:type="gramEnd"/>
       <w:r>
         <w:rPr>
           <w:rFonts w:ascii="微软雅黑" w:eastAsia="微软雅黑" w:hAnsi="微软雅黑" w:cs="Times New Roman"/>
@@ -37174,7 +34939,6 @@
             <w:t>{{</w:t>
           </w:r>
           <w:proofErr w:type="spellStart"/>
-          <w:proofErr w:type="gramStart"/>
           <w:r>
             <w:rPr>
               <w:rFonts w:ascii="微软雅黑" w:eastAsia="微软雅黑" w:hAnsi="微软雅黑"/>
@@ -37182,17 +34946,7 @@
               <w:sz w:val="20"/>
               <w:szCs w:val="20"/>
             </w:rPr>
-            <w:t>sample.patient</w:t>
-          </w:r>
-          <w:proofErr w:type="gramEnd"/>
-          <w:r>
-            <w:rPr>
-              <w:rFonts w:ascii="微软雅黑" w:eastAsia="微软雅黑" w:hAnsi="微软雅黑"/>
-              <w:kern w:val="0"/>
-              <w:sz w:val="20"/>
-              <w:szCs w:val="20"/>
-            </w:rPr>
-            <w:t>_name</w:t>
+            <w:t>sample.patient_name</w:t>
           </w:r>
           <w:proofErr w:type="spellEnd"/>
           <w:r>
@@ -37428,7 +35182,6 @@
             <w:t>{{</w:t>
           </w:r>
           <w:proofErr w:type="spellStart"/>
-          <w:proofErr w:type="gramStart"/>
           <w:r>
             <w:rPr>
               <w:rFonts w:ascii="微软雅黑" w:eastAsia="微软雅黑" w:hAnsi="微软雅黑"/>
@@ -37436,17 +35189,7 @@
               <w:sz w:val="20"/>
               <w:szCs w:val="20"/>
             </w:rPr>
-            <w:t>sample.patient</w:t>
-          </w:r>
-          <w:proofErr w:type="gramEnd"/>
-          <w:r>
-            <w:rPr>
-              <w:rFonts w:ascii="微软雅黑" w:eastAsia="微软雅黑" w:hAnsi="微软雅黑"/>
-              <w:kern w:val="0"/>
-              <w:sz w:val="20"/>
-              <w:szCs w:val="20"/>
-            </w:rPr>
-            <w:t>_name</w:t>
+            <w:t>sample.patient_name</w:t>
           </w:r>
           <w:proofErr w:type="spellEnd"/>
           <w:r>
@@ -40071,10 +37814,6 @@
 </file>
 
 <file path=customXml/item1.xml><?xml version="1.0" encoding="utf-8"?>
-<b:Sources xmlns:b="http://schemas.openxmlformats.org/officeDocument/2006/bibliography" xmlns="http://schemas.openxmlformats.org/officeDocument/2006/bibliography" SelectedStyle="\APASixthEditionOfficeOnline.xsl" StyleName="APA" Version="6"/>
-</file>
-
-<file path=customXml/item2.xml><?xml version="1.0" encoding="utf-8"?>
 <s:customData xmlns="http://www.wps.cn/officeDocument/2013/wpsCustomData" xmlns:s="http://www.wps.cn/officeDocument/2013/wpsCustomData">
   <customSectProps>
     <customSectPr/>
@@ -40089,18 +37828,22 @@
 </s:customData>
 </file>
 
+<file path=customXml/item2.xml><?xml version="1.0" encoding="utf-8"?>
+<b:Sources xmlns:b="http://schemas.openxmlformats.org/officeDocument/2006/bibliography" xmlns="http://schemas.openxmlformats.org/officeDocument/2006/bibliography" SelectedStyle="\APASixthEditionOfficeOnline.xsl" StyleName="APA" Version="6"/>
+</file>
+
 <file path=customXml/itemProps1.xml><?xml version="1.0" encoding="utf-8"?>
+<ds:datastoreItem xmlns:ds="http://schemas.openxmlformats.org/officeDocument/2006/customXml" ds:itemID="{B1977F7D-205B-4081-913C-38D41E755F92}">
+  <ds:schemaRefs>
+    <ds:schemaRef ds:uri="http://www.wps.cn/officeDocument/2013/wpsCustomData"/>
+  </ds:schemaRefs>
+</ds:datastoreItem>
+</file>
+
+<file path=customXml/itemProps2.xml><?xml version="1.0" encoding="utf-8"?>
 <ds:datastoreItem xmlns:ds="http://schemas.openxmlformats.org/officeDocument/2006/customXml" ds:itemID="{CB64A0C3-8E84-4055-96E2-4DA4829BF747}">
   <ds:schemaRefs>
     <ds:schemaRef ds:uri="http://schemas.openxmlformats.org/officeDocument/2006/bibliography"/>
   </ds:schemaRefs>
 </ds:datastoreItem>
-</file>
-
-<file path=customXml/itemProps2.xml><?xml version="1.0" encoding="utf-8"?>
-<ds:datastoreItem xmlns:ds="http://schemas.openxmlformats.org/officeDocument/2006/customXml" ds:itemID="{B1977F7D-205B-4081-913C-38D41E755F92}">
-  <ds:schemaRefs>
-    <ds:schemaRef ds:uri="http://www.wps.cn/officeDocument/2013/wpsCustomData"/>
-  </ds:schemaRefs>
-</ds:datastoreItem>
 </file>